--- a/docs/manuals/金桥融通WMS仓库管理员操作手册.docx
+++ b/docs/manuals/金桥融通WMS仓库管理员操作手册.docx
@@ -13,7 +13,7 @@
         <w:rPr/>
         <w:drawing>
           <wp:inline distT="0" distB="0" distL="0" distR="0">
-            <wp:extent cx="9753600" cy="9753600"/>
+            <wp:extent cx="838200" cy="838200"/>
             <wp:effectExtent l="0" t="0" r="0" b="0"/>
             <wp:docPr id="1" name="Image1" descr="" title="金桥融通"/>
             <wp:cNvGraphicFramePr>
@@ -37,7 +37,7 @@
                   <pic:spPr bwMode="auto">
                     <a:xfrm>
                       <a:off x="0" y="0"/>
-                      <a:ext cx="9753600" cy="9753600"/>
+                      <a:ext cx="838200" cy="838200"/>
                     </a:xfrm>
                     <a:prstGeom prst="rect">
                       <a:avLst/>
@@ -117,7 +117,7 @@
       </w:r>
       <w:r>
         <w:rPr/>
-        <w:t>V2.0</w:t>
+        <w:t>V2.1</w:t>
       </w:r>
     </w:p>
     <w:p>
@@ -134,7 +134,7 @@
       </w:r>
       <w:r>
         <w:rPr/>
-        <w:t xml:space="preserve">2026-08-04 </w:t>
+        <w:t xml:space="preserve">2026-09-07 </w:t>
       </w:r>
       <w:r>
         <w:rPr/>
@@ -190,6 +190,7 @@
     <w:p>
       <w:pPr>
         <w:pStyle w:val="Heading1"/>
+        <w:pageBreakBefore w:val="1"/>
         <w:bidi w:val="0"/>
         <w:jc w:val="start"/>
         <w:rPr/>
@@ -294,7 +295,33 @@
         <w:jc w:val="start"/>
         <w:rPr/>
       </w:pPr>
-      <w:hyperlink w:anchor="section-4-账号和数据范围">
+      <w:hyperlink w:anchor="section-4-登录失效与切换账号">
+        <w:r>
+          <w:rPr>
+            <w:rStyle w:val="Hyperlink"/>
+          </w:rPr>
+          <w:t>登录失效与切换账号</w:t>
+        </w:r>
+      </w:hyperlink>
+    </w:p>
+    <w:p>
+      <w:pPr>
+        <w:pStyle w:val="BodyText"/>
+        <w:numPr>
+          <w:ilvl w:val="0"/>
+          <w:numId w:val="1"/>
+        </w:numPr>
+        <w:tabs>
+          <w:tab w:val="clear" w:pos="1134"/>
+          <w:tab w:val="left" w:pos="709" w:leader="none"/>
+        </w:tabs>
+        <w:bidi w:val="0"/>
+        <w:spacing w:before="0" w:after="0"/>
+        <w:ind w:hanging="283" w:start="709"/>
+        <w:jc w:val="start"/>
+        <w:rPr/>
+      </w:pPr>
+      <w:hyperlink w:anchor="section-5-账号和数据范围">
         <w:r>
           <w:rPr>
             <w:rStyle w:val="Hyperlink"/>
@@ -320,7 +347,7 @@
         <w:jc w:val="start"/>
         <w:rPr/>
       </w:pPr>
-      <w:hyperlink w:anchor="section-5-通用操作原则">
+      <w:hyperlink w:anchor="section-6-通用操作原则">
         <w:r>
           <w:rPr>
             <w:rStyle w:val="Hyperlink"/>
@@ -346,7 +373,7 @@
         <w:jc w:val="start"/>
         <w:rPr/>
       </w:pPr>
-      <w:hyperlink w:anchor="section-6-修改密码与退出">
+      <w:hyperlink w:anchor="section-7-修改密码与退出">
         <w:r>
           <w:rPr>
             <w:rStyle w:val="Hyperlink"/>
@@ -372,7 +399,7 @@
         <w:jc w:val="start"/>
         <w:rPr/>
       </w:pPr>
-      <w:hyperlink w:anchor="section-7-角色定位与权限">
+      <w:hyperlink w:anchor="section-8-角色定位与权限">
         <w:r>
           <w:rPr>
             <w:rStyle w:val="Hyperlink"/>
@@ -398,7 +425,7 @@
         <w:jc w:val="start"/>
         <w:rPr/>
       </w:pPr>
-      <w:hyperlink w:anchor="section-8-每日工作顺序">
+      <w:hyperlink w:anchor="section-9-每日工作顺序">
         <w:r>
           <w:rPr>
             <w:rStyle w:val="Hyperlink"/>
@@ -424,7 +451,7 @@
         <w:jc w:val="start"/>
         <w:rPr/>
       </w:pPr>
-      <w:hyperlink w:anchor="section-9-入库单确认与收货监督">
+      <w:hyperlink w:anchor="section-10-入库单确认与收货监督">
         <w:r>
           <w:rPr>
             <w:rStyle w:val="Hyperlink"/>
@@ -450,7 +477,7 @@
         <w:jc w:val="start"/>
         <w:rPr/>
       </w:pPr>
-      <w:hyperlink w:anchor="section-10-标准出库确认与任务发布">
+      <w:hyperlink w:anchor="section-11-标准出库确认与任务发布">
         <w:r>
           <w:rPr>
             <w:rStyle w:val="Hyperlink"/>
@@ -476,7 +503,7 @@
         <w:jc w:val="start"/>
         <w:rPr/>
       </w:pPr>
-      <w:hyperlink w:anchor="section-11-驳回-取消和库存释放">
+      <w:hyperlink w:anchor="section-12-驳回-取消和库存释放">
         <w:r>
           <w:rPr>
             <w:rStyle w:val="Hyperlink"/>
@@ -502,7 +529,7 @@
         <w:jc w:val="start"/>
         <w:rPr/>
       </w:pPr>
-      <w:hyperlink w:anchor="section-12-任务发布-审核与过账">
+      <w:hyperlink w:anchor="section-13-任务发布-审核与过账">
         <w:r>
           <w:rPr>
             <w:rStyle w:val="Hyperlink"/>
@@ -528,7 +555,7 @@
         <w:jc w:val="start"/>
         <w:rPr/>
       </w:pPr>
-      <w:hyperlink w:anchor="section-13-库存查询-调整与盘点控制">
+      <w:hyperlink w:anchor="section-14-库存查询-调整与盘点控制">
         <w:r>
           <w:rPr>
             <w:rStyle w:val="Hyperlink"/>
@@ -554,7 +581,91 @@
         <w:jc w:val="start"/>
         <w:rPr/>
       </w:pPr>
-      <w:hyperlink w:anchor="section-14-报表-导出与额外财务权限">
+      <w:hyperlink w:anchor="section-15-移库审批-下发与异常处理">
+        <w:r>
+          <w:rPr>
+            <w:rStyle w:val="Hyperlink"/>
+          </w:rPr>
+          <w:t>移库审批、下发与异常处理</w:t>
+        </w:r>
+      </w:hyperlink>
+    </w:p>
+    <w:p>
+      <w:pPr>
+        <w:pStyle w:val="BodyText"/>
+        <w:numPr>
+          <w:ilvl w:val="0"/>
+          <w:numId w:val="1"/>
+        </w:numPr>
+        <w:tabs>
+          <w:tab w:val="clear" w:pos="1134"/>
+          <w:tab w:val="left" w:pos="709" w:leader="none"/>
+        </w:tabs>
+        <w:bidi w:val="0"/>
+        <w:spacing w:before="0" w:after="0"/>
+        <w:ind w:hanging="283" w:start="709"/>
+        <w:jc w:val="start"/>
+        <w:rPr/>
+      </w:pPr>
+      <w:hyperlink w:anchor="section-16-要货审核与补货监督">
+        <w:r>
+          <w:rPr>
+            <w:rStyle w:val="Hyperlink"/>
+          </w:rPr>
+          <w:t>要货审核与补货监督</w:t>
+        </w:r>
+      </w:hyperlink>
+    </w:p>
+    <w:p>
+      <w:pPr>
+        <w:pStyle w:val="BodyText"/>
+        <w:numPr>
+          <w:ilvl w:val="0"/>
+          <w:numId w:val="1"/>
+        </w:numPr>
+        <w:tabs>
+          <w:tab w:val="clear" w:pos="1134"/>
+          <w:tab w:val="left" w:pos="709" w:leader="none"/>
+        </w:tabs>
+        <w:bidi w:val="0"/>
+        <w:spacing w:before="0" w:after="0"/>
+        <w:ind w:hanging="283" w:start="709"/>
+        <w:jc w:val="start"/>
+        <w:rPr/>
+      </w:pPr>
+      <w:hyperlink w:anchor="section-17-POS-岗位与打印交接">
+        <w:r>
+          <w:rPr>
+            <w:rStyle w:val="Hyperlink"/>
+          </w:rPr>
+          <w:t xml:space="preserve">POS </w:t>
+        </w:r>
+        <w:r>
+          <w:rPr>
+            <w:rStyle w:val="Hyperlink"/>
+          </w:rPr>
+          <w:t>岗位与打印交接</w:t>
+        </w:r>
+      </w:hyperlink>
+    </w:p>
+    <w:p>
+      <w:pPr>
+        <w:pStyle w:val="BodyText"/>
+        <w:numPr>
+          <w:ilvl w:val="0"/>
+          <w:numId w:val="1"/>
+        </w:numPr>
+        <w:tabs>
+          <w:tab w:val="clear" w:pos="1134"/>
+          <w:tab w:val="left" w:pos="709" w:leader="none"/>
+        </w:tabs>
+        <w:bidi w:val="0"/>
+        <w:spacing w:before="0" w:after="0"/>
+        <w:ind w:hanging="283" w:start="709"/>
+        <w:jc w:val="start"/>
+        <w:rPr/>
+      </w:pPr>
+      <w:hyperlink w:anchor="section-18-报表-导出与额外财务权限">
         <w:r>
           <w:rPr>
             <w:rStyle w:val="Hyperlink"/>
@@ -580,7 +691,7 @@
         <w:jc w:val="start"/>
         <w:rPr/>
       </w:pPr>
-      <w:hyperlink w:anchor="section-15-日结检查表">
+      <w:hyperlink w:anchor="section-19-日结检查表">
         <w:r>
           <w:rPr>
             <w:rStyle w:val="Hyperlink"/>
@@ -606,7 +717,7 @@
         <w:jc w:val="start"/>
         <w:rPr/>
       </w:pPr>
-      <w:hyperlink w:anchor="section-16-常见状态与控制点">
+      <w:hyperlink w:anchor="section-20-常见状态与控制点">
         <w:r>
           <w:rPr>
             <w:rStyle w:val="Hyperlink"/>
@@ -632,7 +743,7 @@
         <w:jc w:val="start"/>
         <w:rPr/>
       </w:pPr>
-      <w:hyperlink w:anchor="section-17-异常处理与问题上报">
+      <w:hyperlink w:anchor="section-21-异常处理与问题上报">
         <w:r>
           <w:rPr>
             <w:rStyle w:val="Hyperlink"/>
@@ -658,7 +769,7 @@
         <w:jc w:val="start"/>
         <w:rPr/>
       </w:pPr>
-      <w:hyperlink w:anchor="section-18-无法登录或菜单缺失">
+      <w:hyperlink w:anchor="section-22-无法登录或菜单缺失">
         <w:r>
           <w:rPr>
             <w:rStyle w:val="Hyperlink"/>
@@ -684,7 +795,7 @@
         <w:jc w:val="start"/>
         <w:rPr/>
       </w:pPr>
-      <w:hyperlink w:anchor="section-19-数据为空或范围不正确">
+      <w:hyperlink w:anchor="section-23-数据为空或范围不正确">
         <w:r>
           <w:rPr>
             <w:rStyle w:val="Hyperlink"/>
@@ -710,7 +821,7 @@
         <w:jc w:val="start"/>
         <w:rPr/>
       </w:pPr>
-      <w:hyperlink w:anchor="section-20-网络超时或重复提交提示">
+      <w:hyperlink w:anchor="section-24-网络超时或重复提交提示">
         <w:r>
           <w:rPr>
             <w:rStyle w:val="Hyperlink"/>
@@ -736,7 +847,59 @@
         <w:jc w:val="start"/>
         <w:rPr/>
       </w:pPr>
-      <w:hyperlink w:anchor="section-21-库存-任务或账单不一致">
+      <w:hyperlink w:anchor="section-25-打印失败或打印页过期">
+        <w:r>
+          <w:rPr>
+            <w:rStyle w:val="Hyperlink"/>
+          </w:rPr>
+          <w:t>打印失败或打印页过期</w:t>
+        </w:r>
+      </w:hyperlink>
+    </w:p>
+    <w:p>
+      <w:pPr>
+        <w:pStyle w:val="BodyText"/>
+        <w:numPr>
+          <w:ilvl w:val="0"/>
+          <w:numId w:val="1"/>
+        </w:numPr>
+        <w:tabs>
+          <w:tab w:val="clear" w:pos="1134"/>
+          <w:tab w:val="left" w:pos="709" w:leader="none"/>
+        </w:tabs>
+        <w:bidi w:val="0"/>
+        <w:spacing w:before="0" w:after="0"/>
+        <w:ind w:hanging="283" w:start="709"/>
+        <w:jc w:val="start"/>
+        <w:rPr/>
+      </w:pPr>
+      <w:hyperlink w:anchor="section-26-移库-补货过账失败">
+        <w:r>
+          <w:rPr>
+            <w:rStyle w:val="Hyperlink"/>
+          </w:rPr>
+          <w:t>移库、补货过账失败</w:t>
+        </w:r>
+      </w:hyperlink>
+    </w:p>
+    <w:p>
+      <w:pPr>
+        <w:pStyle w:val="BodyText"/>
+        <w:numPr>
+          <w:ilvl w:val="0"/>
+          <w:numId w:val="1"/>
+        </w:numPr>
+        <w:tabs>
+          <w:tab w:val="clear" w:pos="1134"/>
+          <w:tab w:val="left" w:pos="709" w:leader="none"/>
+        </w:tabs>
+        <w:bidi w:val="0"/>
+        <w:spacing w:before="0" w:after="0"/>
+        <w:ind w:hanging="283" w:start="709"/>
+        <w:jc w:val="start"/>
+        <w:rPr/>
+      </w:pPr>
+      <w:hyperlink w:anchor="section-27-库存-任务或账单不一致">
         <w:r>
           <w:rPr>
             <w:rStyle w:val="Hyperlink"/>
@@ -762,7 +925,7 @@
         <w:jc w:val="start"/>
         <w:rPr/>
       </w:pPr>
-      <w:hyperlink w:anchor="section-22-问题上报模板">
+      <w:hyperlink w:anchor="section-28-问题上报模板">
         <w:r>
           <w:rPr>
             <w:rStyle w:val="Hyperlink"/>
@@ -788,7 +951,7 @@
         <w:jc w:val="start"/>
         <w:rPr/>
       </w:pPr>
-      <w:hyperlink w:anchor="section-23-日常自检与培训验收">
+      <w:hyperlink w:anchor="section-29-日常自检与培训验收">
         <w:r>
           <w:rPr>
             <w:rStyle w:val="Hyperlink"/>
@@ -814,7 +977,7 @@
         <w:jc w:val="start"/>
         <w:rPr/>
       </w:pPr>
-      <w:hyperlink w:anchor="section-24-专项手册与边界">
+      <w:hyperlink w:anchor="section-30-专项手册与边界">
         <w:r>
           <w:rPr>
             <w:rStyle w:val="Hyperlink"/>
@@ -839,7 +1002,7 @@
         <w:jc w:val="start"/>
         <w:rPr/>
       </w:pPr>
-      <w:hyperlink w:anchor="section-25-文档修订记录">
+      <w:hyperlink w:anchor="section-31-文档修订记录">
         <w:r>
           <w:rPr>
             <w:rStyle w:val="Hyperlink"/>
@@ -851,6 +1014,7 @@
     <w:p>
       <w:pPr>
         <w:pStyle w:val="BodyText"/>
+        <w:pageBreakBefore w:val="1"/>
         <w:bidi w:val="0"/>
         <w:jc w:val="start"/>
         <w:rPr/>
@@ -879,7 +1043,7 @@
       </w:r>
       <w:r>
         <w:rPr/>
-        <w:t>V2.0</w:t>
+        <w:t>V2.1</w:t>
       </w:r>
     </w:p>
     <w:p>
@@ -901,7 +1065,7 @@
       </w:r>
       <w:r>
         <w:rPr/>
-        <w:t xml:space="preserve">2026-08-04 </w:t>
+        <w:t xml:space="preserve">2026-09-07 </w:t>
       </w:r>
       <w:r>
         <w:rPr/>
@@ -1041,20 +1205,20 @@
     </w:p>
     <w:tbl>
       <w:tblPr>
-        <w:tblW w:w="5537" w:type="dxa"/>
+        <w:tblW w:w="10050" w:type="dxa"/>
         <w:jc w:val="start"/>
         <w:tblInd w:w="0" w:type="dxa"/>
         <w:tblLayout w:type="fixed"/>
         <w:tblCellMar>
-          <w:top w:w="28" w:type="dxa"/>
-          <w:start w:w="28" w:type="dxa"/>
-          <w:bottom w:w="28" w:type="dxa"/>
-          <w:end w:w="28" w:type="dxa"/>
+          <w:top w:w="80" w:type="dxa"/>
+          <w:start w:w="80" w:type="dxa"/>
+          <w:bottom w:w="80" w:type="dxa"/>
+          <w:end w:w="80" w:type="dxa"/>
         </w:tblCellMar>
       </w:tblPr>
       <w:tblGrid>
-        <w:gridCol w:w="1096"/>
-        <w:gridCol w:w="4441"/>
+        <w:gridCol w:w="2084"/>
+        <w:gridCol w:w="7965"/>
       </w:tblGrid>
       <w:tr>
         <w:trPr>
@@ -1062,42 +1226,58 @@
         </w:trPr>
         <w:tc>
           <w:tcPr>
-            <w:tcW w:w="1096" w:type="dxa"/>
-            <w:tcBorders/>
-            <w:vAlign w:val="center"/>
+            <w:tcW w:w="2084" w:type="dxa"/>
+            <w:tcBorders>
+              <w:top w:val="single" w:sz="2" w:space="0" w:color="BDC9DA"/>
+              <w:start w:val="single" w:sz="2" w:space="0" w:color="BDC9DA"/>
+              <w:bottom w:val="single" w:sz="2" w:space="0" w:color="BDC9DA"/>
+              <w:end w:val="single" w:sz="2" w:space="0" w:color="BDC9DA"/>
+            </w:tcBorders>
+            <w:shd w:fill="EAF1FD" w:val="clear"/>
           </w:tcPr>
           <w:p>
             <w:pPr>
               <w:pStyle w:val="TableHeading"/>
-              <w:suppressLineNumbers/>
               <w:bidi w:val="0"/>
               <w:spacing w:before="0" w:after="283"/>
-              <w:jc w:val="center"/>
-              <w:rPr/>
+              <w:ind w:hanging="0" w:start="0" w:end="0"/>
+              <w:rPr>
+                <w:sz w:val="18"/>
+              </w:rPr>
             </w:pPr>
             <w:r>
-              <w:rPr/>
+              <w:rPr>
+                <w:sz w:val="18"/>
+              </w:rPr>
               <w:t>项目</w:t>
             </w:r>
           </w:p>
         </w:tc>
         <w:tc>
           <w:tcPr>
-            <w:tcW w:w="4441" w:type="dxa"/>
-            <w:tcBorders/>
-            <w:vAlign w:val="center"/>
+            <w:tcW w:w="7965" w:type="dxa"/>
+            <w:tcBorders>
+              <w:top w:val="single" w:sz="2" w:space="0" w:color="BDC9DA"/>
+              <w:start w:val="single" w:sz="2" w:space="0" w:color="BDC9DA"/>
+              <w:bottom w:val="single" w:sz="2" w:space="0" w:color="BDC9DA"/>
+              <w:end w:val="single" w:sz="2" w:space="0" w:color="BDC9DA"/>
+            </w:tcBorders>
+            <w:shd w:fill="EAF1FD" w:val="clear"/>
           </w:tcPr>
           <w:p>
             <w:pPr>
               <w:pStyle w:val="TableHeading"/>
-              <w:suppressLineNumbers/>
               <w:bidi w:val="0"/>
               <w:spacing w:before="0" w:after="283"/>
-              <w:jc w:val="center"/>
-              <w:rPr/>
+              <w:ind w:hanging="0" w:start="0" w:end="0"/>
+              <w:rPr>
+                <w:sz w:val="18"/>
+              </w:rPr>
             </w:pPr>
             <w:r>
-              <w:rPr/>
+              <w:rPr>
+                <w:sz w:val="18"/>
+              </w:rPr>
               <w:t>本角色要求</w:t>
             </w:r>
           </w:p>
@@ -1107,40 +1287,58 @@
         <w:trPr/>
         <w:tc>
           <w:tcPr>
-            <w:tcW w:w="1096" w:type="dxa"/>
-            <w:tcBorders/>
-            <w:vAlign w:val="center"/>
+            <w:tcW w:w="2084" w:type="dxa"/>
+            <w:tcBorders>
+              <w:top w:val="single" w:sz="2" w:space="0" w:color="BDC9DA"/>
+              <w:start w:val="single" w:sz="2" w:space="0" w:color="BDC9DA"/>
+              <w:bottom w:val="single" w:sz="2" w:space="0" w:color="BDC9DA"/>
+              <w:end w:val="single" w:sz="2" w:space="0" w:color="BDC9DA"/>
+            </w:tcBorders>
           </w:tcPr>
           <w:p>
             <w:pPr>
               <w:pStyle w:val="TableContents"/>
               <w:bidi w:val="0"/>
               <w:spacing w:before="0" w:after="283"/>
+              <w:ind w:hanging="0" w:start="0" w:end="0"/>
               <w:jc w:val="start"/>
-              <w:rPr/>
+              <w:rPr>
+                <w:sz w:val="18"/>
+              </w:rPr>
             </w:pPr>
             <w:r>
-              <w:rPr/>
+              <w:rPr>
+                <w:sz w:val="18"/>
+              </w:rPr>
               <w:t>角色</w:t>
             </w:r>
           </w:p>
         </w:tc>
         <w:tc>
           <w:tcPr>
-            <w:tcW w:w="4441" w:type="dxa"/>
-            <w:tcBorders/>
-            <w:vAlign w:val="center"/>
+            <w:tcW w:w="7965" w:type="dxa"/>
+            <w:tcBorders>
+              <w:top w:val="single" w:sz="2" w:space="0" w:color="BDC9DA"/>
+              <w:start w:val="single" w:sz="2" w:space="0" w:color="BDC9DA"/>
+              <w:bottom w:val="single" w:sz="2" w:space="0" w:color="BDC9DA"/>
+              <w:end w:val="single" w:sz="2" w:space="0" w:color="BDC9DA"/>
+            </w:tcBorders>
           </w:tcPr>
           <w:p>
             <w:pPr>
               <w:pStyle w:val="TableContents"/>
               <w:bidi w:val="0"/>
               <w:spacing w:before="0" w:after="283"/>
+              <w:ind w:hanging="0" w:start="0" w:end="0"/>
               <w:jc w:val="start"/>
-              <w:rPr/>
+              <w:rPr>
+                <w:sz w:val="18"/>
+              </w:rPr>
             </w:pPr>
             <w:r>
-              <w:rPr/>
+              <w:rPr>
+                <w:sz w:val="18"/>
+              </w:rPr>
               <w:t>仓库管理员</w:t>
             </w:r>
           </w:p>
@@ -1150,47 +1348,63 @@
         <w:trPr/>
         <w:tc>
           <w:tcPr>
-            <w:tcW w:w="1096" w:type="dxa"/>
-            <w:tcBorders/>
-            <w:vAlign w:val="center"/>
+            <w:tcW w:w="2084" w:type="dxa"/>
+            <w:tcBorders>
+              <w:top w:val="single" w:sz="2" w:space="0" w:color="BDC9DA"/>
+              <w:start w:val="single" w:sz="2" w:space="0" w:color="BDC9DA"/>
+              <w:bottom w:val="single" w:sz="2" w:space="0" w:color="BDC9DA"/>
+              <w:end w:val="single" w:sz="2" w:space="0" w:color="BDC9DA"/>
+            </w:tcBorders>
           </w:tcPr>
           <w:p>
             <w:pPr>
               <w:pStyle w:val="TableContents"/>
               <w:bidi w:val="0"/>
               <w:spacing w:before="0" w:after="283"/>
+              <w:ind w:hanging="0" w:start="0" w:end="0"/>
               <w:jc w:val="start"/>
-              <w:rPr/>
+              <w:rPr>
+                <w:sz w:val="18"/>
+              </w:rPr>
             </w:pPr>
             <w:r>
-              <w:rPr/>
+              <w:rPr>
+                <w:sz w:val="18"/>
+              </w:rPr>
               <w:t>正式权限组</w:t>
             </w:r>
           </w:p>
         </w:tc>
         <w:tc>
           <w:tcPr>
-            <w:tcW w:w="4441" w:type="dxa"/>
-            <w:tcBorders/>
-            <w:vAlign w:val="center"/>
+            <w:tcW w:w="7965" w:type="dxa"/>
+            <w:tcBorders>
+              <w:top w:val="single" w:sz="2" w:space="0" w:color="BDC9DA"/>
+              <w:start w:val="single" w:sz="2" w:space="0" w:color="BDC9DA"/>
+              <w:bottom w:val="single" w:sz="2" w:space="0" w:color="BDC9DA"/>
+              <w:end w:val="single" w:sz="2" w:space="0" w:color="BDC9DA"/>
+            </w:tcBorders>
           </w:tcPr>
           <w:p>
             <w:pPr>
               <w:pStyle w:val="TableContents"/>
               <w:bidi w:val="0"/>
               <w:spacing w:before="0" w:after="283"/>
+              <w:ind w:hanging="0" w:start="0" w:end="0"/>
               <w:jc w:val="start"/>
               <w:rPr/>
             </w:pPr>
             <w:r>
               <w:rPr>
                 <w:rStyle w:val="SourceText"/>
+                <w:sz w:val="18"/>
               </w:rPr>
               <w:t>WMS::</w:t>
             </w:r>
             <w:r>
               <w:rPr>
                 <w:rStyle w:val="SourceText"/>
+                <w:sz w:val="18"/>
               </w:rPr>
               <w:t>仓库管理员</w:t>
             </w:r>
@@ -1201,56 +1415,80 @@
         <w:trPr/>
         <w:tc>
           <w:tcPr>
-            <w:tcW w:w="1096" w:type="dxa"/>
-            <w:tcBorders/>
-            <w:vAlign w:val="center"/>
+            <w:tcW w:w="2084" w:type="dxa"/>
+            <w:tcBorders>
+              <w:top w:val="single" w:sz="2" w:space="0" w:color="BDC9DA"/>
+              <w:start w:val="single" w:sz="2" w:space="0" w:color="BDC9DA"/>
+              <w:bottom w:val="single" w:sz="2" w:space="0" w:color="BDC9DA"/>
+              <w:end w:val="single" w:sz="2" w:space="0" w:color="BDC9DA"/>
+            </w:tcBorders>
           </w:tcPr>
           <w:p>
             <w:pPr>
               <w:pStyle w:val="TableContents"/>
               <w:bidi w:val="0"/>
               <w:spacing w:before="0" w:after="283"/>
+              <w:ind w:hanging="0" w:start="0" w:end="0"/>
               <w:jc w:val="start"/>
-              <w:rPr/>
+              <w:rPr>
+                <w:sz w:val="18"/>
+              </w:rPr>
             </w:pPr>
             <w:r>
-              <w:rPr/>
+              <w:rPr>
+                <w:sz w:val="18"/>
+              </w:rPr>
               <w:t>主要入口</w:t>
             </w:r>
           </w:p>
         </w:tc>
         <w:tc>
           <w:tcPr>
-            <w:tcW w:w="4441" w:type="dxa"/>
-            <w:tcBorders/>
-            <w:vAlign w:val="center"/>
+            <w:tcW w:w="7965" w:type="dxa"/>
+            <w:tcBorders>
+              <w:top w:val="single" w:sz="2" w:space="0" w:color="BDC9DA"/>
+              <w:start w:val="single" w:sz="2" w:space="0" w:color="BDC9DA"/>
+              <w:bottom w:val="single" w:sz="2" w:space="0" w:color="BDC9DA"/>
+              <w:end w:val="single" w:sz="2" w:space="0" w:color="BDC9DA"/>
+            </w:tcBorders>
           </w:tcPr>
           <w:p>
             <w:pPr>
               <w:pStyle w:val="TableContents"/>
               <w:bidi w:val="0"/>
               <w:spacing w:before="0" w:after="283"/>
+              <w:ind w:hanging="0" w:start="0" w:end="0"/>
               <w:jc w:val="start"/>
               <w:rPr/>
             </w:pPr>
             <w:r>
-              <w:rPr/>
+              <w:rPr>
+                <w:sz w:val="18"/>
+              </w:rPr>
               <w:t xml:space="preserve">Web </w:t>
             </w:r>
             <w:r>
-              <w:rPr/>
+              <w:rPr>
+                <w:sz w:val="18"/>
+              </w:rPr>
               <w:t xml:space="preserve">控制台 </w:t>
             </w:r>
             <w:r>
-              <w:rPr/>
+              <w:rPr>
+                <w:sz w:val="18"/>
+              </w:rPr>
               <w:t>/ Django Admin</w:t>
             </w:r>
             <w:r>
-              <w:rPr/>
+              <w:rPr>
+                <w:sz w:val="18"/>
+              </w:rPr>
               <w:t xml:space="preserve">，必要时使用仓库 </w:t>
             </w:r>
             <w:r>
-              <w:rPr/>
+              <w:rPr>
+                <w:sz w:val="18"/>
+              </w:rPr>
               <w:t>PDA</w:t>
             </w:r>
           </w:p>
@@ -1260,9 +1498,42 @@
         <w:trPr/>
         <w:tc>
           <w:tcPr>
-            <w:tcW w:w="1096" w:type="dxa"/>
-            <w:tcBorders/>
-            <w:vAlign w:val="center"/>
+            <w:tcW w:w="2084" w:type="dxa"/>
+            <w:tcBorders>
+              <w:top w:val="single" w:sz="2" w:space="0" w:color="BDC9DA"/>
+              <w:start w:val="single" w:sz="2" w:space="0" w:color="BDC9DA"/>
+              <w:bottom w:val="single" w:sz="2" w:space="0" w:color="BDC9DA"/>
+              <w:end w:val="single" w:sz="2" w:space="0" w:color="BDC9DA"/>
+            </w:tcBorders>
+          </w:tcPr>
+          <w:p>
+            <w:pPr>
+              <w:pStyle w:val="TableContents"/>
+              <w:bidi w:val="0"/>
+              <w:spacing w:before="0" w:after="283"/>
+              <w:ind w:hanging="0" w:start="0" w:end="0"/>
+              <w:jc w:val="start"/>
+              <w:rPr>
+                <w:sz w:val="18"/>
+              </w:rPr>
+            </w:pPr>
+            <w:r>
+              <w:rPr>
+                <w:sz w:val="18"/>
+              </w:rPr>
+              <w:t>数据范围</w:t>
+            </w:r>
+          </w:p>
+        </w:tc>
+        <w:tc>
+          <w:tcPr>
+            <w:tcW w:w="7965" w:type="dxa"/>
+            <w:tcBorders>
+              <w:top w:val="single" w:sz="2" w:space="0" w:color="BDC9DA"/>
+              <w:start w:val="single" w:sz="2" w:space="0" w:color="BDC9DA"/>
+              <w:bottom w:val="single" w:sz="2" w:space="0" w:color="BDC9DA"/>
+              <w:end w:val="single" w:sz="2" w:space="0" w:color="BDC9DA"/>
+            </w:tcBorders>
           </w:tcPr>
           <w:p>
             <w:pPr>
@@ -1270,30 +1541,14 @@
               <w:bidi w:val="0"/>
               <w:spacing w:before="0" w:after="283"/>
               <w:jc w:val="start"/>
-              <w:rPr/>
+              <w:rPr>
+                <w:sz w:val="18"/>
+              </w:rPr>
             </w:pPr>
             <w:r>
-              <w:rPr/>
-              <w:t>数据范围</w:t>
-            </w:r>
-          </w:p>
-        </w:tc>
-        <w:tc>
-          <w:tcPr>
-            <w:tcW w:w="4441" w:type="dxa"/>
-            <w:tcBorders/>
-            <w:vAlign w:val="center"/>
-          </w:tcPr>
-          <w:p>
-            <w:pPr>
-              <w:pStyle w:val="TableContents"/>
-              <w:bidi w:val="0"/>
-              <w:spacing w:before="0" w:after="283"/>
-              <w:jc w:val="start"/>
-              <w:rPr/>
-            </w:pPr>
-            <w:r>
-              <w:rPr/>
+              <w:rPr>
+                <w:sz w:val="18"/>
+              </w:rPr>
               <w:t>一个明确的仓库范围</w:t>
             </w:r>
           </w:p>
@@ -1475,10 +1730,134 @@
         <w:jc w:val="start"/>
         <w:rPr/>
       </w:pPr>
-      <w:bookmarkStart w:id="3" w:name="section-4-账号和数据范围"/>
+      <w:bookmarkStart w:id="3" w:name="section-4-登录失效与切换账号"/>
       <w:bookmarkEnd w:id="3"/>
       <w:r>
         <w:rPr/>
+        <w:t>登录失效与切换账号</w:t>
+      </w:r>
+    </w:p>
+    <w:p>
+      <w:pPr>
+        <w:pStyle w:val="BodyText"/>
+        <w:numPr>
+          <w:ilvl w:val="0"/>
+          <w:numId w:val="3"/>
+        </w:numPr>
+        <w:tabs>
+          <w:tab w:val="clear" w:pos="1134"/>
+          <w:tab w:val="left" w:pos="709" w:leader="none"/>
+        </w:tabs>
+        <w:bidi w:val="0"/>
+        <w:spacing w:before="0" w:after="0"/>
+        <w:ind w:hanging="283" w:start="709"/>
+        <w:jc w:val="start"/>
+        <w:rPr/>
+      </w:pPr>
+      <w:r>
+        <w:rPr/>
+        <w:t xml:space="preserve">使用管理员提供的正式入口；客户端的服务地址由部署配置决定，不在登录页自行改接其他服务器。 </w:t>
+      </w:r>
+    </w:p>
+    <w:p>
+      <w:pPr>
+        <w:pStyle w:val="BodyText"/>
+        <w:numPr>
+          <w:ilvl w:val="0"/>
+          <w:numId w:val="3"/>
+        </w:numPr>
+        <w:tabs>
+          <w:tab w:val="clear" w:pos="1134"/>
+          <w:tab w:val="left" w:pos="709" w:leader="none"/>
+        </w:tabs>
+        <w:bidi w:val="0"/>
+        <w:spacing w:before="0" w:after="0"/>
+        <w:ind w:hanging="283" w:start="709"/>
+        <w:jc w:val="start"/>
+        <w:rPr/>
+      </w:pPr>
+      <w:r>
+        <w:rPr/>
+        <w:t xml:space="preserve">使用过程中客户端会尝试续期登录。临时断网或服务器繁忙时先检查网络，恢复后重新查询当前单据；不能把网络故障当成业务未提交。 </w:t>
+      </w:r>
+    </w:p>
+    <w:p>
+      <w:pPr>
+        <w:pStyle w:val="BodyText"/>
+        <w:numPr>
+          <w:ilvl w:val="0"/>
+          <w:numId w:val="3"/>
+        </w:numPr>
+        <w:tabs>
+          <w:tab w:val="clear" w:pos="1134"/>
+          <w:tab w:val="left" w:pos="709" w:leader="none"/>
+        </w:tabs>
+        <w:bidi w:val="0"/>
+        <w:spacing w:before="0" w:after="0"/>
+        <w:ind w:hanging="283" w:start="709"/>
+        <w:jc w:val="start"/>
+        <w:rPr/>
+      </w:pPr>
+      <w:r>
+        <w:rPr/>
+        <w:t xml:space="preserve">明确提示登录失效并返回登录页时，重新登录本人账号，再核对角色、仓库或货主范围。 </w:t>
+      </w:r>
+    </w:p>
+    <w:p>
+      <w:pPr>
+        <w:pStyle w:val="BodyText"/>
+        <w:numPr>
+          <w:ilvl w:val="0"/>
+          <w:numId w:val="3"/>
+        </w:numPr>
+        <w:tabs>
+          <w:tab w:val="clear" w:pos="1134"/>
+          <w:tab w:val="left" w:pos="709" w:leader="none"/>
+        </w:tabs>
+        <w:bidi w:val="0"/>
+        <w:spacing w:before="0" w:after="0"/>
+        <w:ind w:hanging="283" w:start="709"/>
+        <w:jc w:val="start"/>
+        <w:rPr/>
+      </w:pPr>
+      <w:r>
+        <w:rPr/>
+        <w:t xml:space="preserve">看到“登录账号已变化”或“登录状态已变化”时停止当前操作，刷新页面并重新选择业务对象。旧账号的页面结果不能作为新账号继续操作的依据。 </w:t>
+      </w:r>
+    </w:p>
+    <w:p>
+      <w:pPr>
+        <w:pStyle w:val="BodyText"/>
+        <w:numPr>
+          <w:ilvl w:val="0"/>
+          <w:numId w:val="3"/>
+        </w:numPr>
+        <w:tabs>
+          <w:tab w:val="clear" w:pos="1134"/>
+          <w:tab w:val="left" w:pos="709" w:leader="none"/>
+        </w:tabs>
+        <w:bidi w:val="0"/>
+        <w:ind w:hanging="283" w:start="709"/>
+        <w:jc w:val="start"/>
+        <w:rPr/>
+      </w:pPr>
+      <w:r>
+        <w:rPr/>
+        <w:t xml:space="preserve">连续登录过频时按提示等待，不连续点击；仍不能登录则联系管理员检查账号。 </w:t>
+      </w:r>
+    </w:p>
+    <w:p>
+      <w:pPr>
+        <w:pStyle w:val="Heading3"/>
+        <w:bidi w:val="0"/>
+        <w:ind w:hanging="0" w:start="0" w:end="0"/>
+        <w:jc w:val="start"/>
+        <w:rPr/>
+      </w:pPr>
+      <w:bookmarkStart w:id="4" w:name="section-5-账号和数据范围"/>
+      <w:bookmarkEnd w:id="4"/>
+      <w:r>
+        <w:rPr/>
         <w:t>账号和数据范围</w:t>
       </w:r>
     </w:p>
@@ -1487,7 +1866,7 @@
         <w:pStyle w:val="BodyText"/>
         <w:numPr>
           <w:ilvl w:val="0"/>
-          <w:numId w:val="3"/>
+          <w:numId w:val="4"/>
         </w:numPr>
         <w:tabs>
           <w:tab w:val="clear" w:pos="1134"/>
@@ -1517,7 +1896,7 @@
         <w:pStyle w:val="BodyText"/>
         <w:numPr>
           <w:ilvl w:val="0"/>
-          <w:numId w:val="3"/>
+          <w:numId w:val="4"/>
         </w:numPr>
         <w:tabs>
           <w:tab w:val="clear" w:pos="1134"/>
@@ -1539,7 +1918,7 @@
         <w:pStyle w:val="BodyText"/>
         <w:numPr>
           <w:ilvl w:val="0"/>
-          <w:numId w:val="3"/>
+          <w:numId w:val="4"/>
         </w:numPr>
         <w:tabs>
           <w:tab w:val="clear" w:pos="1134"/>
@@ -1569,7 +1948,7 @@
         <w:pStyle w:val="BodyText"/>
         <w:numPr>
           <w:ilvl w:val="0"/>
-          <w:numId w:val="3"/>
+          <w:numId w:val="4"/>
         </w:numPr>
         <w:tabs>
           <w:tab w:val="clear" w:pos="1134"/>
@@ -1591,7 +1970,7 @@
         <w:pStyle w:val="BodyText"/>
         <w:numPr>
           <w:ilvl w:val="0"/>
-          <w:numId w:val="3"/>
+          <w:numId w:val="4"/>
         </w:numPr>
         <w:tabs>
           <w:tab w:val="clear" w:pos="1134"/>
@@ -1615,8 +1994,8 @@
         <w:jc w:val="start"/>
         <w:rPr/>
       </w:pPr>
-      <w:bookmarkStart w:id="4" w:name="section-5-通用操作原则"/>
-      <w:bookmarkEnd w:id="4"/>
+      <w:bookmarkStart w:id="5" w:name="section-6-通用操作原则"/>
+      <w:bookmarkEnd w:id="5"/>
       <w:r>
         <w:rPr/>
         <w:t>通用操作原则</w:t>
@@ -1627,7 +2006,7 @@
         <w:pStyle w:val="BodyText"/>
         <w:numPr>
           <w:ilvl w:val="0"/>
-          <w:numId w:val="4"/>
+          <w:numId w:val="5"/>
         </w:numPr>
         <w:tabs>
           <w:tab w:val="clear" w:pos="1134"/>
@@ -1649,7 +2028,7 @@
         <w:pStyle w:val="BodyText"/>
         <w:numPr>
           <w:ilvl w:val="0"/>
-          <w:numId w:val="4"/>
+          <w:numId w:val="5"/>
         </w:numPr>
         <w:tabs>
           <w:tab w:val="clear" w:pos="1134"/>
@@ -1671,7 +2050,7 @@
         <w:pStyle w:val="BodyText"/>
         <w:numPr>
           <w:ilvl w:val="0"/>
-          <w:numId w:val="4"/>
+          <w:numId w:val="5"/>
         </w:numPr>
         <w:tabs>
           <w:tab w:val="clear" w:pos="1134"/>
@@ -1693,7 +2072,7 @@
         <w:pStyle w:val="BodyText"/>
         <w:numPr>
           <w:ilvl w:val="0"/>
-          <w:numId w:val="4"/>
+          <w:numId w:val="5"/>
         </w:numPr>
         <w:tabs>
           <w:tab w:val="clear" w:pos="1134"/>
@@ -1715,7 +2094,7 @@
         <w:pStyle w:val="BodyText"/>
         <w:numPr>
           <w:ilvl w:val="0"/>
-          <w:numId w:val="4"/>
+          <w:numId w:val="5"/>
         </w:numPr>
         <w:tabs>
           <w:tab w:val="clear" w:pos="1134"/>
@@ -1737,7 +2116,7 @@
         <w:pStyle w:val="BodyText"/>
         <w:numPr>
           <w:ilvl w:val="0"/>
-          <w:numId w:val="4"/>
+          <w:numId w:val="5"/>
         </w:numPr>
         <w:tabs>
           <w:tab w:val="clear" w:pos="1134"/>
@@ -1761,8 +2140,8 @@
         <w:jc w:val="start"/>
         <w:rPr/>
       </w:pPr>
-      <w:bookmarkStart w:id="5" w:name="section-6-修改密码与退出"/>
-      <w:bookmarkEnd w:id="5"/>
+      <w:bookmarkStart w:id="6" w:name="section-7-修改密码与退出"/>
+      <w:bookmarkEnd w:id="6"/>
       <w:r>
         <w:rPr/>
         <w:t>修改密码与退出</w:t>
@@ -1773,7 +2152,7 @@
         <w:pStyle w:val="BodyText"/>
         <w:numPr>
           <w:ilvl w:val="0"/>
-          <w:numId w:val="5"/>
+          <w:numId w:val="6"/>
         </w:numPr>
         <w:tabs>
           <w:tab w:val="clear" w:pos="1134"/>
@@ -1795,7 +2174,7 @@
         <w:pStyle w:val="BodyText"/>
         <w:numPr>
           <w:ilvl w:val="0"/>
-          <w:numId w:val="5"/>
+          <w:numId w:val="6"/>
         </w:numPr>
         <w:tabs>
           <w:tab w:val="clear" w:pos="1134"/>
@@ -1817,13 +2196,14 @@
         <w:pStyle w:val="BodyText"/>
         <w:numPr>
           <w:ilvl w:val="0"/>
-          <w:numId w:val="5"/>
-        </w:numPr>
-        <w:tabs>
-          <w:tab w:val="clear" w:pos="1134"/>
-          <w:tab w:val="left" w:pos="709" w:leader="none"/>
-        </w:tabs>
-        <w:bidi w:val="0"/>
+          <w:numId w:val="6"/>
+        </w:numPr>
+        <w:tabs>
+          <w:tab w:val="clear" w:pos="1134"/>
+          <w:tab w:val="left" w:pos="709" w:leader="none"/>
+        </w:tabs>
+        <w:bidi w:val="0"/>
+        <w:spacing w:before="0" w:after="0"/>
         <w:ind w:hanging="283" w:start="709"/>
         <w:jc w:val="start"/>
         <w:rPr/>
@@ -1835,6 +2215,27 @@
     </w:p>
     <w:p>
       <w:pPr>
+        <w:pStyle w:val="BodyText"/>
+        <w:numPr>
+          <w:ilvl w:val="0"/>
+          <w:numId w:val="6"/>
+        </w:numPr>
+        <w:tabs>
+          <w:tab w:val="clear" w:pos="1134"/>
+          <w:tab w:val="left" w:pos="709" w:leader="none"/>
+        </w:tabs>
+        <w:bidi w:val="0"/>
+        <w:ind w:hanging="283" w:start="709"/>
+        <w:jc w:val="start"/>
+        <w:rPr/>
+      </w:pPr>
+      <w:r>
+        <w:rPr/>
+        <w:t xml:space="preserve">切换账号前先记录尚未确认的单号、任务号及收付款结果；下一位人员使用自己的账号重新打开业务页面，不接着提交上一账号遗留的内容。 </w:t>
+      </w:r>
+    </w:p>
+    <w:p>
+      <w:pPr>
         <w:pStyle w:val="HorizontalLine"/>
         <w:bidi w:val="0"/>
         <w:jc w:val="start"/>
@@ -1846,82 +2247,14 @@
     </w:p>
     <w:p>
       <w:pPr>
-        <w:pStyle w:val="BodyText"/>
-        <w:bidi w:val="0"/>
-        <w:jc w:val="start"/>
-        <w:rPr/>
-      </w:pPr>
-      <w:r>
-        <w:rPr/>
-        <w:drawing>
-          <wp:inline distT="0" distB="0" distL="0" distR="0">
-            <wp:extent cx="5715000" cy="4019550"/>
-            <wp:effectExtent l="0" t="0" r="0" b="0"/>
-            <wp:docPr id="2" name="Image2" descr="" title="Web 管理后台登录界面"/>
-            <wp:cNvGraphicFramePr>
-              <a:graphicFrameLocks xmlns:a="http://schemas.openxmlformats.org/drawingml/2006/main" noChangeAspect="1"/>
-            </wp:cNvGraphicFramePr>
-            <a:graphic xmlns:a="http://schemas.openxmlformats.org/drawingml/2006/main">
-              <a:graphicData uri="http://schemas.openxmlformats.org/drawingml/2006/picture">
-                <pic:pic xmlns:pic="http://schemas.openxmlformats.org/drawingml/2006/picture">
-                  <pic:nvPicPr>
-                    <pic:cNvPr id="2" name="Image2" descr="" title="Web 管理后台登录界面"/>
-                    <pic:cNvPicPr>
-                      <a:picLocks noChangeAspect="1" noChangeArrowheads="1"/>
-                    </pic:cNvPicPr>
-                  </pic:nvPicPr>
-                  <pic:blipFill>
-                    <a:blip r:embed="rId3"/>
-                    <a:stretch>
-                      <a:fillRect/>
-                    </a:stretch>
-                  </pic:blipFill>
-                  <pic:spPr bwMode="auto">
-                    <a:xfrm>
-                      <a:off x="0" y="0"/>
-                      <a:ext cx="5715000" cy="4019550"/>
-                    </a:xfrm>
-                    <a:prstGeom prst="rect">
-                      <a:avLst/>
-                    </a:prstGeom>
-                  </pic:spPr>
-                </pic:pic>
-              </a:graphicData>
-            </a:graphic>
-          </wp:inline>
-        </w:drawing>
-      </w:r>
-    </w:p>
-    <w:p>
-      <w:pPr>
-        <w:pStyle w:val="BodyText"/>
-        <w:bidi w:val="0"/>
-        <w:jc w:val="start"/>
-        <w:rPr/>
-      </w:pPr>
-      <w:r>
-        <w:rPr/>
-        <w:t>图：</w:t>
-      </w:r>
-      <w:r>
-        <w:rPr/>
-        <w:t xml:space="preserve">Web </w:t>
-      </w:r>
-      <w:r>
-        <w:rPr/>
-        <w:t>管理后台登录界面</w:t>
-      </w:r>
-    </w:p>
-    <w:p>
-      <w:pPr>
         <w:pStyle w:val="Heading2"/>
         <w:bidi w:val="0"/>
         <w:ind w:hanging="0" w:start="0" w:end="0"/>
         <w:jc w:val="start"/>
         <w:rPr/>
       </w:pPr>
-      <w:bookmarkStart w:id="6" w:name="section-7-角色定位与权限"/>
-      <w:bookmarkEnd w:id="6"/>
+      <w:bookmarkStart w:id="7" w:name="section-8-角色定位与权限"/>
+      <w:bookmarkEnd w:id="7"/>
       <w:r>
         <w:rPr/>
         <w:t>角色定位与权限</w:t>
@@ -2000,7 +2333,15 @@
       </w:r>
       <w:r>
         <w:rPr/>
-        <w:t>快照查看。计费、商品导入、</w:t>
+        <w:t>快照查看，以及移库管理、补货策略管理和申请审核。移库、手工要货、</w:t>
+      </w:r>
+      <w:r>
+        <w:rPr/>
+        <w:t xml:space="preserve">PDA </w:t>
+      </w:r>
+      <w:r>
+        <w:rPr/>
+        <w:t>执行及自动补货分别由功能开关控制，默认关闭，须按实际启用范围使用。计费、商品导入、</w:t>
       </w:r>
       <w:r>
         <w:rPr/>
@@ -2019,8 +2360,8 @@
         <w:jc w:val="start"/>
         <w:rPr/>
       </w:pPr>
-      <w:bookmarkStart w:id="7" w:name="section-8-每日工作顺序"/>
-      <w:bookmarkEnd w:id="7"/>
+      <w:bookmarkStart w:id="8" w:name="section-9-每日工作顺序"/>
+      <w:bookmarkEnd w:id="8"/>
       <w:r>
         <w:rPr/>
         <w:t>每日工作顺序</w:t>
@@ -2031,7 +2372,7 @@
         <w:pStyle w:val="BodyText"/>
         <w:numPr>
           <w:ilvl w:val="0"/>
-          <w:numId w:val="6"/>
+          <w:numId w:val="7"/>
         </w:numPr>
         <w:tabs>
           <w:tab w:val="clear" w:pos="1134"/>
@@ -2069,7 +2410,7 @@
         <w:pStyle w:val="BodyText"/>
         <w:numPr>
           <w:ilvl w:val="0"/>
-          <w:numId w:val="6"/>
+          <w:numId w:val="7"/>
         </w:numPr>
         <w:tabs>
           <w:tab w:val="clear" w:pos="1134"/>
@@ -2091,7 +2432,7 @@
         <w:pStyle w:val="BodyText"/>
         <w:numPr>
           <w:ilvl w:val="0"/>
-          <w:numId w:val="6"/>
+          <w:numId w:val="7"/>
         </w:numPr>
         <w:tabs>
           <w:tab w:val="clear" w:pos="1134"/>
@@ -2113,7 +2454,7 @@
         <w:pStyle w:val="BodyText"/>
         <w:numPr>
           <w:ilvl w:val="0"/>
-          <w:numId w:val="6"/>
+          <w:numId w:val="7"/>
         </w:numPr>
         <w:tabs>
           <w:tab w:val="clear" w:pos="1134"/>
@@ -2135,7 +2476,7 @@
         <w:pStyle w:val="BodyText"/>
         <w:numPr>
           <w:ilvl w:val="0"/>
-          <w:numId w:val="6"/>
+          <w:numId w:val="7"/>
         </w:numPr>
         <w:tabs>
           <w:tab w:val="clear" w:pos="1134"/>
@@ -2159,8 +2500,8 @@
         <w:jc w:val="start"/>
         <w:rPr/>
       </w:pPr>
-      <w:bookmarkStart w:id="8" w:name="section-9-入库单确认与收货监督"/>
-      <w:bookmarkEnd w:id="8"/>
+      <w:bookmarkStart w:id="9" w:name="section-10-入库单确认与收货监督"/>
+      <w:bookmarkEnd w:id="9"/>
       <w:r>
         <w:rPr/>
         <w:t>入库单确认与收货监督</w:t>
@@ -2171,7 +2512,7 @@
         <w:pStyle w:val="BodyText"/>
         <w:numPr>
           <w:ilvl w:val="0"/>
-          <w:numId w:val="7"/>
+          <w:numId w:val="8"/>
         </w:numPr>
         <w:tabs>
           <w:tab w:val="clear" w:pos="1134"/>
@@ -2193,7 +2534,7 @@
         <w:pStyle w:val="BodyText"/>
         <w:numPr>
           <w:ilvl w:val="0"/>
-          <w:numId w:val="7"/>
+          <w:numId w:val="8"/>
         </w:numPr>
         <w:tabs>
           <w:tab w:val="clear" w:pos="1134"/>
@@ -2215,7 +2556,7 @@
         <w:pStyle w:val="BodyText"/>
         <w:numPr>
           <w:ilvl w:val="0"/>
-          <w:numId w:val="7"/>
+          <w:numId w:val="8"/>
         </w:numPr>
         <w:tabs>
           <w:tab w:val="clear" w:pos="1134"/>
@@ -2237,7 +2578,7 @@
         <w:pStyle w:val="BodyText"/>
         <w:numPr>
           <w:ilvl w:val="0"/>
-          <w:numId w:val="7"/>
+          <w:numId w:val="8"/>
         </w:numPr>
         <w:tabs>
           <w:tab w:val="clear" w:pos="1134"/>
@@ -2259,7 +2600,7 @@
         <w:pStyle w:val="BodyText"/>
         <w:numPr>
           <w:ilvl w:val="0"/>
-          <w:numId w:val="7"/>
+          <w:numId w:val="8"/>
         </w:numPr>
         <w:tabs>
           <w:tab w:val="clear" w:pos="1134"/>
@@ -2289,7 +2630,7 @@
         <w:pStyle w:val="BodyText"/>
         <w:numPr>
           <w:ilvl w:val="0"/>
-          <w:numId w:val="7"/>
+          <w:numId w:val="8"/>
         </w:numPr>
         <w:tabs>
           <w:tab w:val="clear" w:pos="1134"/>
@@ -2311,13 +2652,14 @@
         <w:pStyle w:val="BodyText"/>
         <w:numPr>
           <w:ilvl w:val="0"/>
-          <w:numId w:val="7"/>
-        </w:numPr>
-        <w:tabs>
-          <w:tab w:val="clear" w:pos="1134"/>
-          <w:tab w:val="left" w:pos="709" w:leader="none"/>
-        </w:tabs>
-        <w:bidi w:val="0"/>
+          <w:numId w:val="8"/>
+        </w:numPr>
+        <w:tabs>
+          <w:tab w:val="clear" w:pos="1134"/>
+          <w:tab w:val="left" w:pos="709" w:leader="none"/>
+        </w:tabs>
+        <w:bidi w:val="0"/>
+        <w:spacing w:before="0" w:after="0"/>
         <w:ind w:hanging="283" w:start="709"/>
         <w:jc w:val="start"/>
         <w:rPr/>
@@ -2337,14 +2679,65 @@
     </w:p>
     <w:p>
       <w:pPr>
+        <w:pStyle w:val="BodyText"/>
+        <w:numPr>
+          <w:ilvl w:val="0"/>
+          <w:numId w:val="8"/>
+        </w:numPr>
+        <w:tabs>
+          <w:tab w:val="clear" w:pos="1134"/>
+          <w:tab w:val="left" w:pos="709" w:leader="none"/>
+        </w:tabs>
+        <w:bidi w:val="0"/>
+        <w:spacing w:before="0" w:after="0"/>
+        <w:ind w:hanging="283" w:start="709"/>
+        <w:jc w:val="start"/>
+        <w:rPr/>
+      </w:pPr>
+      <w:r>
+        <w:rPr/>
+        <w:t xml:space="preserve">核查差异收货行是否有破损、拒收或收货差异原因。普通商品收货是累计数量，上架是本次增量，培训和复核时不能混用。 </w:t>
+      </w:r>
+    </w:p>
+    <w:p>
+      <w:pPr>
+        <w:pStyle w:val="BodyText"/>
+        <w:numPr>
+          <w:ilvl w:val="0"/>
+          <w:numId w:val="8"/>
+        </w:numPr>
+        <w:tabs>
+          <w:tab w:val="clear" w:pos="1134"/>
+          <w:tab w:val="left" w:pos="709" w:leader="none"/>
+        </w:tabs>
+        <w:bidi w:val="0"/>
+        <w:ind w:hanging="283" w:start="709"/>
+        <w:jc w:val="start"/>
+        <w:rPr/>
+      </w:pPr>
+      <w:r>
+        <w:rPr/>
+        <w:t xml:space="preserve">收货完成不代表入库链路全部结束；确认相关上架任务均已过账，再核对入库单关闭结果。当前 </w:t>
+      </w:r>
+      <w:r>
+        <w:rPr/>
+        <w:t xml:space="preserve">PDA </w:t>
+      </w:r>
+      <w:r>
+        <w:rPr/>
+        <w:t xml:space="preserve">有订单收货页没有序列号录入控件，序列号任务须安排已验证的入口处理，不能关闭追溯控制强行收货。 </w:t>
+      </w:r>
+    </w:p>
+    <w:p>
+      <w:pPr>
         <w:pStyle w:val="Heading2"/>
         <w:bidi w:val="0"/>
         <w:ind w:hanging="0" w:start="0" w:end="0"/>
         <w:jc w:val="start"/>
         <w:rPr/>
       </w:pPr>
-      <w:bookmarkStart w:id="9" w:name="section-10-标准出库确认与任务发布"/>
-      <w:bookmarkEnd w:id="9"/>
+      <w:bookmarkStart w:id="10" w:name="section-11-标准出库确认与任务发布"/>
+      <w:bookmarkEnd w:id="10"/>
       <w:r>
         <w:rPr/>
         <w:t>标准出库确认与任务发布</w:t>
@@ -2355,7 +2748,7 @@
         <w:pStyle w:val="BodyText"/>
         <w:numPr>
           <w:ilvl w:val="0"/>
-          <w:numId w:val="8"/>
+          <w:numId w:val="9"/>
         </w:numPr>
         <w:tabs>
           <w:tab w:val="clear" w:pos="1134"/>
@@ -2377,7 +2770,7 @@
         <w:pStyle w:val="BodyText"/>
         <w:numPr>
           <w:ilvl w:val="0"/>
-          <w:numId w:val="8"/>
+          <w:numId w:val="9"/>
         </w:numPr>
         <w:tabs>
           <w:tab w:val="clear" w:pos="1134"/>
@@ -2399,7 +2792,7 @@
         <w:pStyle w:val="BodyText"/>
         <w:numPr>
           <w:ilvl w:val="0"/>
-          <w:numId w:val="8"/>
+          <w:numId w:val="9"/>
         </w:numPr>
         <w:tabs>
           <w:tab w:val="clear" w:pos="1134"/>
@@ -2421,7 +2814,7 @@
         <w:pStyle w:val="BodyText"/>
         <w:numPr>
           <w:ilvl w:val="0"/>
-          <w:numId w:val="8"/>
+          <w:numId w:val="9"/>
         </w:numPr>
         <w:tabs>
           <w:tab w:val="clear" w:pos="1134"/>
@@ -2457,7 +2850,7 @@
         <w:pStyle w:val="BodyText"/>
         <w:numPr>
           <w:ilvl w:val="0"/>
-          <w:numId w:val="8"/>
+          <w:numId w:val="9"/>
         </w:numPr>
         <w:tabs>
           <w:tab w:val="clear" w:pos="1134"/>
@@ -2497,7 +2890,7 @@
         <w:pStyle w:val="BodyText"/>
         <w:numPr>
           <w:ilvl w:val="0"/>
-          <w:numId w:val="8"/>
+          <w:numId w:val="9"/>
         </w:numPr>
         <w:tabs>
           <w:tab w:val="clear" w:pos="1134"/>
@@ -2549,8 +2942,8 @@
         <w:jc w:val="start"/>
         <w:rPr/>
       </w:pPr>
-      <w:bookmarkStart w:id="10" w:name="section-11-驳回-取消和库存释放"/>
-      <w:bookmarkEnd w:id="10"/>
+      <w:bookmarkStart w:id="11" w:name="section-12-驳回-取消和库存释放"/>
+      <w:bookmarkEnd w:id="11"/>
       <w:r>
         <w:rPr/>
         <w:t>驳回、取消和库存释放</w:t>
@@ -2561,7 +2954,7 @@
         <w:pStyle w:val="BodyText"/>
         <w:numPr>
           <w:ilvl w:val="0"/>
-          <w:numId w:val="9"/>
+          <w:numId w:val="10"/>
         </w:numPr>
         <w:tabs>
           <w:tab w:val="clear" w:pos="1134"/>
@@ -2583,7 +2976,7 @@
         <w:pStyle w:val="BodyText"/>
         <w:numPr>
           <w:ilvl w:val="0"/>
-          <w:numId w:val="9"/>
+          <w:numId w:val="10"/>
         </w:numPr>
         <w:tabs>
           <w:tab w:val="clear" w:pos="1134"/>
@@ -2605,7 +2998,7 @@
         <w:pStyle w:val="BodyText"/>
         <w:numPr>
           <w:ilvl w:val="0"/>
-          <w:numId w:val="9"/>
+          <w:numId w:val="10"/>
         </w:numPr>
         <w:tabs>
           <w:tab w:val="clear" w:pos="1134"/>
@@ -2627,7 +3020,7 @@
         <w:pStyle w:val="BodyText"/>
         <w:numPr>
           <w:ilvl w:val="0"/>
-          <w:numId w:val="9"/>
+          <w:numId w:val="10"/>
         </w:numPr>
         <w:tabs>
           <w:tab w:val="clear" w:pos="1134"/>
@@ -2649,7 +3042,7 @@
         <w:pStyle w:val="BodyText"/>
         <w:numPr>
           <w:ilvl w:val="0"/>
-          <w:numId w:val="9"/>
+          <w:numId w:val="10"/>
         </w:numPr>
         <w:tabs>
           <w:tab w:val="clear" w:pos="1134"/>
@@ -2673,8 +3066,8 @@
         <w:jc w:val="start"/>
         <w:rPr/>
       </w:pPr>
-      <w:bookmarkStart w:id="11" w:name="section-12-任务发布-审核与过账"/>
-      <w:bookmarkEnd w:id="11"/>
+      <w:bookmarkStart w:id="12" w:name="section-13-任务发布-审核与过账"/>
+      <w:bookmarkEnd w:id="12"/>
       <w:r>
         <w:rPr/>
         <w:t>任务发布、审核与过账</w:t>
@@ -2685,7 +3078,7 @@
         <w:pStyle w:val="BodyText"/>
         <w:numPr>
           <w:ilvl w:val="0"/>
-          <w:numId w:val="10"/>
+          <w:numId w:val="11"/>
         </w:numPr>
         <w:tabs>
           <w:tab w:val="clear" w:pos="1134"/>
@@ -2707,7 +3100,7 @@
         <w:pStyle w:val="BodyText"/>
         <w:numPr>
           <w:ilvl w:val="0"/>
-          <w:numId w:val="10"/>
+          <w:numId w:val="11"/>
         </w:numPr>
         <w:tabs>
           <w:tab w:val="clear" w:pos="1134"/>
@@ -2729,7 +3122,7 @@
         <w:pStyle w:val="BodyText"/>
         <w:numPr>
           <w:ilvl w:val="0"/>
-          <w:numId w:val="10"/>
+          <w:numId w:val="11"/>
         </w:numPr>
         <w:tabs>
           <w:tab w:val="clear" w:pos="1134"/>
@@ -2751,7 +3144,7 @@
         <w:pStyle w:val="BodyText"/>
         <w:numPr>
           <w:ilvl w:val="0"/>
-          <w:numId w:val="10"/>
+          <w:numId w:val="11"/>
         </w:numPr>
         <w:tabs>
           <w:tab w:val="clear" w:pos="1134"/>
@@ -2773,7 +3166,7 @@
         <w:pStyle w:val="BodyText"/>
         <w:numPr>
           <w:ilvl w:val="0"/>
-          <w:numId w:val="10"/>
+          <w:numId w:val="11"/>
         </w:numPr>
         <w:tabs>
           <w:tab w:val="clear" w:pos="1134"/>
@@ -2795,7 +3188,7 @@
         <w:pStyle w:val="BodyText"/>
         <w:numPr>
           <w:ilvl w:val="0"/>
-          <w:numId w:val="10"/>
+          <w:numId w:val="11"/>
         </w:numPr>
         <w:tabs>
           <w:tab w:val="clear" w:pos="1134"/>
@@ -2819,8 +3212,8 @@
         <w:jc w:val="start"/>
         <w:rPr/>
       </w:pPr>
-      <w:bookmarkStart w:id="12" w:name="section-13-库存查询-调整与盘点控制"/>
-      <w:bookmarkEnd w:id="12"/>
+      <w:bookmarkStart w:id="13" w:name="section-14-库存查询-调整与盘点控制"/>
+      <w:bookmarkEnd w:id="13"/>
       <w:r>
         <w:rPr/>
         <w:t>库存查询、调整与盘点控制</w:t>
@@ -2831,7 +3224,7 @@
         <w:pStyle w:val="BodyText"/>
         <w:numPr>
           <w:ilvl w:val="0"/>
-          <w:numId w:val="11"/>
+          <w:numId w:val="12"/>
         </w:numPr>
         <w:tabs>
           <w:tab w:val="clear" w:pos="1134"/>
@@ -2853,7 +3246,7 @@
         <w:pStyle w:val="BodyText"/>
         <w:numPr>
           <w:ilvl w:val="0"/>
-          <w:numId w:val="11"/>
+          <w:numId w:val="12"/>
         </w:numPr>
         <w:tabs>
           <w:tab w:val="clear" w:pos="1134"/>
@@ -2875,7 +3268,7 @@
         <w:pStyle w:val="BodyText"/>
         <w:numPr>
           <w:ilvl w:val="0"/>
-          <w:numId w:val="11"/>
+          <w:numId w:val="12"/>
         </w:numPr>
         <w:tabs>
           <w:tab w:val="clear" w:pos="1134"/>
@@ -2905,7 +3298,7 @@
         <w:pStyle w:val="BodyText"/>
         <w:numPr>
           <w:ilvl w:val="0"/>
-          <w:numId w:val="11"/>
+          <w:numId w:val="12"/>
         </w:numPr>
         <w:tabs>
           <w:tab w:val="clear" w:pos="1134"/>
@@ -2927,7 +3320,7 @@
         <w:pStyle w:val="BodyText"/>
         <w:numPr>
           <w:ilvl w:val="0"/>
-          <w:numId w:val="11"/>
+          <w:numId w:val="12"/>
         </w:numPr>
         <w:tabs>
           <w:tab w:val="clear" w:pos="1134"/>
@@ -2949,7 +3342,7 @@
         <w:pStyle w:val="BodyText"/>
         <w:numPr>
           <w:ilvl w:val="0"/>
-          <w:numId w:val="11"/>
+          <w:numId w:val="12"/>
         </w:numPr>
         <w:tabs>
           <w:tab w:val="clear" w:pos="1134"/>
@@ -2973,8 +3366,401 @@
         <w:jc w:val="start"/>
         <w:rPr/>
       </w:pPr>
-      <w:bookmarkStart w:id="13" w:name="section-14-报表-导出与额外财务权限"/>
-      <w:bookmarkEnd w:id="13"/>
+      <w:bookmarkStart w:id="14" w:name="section-15-移库审批-下发与异常处理"/>
+      <w:bookmarkEnd w:id="14"/>
+      <w:r>
+        <w:rPr/>
+        <w:t>移库审批、下发与异常处理</w:t>
+      </w:r>
+    </w:p>
+    <w:p>
+      <w:pPr>
+        <w:pStyle w:val="BodyText"/>
+        <w:numPr>
+          <w:ilvl w:val="0"/>
+          <w:numId w:val="13"/>
+        </w:numPr>
+        <w:tabs>
+          <w:tab w:val="clear" w:pos="1134"/>
+          <w:tab w:val="left" w:pos="709" w:leader="none"/>
+        </w:tabs>
+        <w:bidi w:val="0"/>
+        <w:spacing w:before="0" w:after="0"/>
+        <w:ind w:hanging="283" w:start="709"/>
+        <w:jc w:val="start"/>
+        <w:rPr/>
+      </w:pPr>
+      <w:r>
+        <w:rPr/>
+        <w:t>确认移库申请</w:t>
+      </w:r>
+      <w:r>
+        <w:rPr/>
+        <w:t>/</w:t>
+      </w:r>
+      <w:r>
+        <w:rPr/>
+        <w:t xml:space="preserve">管理及现场执行已启用，管理员和操作员分别使用自己的角色账号。仓库管理员管理任务，不代替操作员领取和扫码。 </w:t>
+      </w:r>
+    </w:p>
+    <w:p>
+      <w:pPr>
+        <w:pStyle w:val="BodyText"/>
+        <w:numPr>
+          <w:ilvl w:val="0"/>
+          <w:numId w:val="13"/>
+        </w:numPr>
+        <w:tabs>
+          <w:tab w:val="clear" w:pos="1134"/>
+          <w:tab w:val="left" w:pos="709" w:leader="none"/>
+        </w:tabs>
+        <w:bidi w:val="0"/>
+        <w:spacing w:before="0" w:after="0"/>
+        <w:ind w:hanging="283" w:start="709"/>
+        <w:jc w:val="start"/>
+        <w:rPr/>
+      </w:pPr>
+      <w:r>
+        <w:rPr/>
+        <w:t xml:space="preserve">在仓库 </w:t>
+      </w:r>
+      <w:r>
+        <w:rPr/>
+        <w:t>PDA“</w:t>
+      </w:r>
+      <w:r>
+        <w:rPr/>
+        <w:t xml:space="preserve">移库 → 移库管理”查看待审核申请，核对货主、仓库、来源库存或容器、目标库位、数量和原因；不符合条件时点击“驳回”并填写原因。 </w:t>
+      </w:r>
+    </w:p>
+    <w:p>
+      <w:pPr>
+        <w:pStyle w:val="BodyText"/>
+        <w:numPr>
+          <w:ilvl w:val="0"/>
+          <w:numId w:val="13"/>
+        </w:numPr>
+        <w:tabs>
+          <w:tab w:val="clear" w:pos="1134"/>
+          <w:tab w:val="left" w:pos="709" w:leader="none"/>
+        </w:tabs>
+        <w:bidi w:val="0"/>
+        <w:spacing w:before="0" w:after="0"/>
+        <w:ind w:hanging="283" w:start="709"/>
+        <w:jc w:val="start"/>
+        <w:rPr/>
+      </w:pPr>
+      <w:r>
+        <w:rPr/>
+        <w:t xml:space="preserve">条件满足后点击“批准”，返回任务列表确认已生成可领取任务。同仓库库存层移库可以更换容器；整容器移库需单独启用且必须更换库位，审批时核对全部容器内实物。 </w:t>
+      </w:r>
+    </w:p>
+    <w:p>
+      <w:pPr>
+        <w:pStyle w:val="BodyText"/>
+        <w:numPr>
+          <w:ilvl w:val="0"/>
+          <w:numId w:val="13"/>
+        </w:numPr>
+        <w:tabs>
+          <w:tab w:val="clear" w:pos="1134"/>
+          <w:tab w:val="left" w:pos="709" w:leader="none"/>
+        </w:tabs>
+        <w:bidi w:val="0"/>
+        <w:spacing w:before="0" w:after="0"/>
+        <w:ind w:hanging="283" w:start="709"/>
+        <w:jc w:val="start"/>
+        <w:rPr/>
+      </w:pPr>
+      <w:r>
+        <w:rPr/>
+        <w:t xml:space="preserve">需要由管理岗位直接组织移库时，在“直接下发移库任务”选择仓库、货主、模式、来源、目标、数量和原因，再点击“直接发布”；这属于移库任务，不替代出库单的货主审核。 </w:t>
+      </w:r>
+    </w:p>
+    <w:p>
+      <w:pPr>
+        <w:pStyle w:val="BodyText"/>
+        <w:numPr>
+          <w:ilvl w:val="0"/>
+          <w:numId w:val="13"/>
+        </w:numPr>
+        <w:tabs>
+          <w:tab w:val="clear" w:pos="1134"/>
+          <w:tab w:val="left" w:pos="709" w:leader="none"/>
+        </w:tabs>
+        <w:bidi w:val="0"/>
+        <w:spacing w:before="0" w:after="0"/>
+        <w:ind w:hanging="283" w:start="709"/>
+        <w:jc w:val="start"/>
+        <w:rPr/>
+      </w:pPr>
+      <w:r>
+        <w:rPr/>
+        <w:t xml:space="preserve">跟踪操作员分次扫描的累计量和剩余量；整任务过账成功后，核对来源、目标库存及容器位置。审批或扫描成功都不能代替过账核对。 </w:t>
+      </w:r>
+    </w:p>
+    <w:p>
+      <w:pPr>
+        <w:pStyle w:val="BodyText"/>
+        <w:numPr>
+          <w:ilvl w:val="0"/>
+          <w:numId w:val="13"/>
+        </w:numPr>
+        <w:tabs>
+          <w:tab w:val="clear" w:pos="1134"/>
+          <w:tab w:val="left" w:pos="709" w:leader="none"/>
+        </w:tabs>
+        <w:bidi w:val="0"/>
+        <w:spacing w:before="0" w:after="0"/>
+        <w:ind w:hanging="283" w:start="709"/>
+        <w:jc w:val="start"/>
+        <w:rPr/>
+      </w:pPr>
+      <w:r>
+        <w:rPr/>
+        <w:t xml:space="preserve">操作员报告异常后，先确认实物位置和已搬数量，处理原因，再在原任务点击“恢复”；需要终止时说明原因执行“整单作废”，并核对预留释放及实物交接。已过账任务不能直接作废。 </w:t>
+      </w:r>
+    </w:p>
+    <w:p>
+      <w:pPr>
+        <w:pStyle w:val="BodyText"/>
+        <w:numPr>
+          <w:ilvl w:val="0"/>
+          <w:numId w:val="13"/>
+        </w:numPr>
+        <w:tabs>
+          <w:tab w:val="clear" w:pos="1134"/>
+          <w:tab w:val="left" w:pos="709" w:leader="none"/>
+        </w:tabs>
+        <w:bidi w:val="0"/>
+        <w:ind w:hanging="283" w:start="709"/>
+        <w:jc w:val="start"/>
+        <w:rPr/>
+      </w:pPr>
+      <w:r>
+        <w:rPr/>
+        <w:t xml:space="preserve">过账失败时保留原扫描记录，处理库位、库存或系统原因后，在原任务点击“重试过账”。失败未解决前不重建任务、不重复搬运。 </w:t>
+      </w:r>
+    </w:p>
+    <w:p>
+      <w:pPr>
+        <w:pStyle w:val="Heading2"/>
+        <w:bidi w:val="0"/>
+        <w:ind w:hanging="0" w:start="0" w:end="0"/>
+        <w:jc w:val="start"/>
+        <w:rPr/>
+      </w:pPr>
+      <w:bookmarkStart w:id="15" w:name="section-16-要货审核与补货监督"/>
+      <w:bookmarkEnd w:id="15"/>
+      <w:r>
+        <w:rPr/>
+        <w:t>要货审核与补货监督</w:t>
+      </w:r>
+    </w:p>
+    <w:p>
+      <w:pPr>
+        <w:pStyle w:val="BodyText"/>
+        <w:numPr>
+          <w:ilvl w:val="0"/>
+          <w:numId w:val="14"/>
+        </w:numPr>
+        <w:tabs>
+          <w:tab w:val="clear" w:pos="1134"/>
+          <w:tab w:val="left" w:pos="709" w:leader="none"/>
+        </w:tabs>
+        <w:bidi w:val="0"/>
+        <w:spacing w:before="0" w:after="0"/>
+        <w:ind w:hanging="283" w:start="709"/>
+        <w:jc w:val="start"/>
+        <w:rPr/>
+      </w:pPr>
+      <w:r>
+        <w:rPr/>
+        <w:t xml:space="preserve">由管理员维护补货策略中的仓库、货主、商品、来源库区、目标拣货位、补货单位及阈值。策略管理权限不等于自动补货已启用。 </w:t>
+      </w:r>
+    </w:p>
+    <w:p>
+      <w:pPr>
+        <w:pStyle w:val="BodyText"/>
+        <w:numPr>
+          <w:ilvl w:val="0"/>
+          <w:numId w:val="14"/>
+        </w:numPr>
+        <w:tabs>
+          <w:tab w:val="clear" w:pos="1134"/>
+          <w:tab w:val="left" w:pos="709" w:leader="none"/>
+        </w:tabs>
+        <w:bidi w:val="0"/>
+        <w:spacing w:before="0" w:after="0"/>
+        <w:ind w:hanging="283" w:start="709"/>
+        <w:jc w:val="start"/>
+        <w:rPr/>
+      </w:pPr>
+      <w:r>
+        <w:rPr/>
+        <w:t xml:space="preserve">手工要货启用后，在“要货申请”的申请记录查看待审核行，核对目标拣货位、基本单位数量和原因。 </w:t>
+      </w:r>
+    </w:p>
+    <w:p>
+      <w:pPr>
+        <w:pStyle w:val="BodyText"/>
+        <w:numPr>
+          <w:ilvl w:val="0"/>
+          <w:numId w:val="14"/>
+        </w:numPr>
+        <w:tabs>
+          <w:tab w:val="clear" w:pos="1134"/>
+          <w:tab w:val="left" w:pos="709" w:leader="none"/>
+        </w:tabs>
+        <w:bidi w:val="0"/>
+        <w:spacing w:before="0" w:after="0"/>
+        <w:ind w:hanging="283" w:start="709"/>
+        <w:jc w:val="start"/>
+        <w:rPr/>
+      </w:pPr>
+      <w:r>
+        <w:rPr/>
+        <w:t xml:space="preserve">来源库存和规则满足时点击“批准”，核对生成的补货任务；不满足时查明原因，不能把审批失败当成已批准或另建重复申请。驳回时填写说明。 </w:t>
+      </w:r>
+    </w:p>
+    <w:p>
+      <w:pPr>
+        <w:pStyle w:val="BodyText"/>
+        <w:numPr>
+          <w:ilvl w:val="0"/>
+          <w:numId w:val="14"/>
+        </w:numPr>
+        <w:tabs>
+          <w:tab w:val="clear" w:pos="1134"/>
+          <w:tab w:val="left" w:pos="709" w:leader="none"/>
+        </w:tabs>
+        <w:bidi w:val="0"/>
+        <w:spacing w:before="0" w:after="0"/>
+        <w:ind w:hanging="283" w:start="709"/>
+        <w:jc w:val="start"/>
+        <w:rPr/>
+      </w:pPr>
+      <w:r>
+        <w:rPr/>
+        <w:t xml:space="preserve">阈值和出库需求补货按各自开关及策略运行。核对现有在途补货、可用来源库存和任务来源，避免重复安排人工搬货；后台策略评估产生的任务是否自动发布以策略配置为准。 </w:t>
+      </w:r>
+    </w:p>
+    <w:p>
+      <w:pPr>
+        <w:pStyle w:val="BodyText"/>
+        <w:numPr>
+          <w:ilvl w:val="0"/>
+          <w:numId w:val="14"/>
+        </w:numPr>
+        <w:tabs>
+          <w:tab w:val="clear" w:pos="1134"/>
+          <w:tab w:val="left" w:pos="709" w:leader="none"/>
+        </w:tabs>
+        <w:bidi w:val="0"/>
+        <w:spacing w:before="0" w:after="0"/>
+        <w:ind w:hanging="283" w:start="709"/>
+        <w:jc w:val="start"/>
+        <w:rPr/>
+      </w:pPr>
+      <w:r>
+        <w:rPr/>
+        <w:t xml:space="preserve">安排操作员领取并按任务扫描来源库位、商品和目标库位，跟踪剩余量。管理员不代替操作员扫码。 </w:t>
+      </w:r>
+    </w:p>
+    <w:p>
+      <w:pPr>
+        <w:pStyle w:val="BodyText"/>
+        <w:numPr>
+          <w:ilvl w:val="0"/>
+          <w:numId w:val="14"/>
+        </w:numPr>
+        <w:tabs>
+          <w:tab w:val="clear" w:pos="1134"/>
+          <w:tab w:val="left" w:pos="709" w:leader="none"/>
+        </w:tabs>
+        <w:bidi w:val="0"/>
+        <w:ind w:hanging="283" w:start="709"/>
+        <w:jc w:val="start"/>
+        <w:rPr/>
+      </w:pPr>
+      <w:r>
+        <w:rPr/>
+        <w:t>任务完成后核对过账与库位库存。</w:t>
+      </w:r>
+      <w:r>
+        <w:rPr/>
+        <w:t xml:space="preserve">PDA </w:t>
+      </w:r>
+      <w:r>
+        <w:rPr/>
+        <w:t xml:space="preserve">执行已启用且任务允许重试时，由管理员在原任务执行“重试过账”；其他异常先保存证据交接处理。 </w:t>
+      </w:r>
+    </w:p>
+    <w:p>
+      <w:pPr>
+        <w:pStyle w:val="Heading2"/>
+        <w:bidi w:val="0"/>
+        <w:ind w:hanging="0" w:start="0" w:end="0"/>
+        <w:jc w:val="start"/>
+        <w:rPr/>
+      </w:pPr>
+      <w:bookmarkStart w:id="16" w:name="section-17-POS-岗位与打印交接"/>
+      <w:bookmarkEnd w:id="16"/>
+      <w:r>
+        <w:rPr/>
+        <w:t xml:space="preserve">POS </w:t>
+      </w:r>
+      <w:r>
+        <w:rPr/>
+        <w:t>岗位与打印交接</w:t>
+      </w:r>
+    </w:p>
+    <w:p>
+      <w:pPr>
+        <w:pStyle w:val="BodyText"/>
+        <w:bidi w:val="0"/>
+        <w:jc w:val="start"/>
+        <w:rPr/>
+      </w:pPr>
+      <w:r>
+        <w:rPr/>
+        <w:t xml:space="preserve">管理仓库不自动取得收银、退货或客户还款权限。兼任 </w:t>
+      </w:r>
+      <w:r>
+        <w:rPr/>
+        <w:t xml:space="preserve">POS </w:t>
+      </w:r>
+      <w:r>
+        <w:rPr/>
+        <w:t>管理时按《</w:t>
+      </w:r>
+      <w:r>
+        <w:rPr/>
+        <w:t xml:space="preserve">POS </w:t>
+      </w:r>
+      <w:r>
+        <w:rPr/>
+        <w:t xml:space="preserve">使用手册》核对开班、销售、退款、赊账、还款和交班差异；收付款失败或结果不明必须先恢复原记录。销售已完成但打印失败时安排补打，不能要求收银员重新结账。仓库库存监督与 </w:t>
+      </w:r>
+      <w:r>
+        <w:rPr/>
+        <w:t xml:space="preserve">POS </w:t>
+      </w:r>
+      <w:r>
+        <w:rPr/>
+        <w:t>现金实点应分别留下核对结果。</w:t>
+      </w:r>
+    </w:p>
+    <w:p>
+      <w:pPr>
+        <w:pStyle w:val="Heading2"/>
+        <w:bidi w:val="0"/>
+        <w:ind w:hanging="0" w:start="0" w:end="0"/>
+        <w:jc w:val="start"/>
+        <w:rPr/>
+      </w:pPr>
+      <w:bookmarkStart w:id="17" w:name="section-18-报表-导出与额外财务权限"/>
+      <w:bookmarkEnd w:id="17"/>
       <w:r>
         <w:rPr/>
         <w:t>报表、导出与额外财务权限</w:t>
@@ -2985,7 +3771,7 @@
         <w:pStyle w:val="BodyText"/>
         <w:numPr>
           <w:ilvl w:val="0"/>
-          <w:numId w:val="12"/>
+          <w:numId w:val="15"/>
         </w:numPr>
         <w:tabs>
           <w:tab w:val="clear" w:pos="1134"/>
@@ -3007,7 +3793,7 @@
         <w:pStyle w:val="BodyText"/>
         <w:numPr>
           <w:ilvl w:val="0"/>
-          <w:numId w:val="12"/>
+          <w:numId w:val="15"/>
         </w:numPr>
         <w:tabs>
           <w:tab w:val="clear" w:pos="1134"/>
@@ -3029,7 +3815,7 @@
         <w:pStyle w:val="BodyText"/>
         <w:numPr>
           <w:ilvl w:val="0"/>
-          <w:numId w:val="12"/>
+          <w:numId w:val="15"/>
         </w:numPr>
         <w:tabs>
           <w:tab w:val="clear" w:pos="1134"/>
@@ -3051,7 +3837,7 @@
         <w:pStyle w:val="BodyText"/>
         <w:numPr>
           <w:ilvl w:val="0"/>
-          <w:numId w:val="12"/>
+          <w:numId w:val="15"/>
         </w:numPr>
         <w:tabs>
           <w:tab w:val="clear" w:pos="1134"/>
@@ -3075,8 +3861,8 @@
         <w:jc w:val="start"/>
         <w:rPr/>
       </w:pPr>
-      <w:bookmarkStart w:id="14" w:name="section-15-日结检查表"/>
-      <w:bookmarkEnd w:id="14"/>
+      <w:bookmarkStart w:id="18" w:name="section-19-日结检查表"/>
+      <w:bookmarkEnd w:id="18"/>
       <w:r>
         <w:rPr/>
         <w:t>日结检查表</w:t>
@@ -3087,7 +3873,7 @@
         <w:pStyle w:val="BodyText"/>
         <w:numPr>
           <w:ilvl w:val="0"/>
-          <w:numId w:val="13"/>
+          <w:numId w:val="16"/>
         </w:numPr>
         <w:tabs>
           <w:tab w:val="clear" w:pos="1134"/>
@@ -3109,7 +3895,7 @@
         <w:pStyle w:val="BodyText"/>
         <w:numPr>
           <w:ilvl w:val="0"/>
-          <w:numId w:val="13"/>
+          <w:numId w:val="16"/>
         </w:numPr>
         <w:tabs>
           <w:tab w:val="clear" w:pos="1134"/>
@@ -3131,7 +3917,7 @@
         <w:pStyle w:val="BodyText"/>
         <w:numPr>
           <w:ilvl w:val="0"/>
-          <w:numId w:val="13"/>
+          <w:numId w:val="16"/>
         </w:numPr>
         <w:tabs>
           <w:tab w:val="clear" w:pos="1134"/>
@@ -3153,7 +3939,7 @@
         <w:pStyle w:val="BodyText"/>
         <w:numPr>
           <w:ilvl w:val="0"/>
-          <w:numId w:val="13"/>
+          <w:numId w:val="16"/>
         </w:numPr>
         <w:tabs>
           <w:tab w:val="clear" w:pos="1134"/>
@@ -3175,7 +3961,7 @@
         <w:pStyle w:val="BodyText"/>
         <w:numPr>
           <w:ilvl w:val="0"/>
-          <w:numId w:val="13"/>
+          <w:numId w:val="16"/>
         </w:numPr>
         <w:tabs>
           <w:tab w:val="clear" w:pos="1134"/>
@@ -3197,7 +3983,7 @@
         <w:pStyle w:val="BodyText"/>
         <w:numPr>
           <w:ilvl w:val="0"/>
-          <w:numId w:val="13"/>
+          <w:numId w:val="16"/>
         </w:numPr>
         <w:tabs>
           <w:tab w:val="clear" w:pos="1134"/>
@@ -3219,7 +4005,7 @@
         <w:pStyle w:val="BodyText"/>
         <w:numPr>
           <w:ilvl w:val="0"/>
-          <w:numId w:val="13"/>
+          <w:numId w:val="16"/>
         </w:numPr>
         <w:tabs>
           <w:tab w:val="clear" w:pos="1134"/>
@@ -3241,7 +4027,29 @@
         <w:pStyle w:val="BodyText"/>
         <w:numPr>
           <w:ilvl w:val="0"/>
-          <w:numId w:val="13"/>
+          <w:numId w:val="16"/>
+        </w:numPr>
+        <w:tabs>
+          <w:tab w:val="clear" w:pos="1134"/>
+          <w:tab w:val="left" w:pos="709" w:leader="none"/>
+        </w:tabs>
+        <w:bidi w:val="0"/>
+        <w:spacing w:before="0" w:after="0"/>
+        <w:ind w:hanging="283" w:start="709"/>
+        <w:jc w:val="start"/>
+        <w:rPr/>
+      </w:pPr>
+      <w:r>
+        <w:rPr/>
+        <w:t xml:space="preserve">已启用的移库、要货和补货任务已核对审批、剩余量、实物位置及过账状态。 </w:t>
+      </w:r>
+    </w:p>
+    <w:p>
+      <w:pPr>
+        <w:pStyle w:val="BodyText"/>
+        <w:numPr>
+          <w:ilvl w:val="0"/>
+          <w:numId w:val="16"/>
         </w:numPr>
         <w:tabs>
           <w:tab w:val="clear" w:pos="1134"/>
@@ -3265,8 +4073,8 @@
         <w:jc w:val="start"/>
         <w:rPr/>
       </w:pPr>
-      <w:bookmarkStart w:id="15" w:name="section-16-常见状态与控制点"/>
-      <w:bookmarkEnd w:id="15"/>
+      <w:bookmarkStart w:id="19" w:name="section-20-常见状态与控制点"/>
+      <w:bookmarkEnd w:id="19"/>
       <w:r>
         <w:rPr/>
         <w:t>常见状态与控制点</w:t>
@@ -3274,21 +4082,21 @@
     </w:p>
     <w:tbl>
       <w:tblPr>
-        <w:tblW w:w="10923" w:type="dxa"/>
+        <w:tblW w:w="10050" w:type="dxa"/>
         <w:jc w:val="start"/>
         <w:tblInd w:w="0" w:type="dxa"/>
         <w:tblLayout w:type="fixed"/>
         <w:tblCellMar>
-          <w:top w:w="28" w:type="dxa"/>
-          <w:start w:w="28" w:type="dxa"/>
-          <w:bottom w:w="28" w:type="dxa"/>
-          <w:end w:w="28" w:type="dxa"/>
+          <w:top w:w="80" w:type="dxa"/>
+          <w:start w:w="80" w:type="dxa"/>
+          <w:bottom w:w="80" w:type="dxa"/>
+          <w:end w:w="80" w:type="dxa"/>
         </w:tblCellMar>
       </w:tblPr>
       <w:tblGrid>
-        <w:gridCol w:w="3061"/>
-        <w:gridCol w:w="3031"/>
-        <w:gridCol w:w="4831"/>
+        <w:gridCol w:w="2827"/>
+        <w:gridCol w:w="2749"/>
+        <w:gridCol w:w="4474"/>
       </w:tblGrid>
       <w:tr>
         <w:trPr>
@@ -3296,63 +4104,87 @@
         </w:trPr>
         <w:tc>
           <w:tcPr>
-            <w:tcW w:w="3061" w:type="dxa"/>
-            <w:tcBorders/>
-            <w:vAlign w:val="center"/>
+            <w:tcW w:w="2827" w:type="dxa"/>
+            <w:tcBorders>
+              <w:top w:val="single" w:sz="2" w:space="0" w:color="BDC9DA"/>
+              <w:start w:val="single" w:sz="2" w:space="0" w:color="BDC9DA"/>
+              <w:bottom w:val="single" w:sz="2" w:space="0" w:color="BDC9DA"/>
+              <w:end w:val="single" w:sz="2" w:space="0" w:color="BDC9DA"/>
+            </w:tcBorders>
+            <w:shd w:fill="EAF1FD" w:val="clear"/>
           </w:tcPr>
           <w:p>
             <w:pPr>
               <w:pStyle w:val="TableHeading"/>
-              <w:suppressLineNumbers/>
               <w:bidi w:val="0"/>
               <w:spacing w:before="0" w:after="283"/>
-              <w:jc w:val="center"/>
-              <w:rPr/>
+              <w:ind w:hanging="0" w:start="0" w:end="0"/>
+              <w:rPr>
+                <w:sz w:val="18"/>
+              </w:rPr>
             </w:pPr>
             <w:r>
-              <w:rPr/>
+              <w:rPr>
+                <w:sz w:val="18"/>
+              </w:rPr>
               <w:t>状态</w:t>
             </w:r>
           </w:p>
         </w:tc>
         <w:tc>
           <w:tcPr>
-            <w:tcW w:w="3031" w:type="dxa"/>
-            <w:tcBorders/>
-            <w:vAlign w:val="center"/>
+            <w:tcW w:w="2749" w:type="dxa"/>
+            <w:tcBorders>
+              <w:top w:val="single" w:sz="2" w:space="0" w:color="BDC9DA"/>
+              <w:start w:val="single" w:sz="2" w:space="0" w:color="BDC9DA"/>
+              <w:bottom w:val="single" w:sz="2" w:space="0" w:color="BDC9DA"/>
+              <w:end w:val="single" w:sz="2" w:space="0" w:color="BDC9DA"/>
+            </w:tcBorders>
+            <w:shd w:fill="EAF1FD" w:val="clear"/>
           </w:tcPr>
           <w:p>
             <w:pPr>
               <w:pStyle w:val="TableHeading"/>
-              <w:suppressLineNumbers/>
               <w:bidi w:val="0"/>
               <w:spacing w:before="0" w:after="283"/>
-              <w:jc w:val="center"/>
-              <w:rPr/>
+              <w:ind w:hanging="0" w:start="0" w:end="0"/>
+              <w:rPr>
+                <w:sz w:val="18"/>
+              </w:rPr>
             </w:pPr>
             <w:r>
-              <w:rPr/>
+              <w:rPr>
+                <w:sz w:val="18"/>
+              </w:rPr>
               <w:t>含义</w:t>
             </w:r>
           </w:p>
         </w:tc>
         <w:tc>
           <w:tcPr>
-            <w:tcW w:w="4831" w:type="dxa"/>
-            <w:tcBorders/>
-            <w:vAlign w:val="center"/>
+            <w:tcW w:w="4474" w:type="dxa"/>
+            <w:tcBorders>
+              <w:top w:val="single" w:sz="2" w:space="0" w:color="BDC9DA"/>
+              <w:start w:val="single" w:sz="2" w:space="0" w:color="BDC9DA"/>
+              <w:bottom w:val="single" w:sz="2" w:space="0" w:color="BDC9DA"/>
+              <w:end w:val="single" w:sz="2" w:space="0" w:color="BDC9DA"/>
+            </w:tcBorders>
+            <w:shd w:fill="EAF1FD" w:val="clear"/>
           </w:tcPr>
           <w:p>
             <w:pPr>
               <w:pStyle w:val="TableHeading"/>
-              <w:suppressLineNumbers/>
               <w:bidi w:val="0"/>
               <w:spacing w:before="0" w:after="283"/>
-              <w:jc w:val="center"/>
-              <w:rPr/>
+              <w:ind w:hanging="0" w:start="0" w:end="0"/>
+              <w:rPr>
+                <w:sz w:val="18"/>
+              </w:rPr>
             </w:pPr>
             <w:r>
-              <w:rPr/>
+              <w:rPr>
+                <w:sz w:val="18"/>
+              </w:rPr>
               <w:t>操作要求</w:t>
             </w:r>
           </w:p>
@@ -3362,64 +4194,91 @@
         <w:trPr/>
         <w:tc>
           <w:tcPr>
-            <w:tcW w:w="3061" w:type="dxa"/>
-            <w:tcBorders/>
-            <w:vAlign w:val="center"/>
+            <w:tcW w:w="2827" w:type="dxa"/>
+            <w:tcBorders>
+              <w:top w:val="single" w:sz="2" w:space="0" w:color="BDC9DA"/>
+              <w:start w:val="single" w:sz="2" w:space="0" w:color="BDC9DA"/>
+              <w:bottom w:val="single" w:sz="2" w:space="0" w:color="BDC9DA"/>
+              <w:end w:val="single" w:sz="2" w:space="0" w:color="BDC9DA"/>
+            </w:tcBorders>
           </w:tcPr>
           <w:p>
             <w:pPr>
               <w:pStyle w:val="TableContents"/>
               <w:bidi w:val="0"/>
               <w:spacing w:before="0" w:after="283"/>
+              <w:ind w:hanging="0" w:start="0" w:end="0"/>
               <w:jc w:val="start"/>
               <w:rPr/>
             </w:pPr>
             <w:r>
-              <w:rPr/>
+              <w:rPr>
+                <w:sz w:val="18"/>
+              </w:rPr>
               <w:t xml:space="preserve">草稿 </w:t>
             </w:r>
             <w:r>
-              <w:rPr/>
+              <w:rPr>
+                <w:sz w:val="18"/>
+              </w:rPr>
               <w:t>/ DRAFT</w:t>
             </w:r>
           </w:p>
         </w:tc>
         <w:tc>
           <w:tcPr>
-            <w:tcW w:w="3031" w:type="dxa"/>
-            <w:tcBorders/>
-            <w:vAlign w:val="center"/>
+            <w:tcW w:w="2749" w:type="dxa"/>
+            <w:tcBorders>
+              <w:top w:val="single" w:sz="2" w:space="0" w:color="BDC9DA"/>
+              <w:start w:val="single" w:sz="2" w:space="0" w:color="BDC9DA"/>
+              <w:bottom w:val="single" w:sz="2" w:space="0" w:color="BDC9DA"/>
+              <w:end w:val="single" w:sz="2" w:space="0" w:color="BDC9DA"/>
+            </w:tcBorders>
           </w:tcPr>
           <w:p>
             <w:pPr>
               <w:pStyle w:val="TableContents"/>
               <w:bidi w:val="0"/>
               <w:spacing w:before="0" w:after="283"/>
+              <w:ind w:hanging="0" w:start="0" w:end="0"/>
               <w:jc w:val="start"/>
-              <w:rPr/>
+              <w:rPr>
+                <w:sz w:val="18"/>
+              </w:rPr>
             </w:pPr>
             <w:r>
-              <w:rPr/>
+              <w:rPr>
+                <w:sz w:val="18"/>
+              </w:rPr>
               <w:t>单据尚未正式提交</w:t>
             </w:r>
           </w:p>
         </w:tc>
         <w:tc>
           <w:tcPr>
-            <w:tcW w:w="4831" w:type="dxa"/>
-            <w:tcBorders/>
-            <w:vAlign w:val="center"/>
+            <w:tcW w:w="4474" w:type="dxa"/>
+            <w:tcBorders>
+              <w:top w:val="single" w:sz="2" w:space="0" w:color="BDC9DA"/>
+              <w:start w:val="single" w:sz="2" w:space="0" w:color="BDC9DA"/>
+              <w:bottom w:val="single" w:sz="2" w:space="0" w:color="BDC9DA"/>
+              <w:end w:val="single" w:sz="2" w:space="0" w:color="BDC9DA"/>
+            </w:tcBorders>
           </w:tcPr>
           <w:p>
             <w:pPr>
               <w:pStyle w:val="TableContents"/>
               <w:bidi w:val="0"/>
               <w:spacing w:before="0" w:after="283"/>
+              <w:ind w:hanging="0" w:start="0" w:end="0"/>
               <w:jc w:val="start"/>
-              <w:rPr/>
+              <w:rPr>
+                <w:sz w:val="18"/>
+              </w:rPr>
             </w:pPr>
             <w:r>
-              <w:rPr/>
+              <w:rPr>
+                <w:sz w:val="18"/>
+              </w:rPr>
               <w:t>原创建人可在权限允许时修改、提交或删除未生效内容</w:t>
             </w:r>
           </w:p>
@@ -3429,64 +4288,91 @@
         <w:trPr/>
         <w:tc>
           <w:tcPr>
-            <w:tcW w:w="3061" w:type="dxa"/>
-            <w:tcBorders/>
-            <w:vAlign w:val="center"/>
+            <w:tcW w:w="2827" w:type="dxa"/>
+            <w:tcBorders>
+              <w:top w:val="single" w:sz="2" w:space="0" w:color="BDC9DA"/>
+              <w:start w:val="single" w:sz="2" w:space="0" w:color="BDC9DA"/>
+              <w:bottom w:val="single" w:sz="2" w:space="0" w:color="BDC9DA"/>
+              <w:end w:val="single" w:sz="2" w:space="0" w:color="BDC9DA"/>
+            </w:tcBorders>
           </w:tcPr>
           <w:p>
             <w:pPr>
               <w:pStyle w:val="TableContents"/>
               <w:bidi w:val="0"/>
               <w:spacing w:before="0" w:after="283"/>
+              <w:ind w:hanging="0" w:start="0" w:end="0"/>
               <w:jc w:val="start"/>
               <w:rPr/>
             </w:pPr>
             <w:r>
-              <w:rPr/>
+              <w:rPr>
+                <w:sz w:val="18"/>
+              </w:rPr>
               <w:t xml:space="preserve">待货主审核 </w:t>
             </w:r>
             <w:r>
-              <w:rPr/>
+              <w:rPr>
+                <w:sz w:val="18"/>
+              </w:rPr>
               <w:t>/ OWNER_PENDING</w:t>
             </w:r>
           </w:p>
         </w:tc>
         <w:tc>
           <w:tcPr>
-            <w:tcW w:w="3031" w:type="dxa"/>
-            <w:tcBorders/>
-            <w:vAlign w:val="center"/>
+            <w:tcW w:w="2749" w:type="dxa"/>
+            <w:tcBorders>
+              <w:top w:val="single" w:sz="2" w:space="0" w:color="BDC9DA"/>
+              <w:start w:val="single" w:sz="2" w:space="0" w:color="BDC9DA"/>
+              <w:bottom w:val="single" w:sz="2" w:space="0" w:color="BDC9DA"/>
+              <w:end w:val="single" w:sz="2" w:space="0" w:color="BDC9DA"/>
+            </w:tcBorders>
           </w:tcPr>
           <w:p>
             <w:pPr>
               <w:pStyle w:val="TableContents"/>
               <w:bidi w:val="0"/>
               <w:spacing w:before="0" w:after="283"/>
+              <w:ind w:hanging="0" w:start="0" w:end="0"/>
               <w:jc w:val="start"/>
-              <w:rPr/>
+              <w:rPr>
+                <w:sz w:val="18"/>
+              </w:rPr>
             </w:pPr>
             <w:r>
-              <w:rPr/>
+              <w:rPr>
+                <w:sz w:val="18"/>
+              </w:rPr>
               <w:t>业务员已经提交</w:t>
             </w:r>
           </w:p>
         </w:tc>
         <w:tc>
           <w:tcPr>
-            <w:tcW w:w="4831" w:type="dxa"/>
-            <w:tcBorders/>
-            <w:vAlign w:val="center"/>
+            <w:tcW w:w="4474" w:type="dxa"/>
+            <w:tcBorders>
+              <w:top w:val="single" w:sz="2" w:space="0" w:color="BDC9DA"/>
+              <w:start w:val="single" w:sz="2" w:space="0" w:color="BDC9DA"/>
+              <w:bottom w:val="single" w:sz="2" w:space="0" w:color="BDC9DA"/>
+              <w:end w:val="single" w:sz="2" w:space="0" w:color="BDC9DA"/>
+            </w:tcBorders>
           </w:tcPr>
           <w:p>
             <w:pPr>
               <w:pStyle w:val="TableContents"/>
               <w:bidi w:val="0"/>
               <w:spacing w:before="0" w:after="283"/>
+              <w:ind w:hanging="0" w:start="0" w:end="0"/>
               <w:jc w:val="start"/>
-              <w:rPr/>
+              <w:rPr>
+                <w:sz w:val="18"/>
+              </w:rPr>
             </w:pPr>
             <w:r>
-              <w:rPr/>
+              <w:rPr>
+                <w:sz w:val="18"/>
+              </w:rPr>
               <w:t>等待货主管理员通过、退回或取消</w:t>
             </w:r>
           </w:p>
@@ -3496,64 +4382,91 @@
         <w:trPr/>
         <w:tc>
           <w:tcPr>
-            <w:tcW w:w="3061" w:type="dxa"/>
-            <w:tcBorders/>
-            <w:vAlign w:val="center"/>
+            <w:tcW w:w="2827" w:type="dxa"/>
+            <w:tcBorders>
+              <w:top w:val="single" w:sz="2" w:space="0" w:color="BDC9DA"/>
+              <w:start w:val="single" w:sz="2" w:space="0" w:color="BDC9DA"/>
+              <w:bottom w:val="single" w:sz="2" w:space="0" w:color="BDC9DA"/>
+              <w:end w:val="single" w:sz="2" w:space="0" w:color="BDC9DA"/>
+            </w:tcBorders>
           </w:tcPr>
           <w:p>
             <w:pPr>
               <w:pStyle w:val="TableContents"/>
               <w:bidi w:val="0"/>
               <w:spacing w:before="0" w:after="283"/>
+              <w:ind w:hanging="0" w:start="0" w:end="0"/>
               <w:jc w:val="start"/>
               <w:rPr/>
             </w:pPr>
             <w:r>
-              <w:rPr/>
+              <w:rPr>
+                <w:sz w:val="18"/>
+              </w:rPr>
               <w:t xml:space="preserve">货主已通过 </w:t>
             </w:r>
             <w:r>
-              <w:rPr/>
+              <w:rPr>
+                <w:sz w:val="18"/>
+              </w:rPr>
               <w:t>/ OWNER_APPROVED</w:t>
             </w:r>
           </w:p>
         </w:tc>
         <w:tc>
           <w:tcPr>
-            <w:tcW w:w="3031" w:type="dxa"/>
-            <w:tcBorders/>
-            <w:vAlign w:val="center"/>
+            <w:tcW w:w="2749" w:type="dxa"/>
+            <w:tcBorders>
+              <w:top w:val="single" w:sz="2" w:space="0" w:color="BDC9DA"/>
+              <w:start w:val="single" w:sz="2" w:space="0" w:color="BDC9DA"/>
+              <w:bottom w:val="single" w:sz="2" w:space="0" w:color="BDC9DA"/>
+              <w:end w:val="single" w:sz="2" w:space="0" w:color="BDC9DA"/>
+            </w:tcBorders>
           </w:tcPr>
           <w:p>
             <w:pPr>
               <w:pStyle w:val="TableContents"/>
               <w:bidi w:val="0"/>
               <w:spacing w:before="0" w:after="283"/>
+              <w:ind w:hanging="0" w:start="0" w:end="0"/>
               <w:jc w:val="start"/>
-              <w:rPr/>
+              <w:rPr>
+                <w:sz w:val="18"/>
+              </w:rPr>
             </w:pPr>
             <w:r>
-              <w:rPr/>
+              <w:rPr>
+                <w:sz w:val="18"/>
+              </w:rPr>
               <w:t>商业条件已确认，库存可能已冻结</w:t>
             </w:r>
           </w:p>
         </w:tc>
         <w:tc>
           <w:tcPr>
-            <w:tcW w:w="4831" w:type="dxa"/>
-            <w:tcBorders/>
-            <w:vAlign w:val="center"/>
+            <w:tcW w:w="4474" w:type="dxa"/>
+            <w:tcBorders>
+              <w:top w:val="single" w:sz="2" w:space="0" w:color="BDC9DA"/>
+              <w:start w:val="single" w:sz="2" w:space="0" w:color="BDC9DA"/>
+              <w:bottom w:val="single" w:sz="2" w:space="0" w:color="BDC9DA"/>
+              <w:end w:val="single" w:sz="2" w:space="0" w:color="BDC9DA"/>
+            </w:tcBorders>
           </w:tcPr>
           <w:p>
             <w:pPr>
               <w:pStyle w:val="TableContents"/>
               <w:bidi w:val="0"/>
               <w:spacing w:before="0" w:after="283"/>
+              <w:ind w:hanging="0" w:start="0" w:end="0"/>
               <w:jc w:val="start"/>
-              <w:rPr/>
+              <w:rPr>
+                <w:sz w:val="18"/>
+              </w:rPr>
             </w:pPr>
             <w:r>
-              <w:rPr/>
+              <w:rPr>
+                <w:sz w:val="18"/>
+              </w:rPr>
               <w:t>等待仓库管理员确认并发布任务</w:t>
             </w:r>
           </w:p>
@@ -3563,64 +4476,91 @@
         <w:trPr/>
         <w:tc>
           <w:tcPr>
-            <w:tcW w:w="3061" w:type="dxa"/>
-            <w:tcBorders/>
-            <w:vAlign w:val="center"/>
+            <w:tcW w:w="2827" w:type="dxa"/>
+            <w:tcBorders>
+              <w:top w:val="single" w:sz="2" w:space="0" w:color="BDC9DA"/>
+              <w:start w:val="single" w:sz="2" w:space="0" w:color="BDC9DA"/>
+              <w:bottom w:val="single" w:sz="2" w:space="0" w:color="BDC9DA"/>
+              <w:end w:val="single" w:sz="2" w:space="0" w:color="BDC9DA"/>
+            </w:tcBorders>
           </w:tcPr>
           <w:p>
             <w:pPr>
               <w:pStyle w:val="TableContents"/>
               <w:bidi w:val="0"/>
               <w:spacing w:before="0" w:after="283"/>
+              <w:ind w:hanging="0" w:start="0" w:end="0"/>
               <w:jc w:val="start"/>
               <w:rPr/>
             </w:pPr>
             <w:r>
-              <w:rPr/>
+              <w:rPr>
+                <w:sz w:val="18"/>
+              </w:rPr>
               <w:t xml:space="preserve">待仓库确认 </w:t>
             </w:r>
             <w:r>
-              <w:rPr/>
+              <w:rPr>
+                <w:sz w:val="18"/>
+              </w:rPr>
               <w:t>/ WHS_PENDING</w:t>
             </w:r>
           </w:p>
         </w:tc>
         <w:tc>
           <w:tcPr>
-            <w:tcW w:w="3031" w:type="dxa"/>
-            <w:tcBorders/>
-            <w:vAlign w:val="center"/>
+            <w:tcW w:w="2749" w:type="dxa"/>
+            <w:tcBorders>
+              <w:top w:val="single" w:sz="2" w:space="0" w:color="BDC9DA"/>
+              <w:start w:val="single" w:sz="2" w:space="0" w:color="BDC9DA"/>
+              <w:bottom w:val="single" w:sz="2" w:space="0" w:color="BDC9DA"/>
+              <w:end w:val="single" w:sz="2" w:space="0" w:color="BDC9DA"/>
+            </w:tcBorders>
           </w:tcPr>
           <w:p>
             <w:pPr>
               <w:pStyle w:val="TableContents"/>
               <w:bidi w:val="0"/>
               <w:spacing w:before="0" w:after="283"/>
+              <w:ind w:hanging="0" w:start="0" w:end="0"/>
               <w:jc w:val="start"/>
-              <w:rPr/>
+              <w:rPr>
+                <w:sz w:val="18"/>
+              </w:rPr>
             </w:pPr>
             <w:r>
-              <w:rPr/>
+              <w:rPr>
+                <w:sz w:val="18"/>
+              </w:rPr>
               <w:t>等待仓库接单</w:t>
             </w:r>
           </w:p>
         </w:tc>
         <w:tc>
           <w:tcPr>
-            <w:tcW w:w="4831" w:type="dxa"/>
-            <w:tcBorders/>
-            <w:vAlign w:val="center"/>
+            <w:tcW w:w="4474" w:type="dxa"/>
+            <w:tcBorders>
+              <w:top w:val="single" w:sz="2" w:space="0" w:color="BDC9DA"/>
+              <w:start w:val="single" w:sz="2" w:space="0" w:color="BDC9DA"/>
+              <w:bottom w:val="single" w:sz="2" w:space="0" w:color="BDC9DA"/>
+              <w:end w:val="single" w:sz="2" w:space="0" w:color="BDC9DA"/>
+            </w:tcBorders>
           </w:tcPr>
           <w:p>
             <w:pPr>
               <w:pStyle w:val="TableContents"/>
               <w:bidi w:val="0"/>
               <w:spacing w:before="0" w:after="283"/>
+              <w:ind w:hanging="0" w:start="0" w:end="0"/>
               <w:jc w:val="start"/>
-              <w:rPr/>
+              <w:rPr>
+                <w:sz w:val="18"/>
+              </w:rPr>
             </w:pPr>
             <w:r>
-              <w:rPr/>
+              <w:rPr>
+                <w:sz w:val="18"/>
+              </w:rPr>
               <w:t>仓库管理员检查仓库、库存和履约条件</w:t>
             </w:r>
           </w:p>
@@ -3630,64 +4570,91 @@
         <w:trPr/>
         <w:tc>
           <w:tcPr>
-            <w:tcW w:w="3061" w:type="dxa"/>
-            <w:tcBorders/>
-            <w:vAlign w:val="center"/>
+            <w:tcW w:w="2827" w:type="dxa"/>
+            <w:tcBorders>
+              <w:top w:val="single" w:sz="2" w:space="0" w:color="BDC9DA"/>
+              <w:start w:val="single" w:sz="2" w:space="0" w:color="BDC9DA"/>
+              <w:bottom w:val="single" w:sz="2" w:space="0" w:color="BDC9DA"/>
+              <w:end w:val="single" w:sz="2" w:space="0" w:color="BDC9DA"/>
+            </w:tcBorders>
           </w:tcPr>
           <w:p>
             <w:pPr>
               <w:pStyle w:val="TableContents"/>
               <w:bidi w:val="0"/>
               <w:spacing w:before="0" w:after="283"/>
+              <w:ind w:hanging="0" w:start="0" w:end="0"/>
               <w:jc w:val="start"/>
               <w:rPr/>
             </w:pPr>
             <w:r>
-              <w:rPr/>
+              <w:rPr>
+                <w:sz w:val="18"/>
+              </w:rPr>
               <w:t xml:space="preserve">仓库已确认 </w:t>
             </w:r>
             <w:r>
-              <w:rPr/>
+              <w:rPr>
+                <w:sz w:val="18"/>
+              </w:rPr>
               <w:t>/ WHS_APPROVED</w:t>
             </w:r>
           </w:p>
         </w:tc>
         <w:tc>
           <w:tcPr>
-            <w:tcW w:w="3031" w:type="dxa"/>
-            <w:tcBorders/>
-            <w:vAlign w:val="center"/>
+            <w:tcW w:w="2749" w:type="dxa"/>
+            <w:tcBorders>
+              <w:top w:val="single" w:sz="2" w:space="0" w:color="BDC9DA"/>
+              <w:start w:val="single" w:sz="2" w:space="0" w:color="BDC9DA"/>
+              <w:bottom w:val="single" w:sz="2" w:space="0" w:color="BDC9DA"/>
+              <w:end w:val="single" w:sz="2" w:space="0" w:color="BDC9DA"/>
+            </w:tcBorders>
           </w:tcPr>
           <w:p>
             <w:pPr>
               <w:pStyle w:val="TableContents"/>
               <w:bidi w:val="0"/>
               <w:spacing w:before="0" w:after="283"/>
+              <w:ind w:hanging="0" w:start="0" w:end="0"/>
               <w:jc w:val="start"/>
-              <w:rPr/>
+              <w:rPr>
+                <w:sz w:val="18"/>
+              </w:rPr>
             </w:pPr>
             <w:r>
-              <w:rPr/>
+              <w:rPr>
+                <w:sz w:val="18"/>
+              </w:rPr>
               <w:t>已进入仓库履约</w:t>
             </w:r>
           </w:p>
         </w:tc>
         <w:tc>
           <w:tcPr>
-            <w:tcW w:w="4831" w:type="dxa"/>
-            <w:tcBorders/>
-            <w:vAlign w:val="center"/>
+            <w:tcW w:w="4474" w:type="dxa"/>
+            <w:tcBorders>
+              <w:top w:val="single" w:sz="2" w:space="0" w:color="BDC9DA"/>
+              <w:start w:val="single" w:sz="2" w:space="0" w:color="BDC9DA"/>
+              <w:bottom w:val="single" w:sz="2" w:space="0" w:color="BDC9DA"/>
+              <w:end w:val="single" w:sz="2" w:space="0" w:color="BDC9DA"/>
+            </w:tcBorders>
           </w:tcPr>
           <w:p>
             <w:pPr>
               <w:pStyle w:val="TableContents"/>
               <w:bidi w:val="0"/>
               <w:spacing w:before="0" w:after="283"/>
+              <w:ind w:hanging="0" w:start="0" w:end="0"/>
               <w:jc w:val="start"/>
-              <w:rPr/>
+              <w:rPr>
+                <w:sz w:val="18"/>
+              </w:rPr>
             </w:pPr>
             <w:r>
-              <w:rPr/>
+              <w:rPr>
+                <w:sz w:val="18"/>
+              </w:rPr>
               <w:t>不得随意修改原订单</w:t>
             </w:r>
           </w:p>
@@ -3697,64 +4664,91 @@
         <w:trPr/>
         <w:tc>
           <w:tcPr>
-            <w:tcW w:w="3061" w:type="dxa"/>
-            <w:tcBorders/>
-            <w:vAlign w:val="center"/>
+            <w:tcW w:w="2827" w:type="dxa"/>
+            <w:tcBorders>
+              <w:top w:val="single" w:sz="2" w:space="0" w:color="BDC9DA"/>
+              <w:start w:val="single" w:sz="2" w:space="0" w:color="BDC9DA"/>
+              <w:bottom w:val="single" w:sz="2" w:space="0" w:color="BDC9DA"/>
+              <w:end w:val="single" w:sz="2" w:space="0" w:color="BDC9DA"/>
+            </w:tcBorders>
           </w:tcPr>
           <w:p>
             <w:pPr>
               <w:pStyle w:val="TableContents"/>
               <w:bidi w:val="0"/>
               <w:spacing w:before="0" w:after="283"/>
+              <w:ind w:hanging="0" w:start="0" w:end="0"/>
               <w:jc w:val="start"/>
               <w:rPr/>
             </w:pPr>
             <w:r>
-              <w:rPr/>
+              <w:rPr>
+                <w:sz w:val="18"/>
+              </w:rPr>
               <w:t xml:space="preserve">保留 </w:t>
             </w:r>
             <w:r>
-              <w:rPr/>
+              <w:rPr>
+                <w:sz w:val="18"/>
+              </w:rPr>
               <w:t>/ RESERVED</w:t>
             </w:r>
           </w:p>
         </w:tc>
         <w:tc>
           <w:tcPr>
-            <w:tcW w:w="3031" w:type="dxa"/>
-            <w:tcBorders/>
-            <w:vAlign w:val="center"/>
+            <w:tcW w:w="2749" w:type="dxa"/>
+            <w:tcBorders>
+              <w:top w:val="single" w:sz="2" w:space="0" w:color="BDC9DA"/>
+              <w:start w:val="single" w:sz="2" w:space="0" w:color="BDC9DA"/>
+              <w:bottom w:val="single" w:sz="2" w:space="0" w:color="BDC9DA"/>
+              <w:end w:val="single" w:sz="2" w:space="0" w:color="BDC9DA"/>
+            </w:tcBorders>
           </w:tcPr>
           <w:p>
             <w:pPr>
               <w:pStyle w:val="TableContents"/>
               <w:bidi w:val="0"/>
               <w:spacing w:before="0" w:after="283"/>
+              <w:ind w:hanging="0" w:start="0" w:end="0"/>
               <w:jc w:val="start"/>
-              <w:rPr/>
+              <w:rPr>
+                <w:sz w:val="18"/>
+              </w:rPr>
             </w:pPr>
             <w:r>
-              <w:rPr/>
+              <w:rPr>
+                <w:sz w:val="18"/>
+              </w:rPr>
               <w:t>任务已因货主审核创建但尚未发布</w:t>
             </w:r>
           </w:p>
         </w:tc>
         <w:tc>
           <w:tcPr>
-            <w:tcW w:w="4831" w:type="dxa"/>
-            <w:tcBorders/>
-            <w:vAlign w:val="center"/>
+            <w:tcW w:w="4474" w:type="dxa"/>
+            <w:tcBorders>
+              <w:top w:val="single" w:sz="2" w:space="0" w:color="BDC9DA"/>
+              <w:start w:val="single" w:sz="2" w:space="0" w:color="BDC9DA"/>
+              <w:bottom w:val="single" w:sz="2" w:space="0" w:color="BDC9DA"/>
+              <w:end w:val="single" w:sz="2" w:space="0" w:color="BDC9DA"/>
+            </w:tcBorders>
           </w:tcPr>
           <w:p>
             <w:pPr>
               <w:pStyle w:val="TableContents"/>
               <w:bidi w:val="0"/>
               <w:spacing w:before="0" w:after="283"/>
+              <w:ind w:hanging="0" w:start="0" w:end="0"/>
               <w:jc w:val="start"/>
-              <w:rPr/>
+              <w:rPr>
+                <w:sz w:val="18"/>
+              </w:rPr>
             </w:pPr>
             <w:r>
-              <w:rPr/>
+              <w:rPr>
+                <w:sz w:val="18"/>
+              </w:rPr>
               <w:t>仓库确认前不得现场执行</w:t>
             </w:r>
           </w:p>
@@ -3764,64 +4758,91 @@
         <w:trPr/>
         <w:tc>
           <w:tcPr>
-            <w:tcW w:w="3061" w:type="dxa"/>
-            <w:tcBorders/>
-            <w:vAlign w:val="center"/>
+            <w:tcW w:w="2827" w:type="dxa"/>
+            <w:tcBorders>
+              <w:top w:val="single" w:sz="2" w:space="0" w:color="BDC9DA"/>
+              <w:start w:val="single" w:sz="2" w:space="0" w:color="BDC9DA"/>
+              <w:bottom w:val="single" w:sz="2" w:space="0" w:color="BDC9DA"/>
+              <w:end w:val="single" w:sz="2" w:space="0" w:color="BDC9DA"/>
+            </w:tcBorders>
           </w:tcPr>
           <w:p>
             <w:pPr>
               <w:pStyle w:val="TableContents"/>
               <w:bidi w:val="0"/>
               <w:spacing w:before="0" w:after="283"/>
+              <w:ind w:hanging="0" w:start="0" w:end="0"/>
               <w:jc w:val="start"/>
               <w:rPr/>
             </w:pPr>
             <w:r>
-              <w:rPr/>
+              <w:rPr>
+                <w:sz w:val="18"/>
+              </w:rPr>
               <w:t xml:space="preserve">待发布 </w:t>
             </w:r>
             <w:r>
-              <w:rPr/>
+              <w:rPr>
+                <w:sz w:val="18"/>
+              </w:rPr>
               <w:t>/ READY</w:t>
             </w:r>
           </w:p>
         </w:tc>
         <w:tc>
           <w:tcPr>
-            <w:tcW w:w="3031" w:type="dxa"/>
-            <w:tcBorders/>
-            <w:vAlign w:val="center"/>
+            <w:tcW w:w="2749" w:type="dxa"/>
+            <w:tcBorders>
+              <w:top w:val="single" w:sz="2" w:space="0" w:color="BDC9DA"/>
+              <w:start w:val="single" w:sz="2" w:space="0" w:color="BDC9DA"/>
+              <w:bottom w:val="single" w:sz="2" w:space="0" w:color="BDC9DA"/>
+              <w:end w:val="single" w:sz="2" w:space="0" w:color="BDC9DA"/>
+            </w:tcBorders>
           </w:tcPr>
           <w:p>
             <w:pPr>
               <w:pStyle w:val="TableContents"/>
               <w:bidi w:val="0"/>
               <w:spacing w:before="0" w:after="283"/>
+              <w:ind w:hanging="0" w:start="0" w:end="0"/>
               <w:jc w:val="start"/>
-              <w:rPr/>
+              <w:rPr>
+                <w:sz w:val="18"/>
+              </w:rPr>
             </w:pPr>
             <w:r>
-              <w:rPr/>
+              <w:rPr>
+                <w:sz w:val="18"/>
+              </w:rPr>
               <w:t>任务具备发布条件</w:t>
             </w:r>
           </w:p>
         </w:tc>
         <w:tc>
           <w:tcPr>
-            <w:tcW w:w="4831" w:type="dxa"/>
-            <w:tcBorders/>
-            <w:vAlign w:val="center"/>
+            <w:tcW w:w="4474" w:type="dxa"/>
+            <w:tcBorders>
+              <w:top w:val="single" w:sz="2" w:space="0" w:color="BDC9DA"/>
+              <w:start w:val="single" w:sz="2" w:space="0" w:color="BDC9DA"/>
+              <w:bottom w:val="single" w:sz="2" w:space="0" w:color="BDC9DA"/>
+              <w:end w:val="single" w:sz="2" w:space="0" w:color="BDC9DA"/>
+            </w:tcBorders>
           </w:tcPr>
           <w:p>
             <w:pPr>
               <w:pStyle w:val="TableContents"/>
               <w:bidi w:val="0"/>
               <w:spacing w:before="0" w:after="283"/>
+              <w:ind w:hanging="0" w:start="0" w:end="0"/>
               <w:jc w:val="start"/>
-              <w:rPr/>
+              <w:rPr>
+                <w:sz w:val="18"/>
+              </w:rPr>
             </w:pPr>
             <w:r>
-              <w:rPr/>
+              <w:rPr>
+                <w:sz w:val="18"/>
+              </w:rPr>
               <w:t>由仓库管理员发布</w:t>
             </w:r>
           </w:p>
@@ -3831,64 +4852,91 @@
         <w:trPr/>
         <w:tc>
           <w:tcPr>
-            <w:tcW w:w="3061" w:type="dxa"/>
-            <w:tcBorders/>
-            <w:vAlign w:val="center"/>
+            <w:tcW w:w="2827" w:type="dxa"/>
+            <w:tcBorders>
+              <w:top w:val="single" w:sz="2" w:space="0" w:color="BDC9DA"/>
+              <w:start w:val="single" w:sz="2" w:space="0" w:color="BDC9DA"/>
+              <w:bottom w:val="single" w:sz="2" w:space="0" w:color="BDC9DA"/>
+              <w:end w:val="single" w:sz="2" w:space="0" w:color="BDC9DA"/>
+            </w:tcBorders>
           </w:tcPr>
           <w:p>
             <w:pPr>
               <w:pStyle w:val="TableContents"/>
               <w:bidi w:val="0"/>
               <w:spacing w:before="0" w:after="283"/>
+              <w:ind w:hanging="0" w:start="0" w:end="0"/>
               <w:jc w:val="start"/>
               <w:rPr/>
             </w:pPr>
             <w:r>
-              <w:rPr/>
+              <w:rPr>
+                <w:sz w:val="18"/>
+              </w:rPr>
               <w:t xml:space="preserve">已发布 </w:t>
             </w:r>
             <w:r>
-              <w:rPr/>
+              <w:rPr>
+                <w:sz w:val="18"/>
+              </w:rPr>
               <w:t>/ RELEASED</w:t>
             </w:r>
           </w:p>
         </w:tc>
         <w:tc>
           <w:tcPr>
-            <w:tcW w:w="3031" w:type="dxa"/>
-            <w:tcBorders/>
-            <w:vAlign w:val="center"/>
+            <w:tcW w:w="2749" w:type="dxa"/>
+            <w:tcBorders>
+              <w:top w:val="single" w:sz="2" w:space="0" w:color="BDC9DA"/>
+              <w:start w:val="single" w:sz="2" w:space="0" w:color="BDC9DA"/>
+              <w:bottom w:val="single" w:sz="2" w:space="0" w:color="BDC9DA"/>
+              <w:end w:val="single" w:sz="2" w:space="0" w:color="BDC9DA"/>
+            </w:tcBorders>
           </w:tcPr>
           <w:p>
             <w:pPr>
               <w:pStyle w:val="TableContents"/>
               <w:bidi w:val="0"/>
               <w:spacing w:before="0" w:after="283"/>
+              <w:ind w:hanging="0" w:start="0" w:end="0"/>
               <w:jc w:val="start"/>
-              <w:rPr/>
+              <w:rPr>
+                <w:sz w:val="18"/>
+              </w:rPr>
             </w:pPr>
             <w:r>
-              <w:rPr/>
+              <w:rPr>
+                <w:sz w:val="18"/>
+              </w:rPr>
               <w:t>操作员可以领取或执行</w:t>
             </w:r>
           </w:p>
         </w:tc>
         <w:tc>
           <w:tcPr>
-            <w:tcW w:w="4831" w:type="dxa"/>
-            <w:tcBorders/>
-            <w:vAlign w:val="center"/>
+            <w:tcW w:w="4474" w:type="dxa"/>
+            <w:tcBorders>
+              <w:top w:val="single" w:sz="2" w:space="0" w:color="BDC9DA"/>
+              <w:start w:val="single" w:sz="2" w:space="0" w:color="BDC9DA"/>
+              <w:bottom w:val="single" w:sz="2" w:space="0" w:color="BDC9DA"/>
+              <w:end w:val="single" w:sz="2" w:space="0" w:color="BDC9DA"/>
+            </w:tcBorders>
           </w:tcPr>
           <w:p>
             <w:pPr>
               <w:pStyle w:val="TableContents"/>
               <w:bidi w:val="0"/>
               <w:spacing w:before="0" w:after="283"/>
+              <w:ind w:hanging="0" w:start="0" w:end="0"/>
               <w:jc w:val="start"/>
-              <w:rPr/>
+              <w:rPr>
+                <w:sz w:val="18"/>
+              </w:rPr>
             </w:pPr>
             <w:r>
-              <w:rPr/>
+              <w:rPr>
+                <w:sz w:val="18"/>
+              </w:rPr>
               <w:t>按任务逐行扫描作业</w:t>
             </w:r>
           </w:p>
@@ -3898,64 +4946,91 @@
         <w:trPr/>
         <w:tc>
           <w:tcPr>
-            <w:tcW w:w="3061" w:type="dxa"/>
-            <w:tcBorders/>
-            <w:vAlign w:val="center"/>
+            <w:tcW w:w="2827" w:type="dxa"/>
+            <w:tcBorders>
+              <w:top w:val="single" w:sz="2" w:space="0" w:color="BDC9DA"/>
+              <w:start w:val="single" w:sz="2" w:space="0" w:color="BDC9DA"/>
+              <w:bottom w:val="single" w:sz="2" w:space="0" w:color="BDC9DA"/>
+              <w:end w:val="single" w:sz="2" w:space="0" w:color="BDC9DA"/>
+            </w:tcBorders>
           </w:tcPr>
           <w:p>
             <w:pPr>
               <w:pStyle w:val="TableContents"/>
               <w:bidi w:val="0"/>
               <w:spacing w:before="0" w:after="283"/>
+              <w:ind w:hanging="0" w:start="0" w:end="0"/>
               <w:jc w:val="start"/>
               <w:rPr/>
             </w:pPr>
             <w:r>
-              <w:rPr/>
+              <w:rPr>
+                <w:sz w:val="18"/>
+              </w:rPr>
               <w:t xml:space="preserve">执行中 </w:t>
             </w:r>
             <w:r>
-              <w:rPr/>
+              <w:rPr>
+                <w:sz w:val="18"/>
+              </w:rPr>
               <w:t>/ IN_PROGRESS</w:t>
             </w:r>
           </w:p>
         </w:tc>
         <w:tc>
           <w:tcPr>
-            <w:tcW w:w="3031" w:type="dxa"/>
-            <w:tcBorders/>
-            <w:vAlign w:val="center"/>
+            <w:tcW w:w="2749" w:type="dxa"/>
+            <w:tcBorders>
+              <w:top w:val="single" w:sz="2" w:space="0" w:color="BDC9DA"/>
+              <w:start w:val="single" w:sz="2" w:space="0" w:color="BDC9DA"/>
+              <w:bottom w:val="single" w:sz="2" w:space="0" w:color="BDC9DA"/>
+              <w:end w:val="single" w:sz="2" w:space="0" w:color="BDC9DA"/>
+            </w:tcBorders>
           </w:tcPr>
           <w:p>
             <w:pPr>
               <w:pStyle w:val="TableContents"/>
               <w:bidi w:val="0"/>
               <w:spacing w:before="0" w:after="283"/>
+              <w:ind w:hanging="0" w:start="0" w:end="0"/>
               <w:jc w:val="start"/>
-              <w:rPr/>
+              <w:rPr>
+                <w:sz w:val="18"/>
+              </w:rPr>
             </w:pPr>
             <w:r>
-              <w:rPr/>
+              <w:rPr>
+                <w:sz w:val="18"/>
+              </w:rPr>
               <w:t>已发生现场作业记录</w:t>
             </w:r>
           </w:p>
         </w:tc>
         <w:tc>
           <w:tcPr>
-            <w:tcW w:w="4831" w:type="dxa"/>
-            <w:tcBorders/>
-            <w:vAlign w:val="center"/>
+            <w:tcW w:w="4474" w:type="dxa"/>
+            <w:tcBorders>
+              <w:top w:val="single" w:sz="2" w:space="0" w:color="BDC9DA"/>
+              <w:start w:val="single" w:sz="2" w:space="0" w:color="BDC9DA"/>
+              <w:bottom w:val="single" w:sz="2" w:space="0" w:color="BDC9DA"/>
+              <w:end w:val="single" w:sz="2" w:space="0" w:color="BDC9DA"/>
+            </w:tcBorders>
           </w:tcPr>
           <w:p>
             <w:pPr>
               <w:pStyle w:val="TableContents"/>
               <w:bidi w:val="0"/>
               <w:spacing w:before="0" w:after="283"/>
+              <w:ind w:hanging="0" w:start="0" w:end="0"/>
               <w:jc w:val="start"/>
-              <w:rPr/>
+              <w:rPr>
+                <w:sz w:val="18"/>
+              </w:rPr>
             </w:pPr>
             <w:r>
-              <w:rPr/>
+              <w:rPr>
+                <w:sz w:val="18"/>
+              </w:rPr>
               <w:t>继续完成剩余任务行，不得另建重复任务</w:t>
             </w:r>
           </w:p>
@@ -3965,64 +5040,91 @@
         <w:trPr/>
         <w:tc>
           <w:tcPr>
-            <w:tcW w:w="3061" w:type="dxa"/>
-            <w:tcBorders/>
-            <w:vAlign w:val="center"/>
+            <w:tcW w:w="2827" w:type="dxa"/>
+            <w:tcBorders>
+              <w:top w:val="single" w:sz="2" w:space="0" w:color="BDC9DA"/>
+              <w:start w:val="single" w:sz="2" w:space="0" w:color="BDC9DA"/>
+              <w:bottom w:val="single" w:sz="2" w:space="0" w:color="BDC9DA"/>
+              <w:end w:val="single" w:sz="2" w:space="0" w:color="BDC9DA"/>
+            </w:tcBorders>
           </w:tcPr>
           <w:p>
             <w:pPr>
               <w:pStyle w:val="TableContents"/>
               <w:bidi w:val="0"/>
               <w:spacing w:before="0" w:after="283"/>
+              <w:ind w:hanging="0" w:start="0" w:end="0"/>
               <w:jc w:val="start"/>
               <w:rPr/>
             </w:pPr>
             <w:r>
-              <w:rPr/>
+              <w:rPr>
+                <w:sz w:val="18"/>
+              </w:rPr>
               <w:t xml:space="preserve">已完成 </w:t>
             </w:r>
             <w:r>
-              <w:rPr/>
+              <w:rPr>
+                <w:sz w:val="18"/>
+              </w:rPr>
               <w:t>/ COMPLETED</w:t>
             </w:r>
           </w:p>
         </w:tc>
         <w:tc>
           <w:tcPr>
-            <w:tcW w:w="3031" w:type="dxa"/>
-            <w:tcBorders/>
-            <w:vAlign w:val="center"/>
+            <w:tcW w:w="2749" w:type="dxa"/>
+            <w:tcBorders>
+              <w:top w:val="single" w:sz="2" w:space="0" w:color="BDC9DA"/>
+              <w:start w:val="single" w:sz="2" w:space="0" w:color="BDC9DA"/>
+              <w:bottom w:val="single" w:sz="2" w:space="0" w:color="BDC9DA"/>
+              <w:end w:val="single" w:sz="2" w:space="0" w:color="BDC9DA"/>
+            </w:tcBorders>
           </w:tcPr>
           <w:p>
             <w:pPr>
               <w:pStyle w:val="TableContents"/>
               <w:bidi w:val="0"/>
               <w:spacing w:before="0" w:after="283"/>
+              <w:ind w:hanging="0" w:start="0" w:end="0"/>
               <w:jc w:val="start"/>
-              <w:rPr/>
+              <w:rPr>
+                <w:sz w:val="18"/>
+              </w:rPr>
             </w:pPr>
             <w:r>
-              <w:rPr/>
+              <w:rPr>
+                <w:sz w:val="18"/>
+              </w:rPr>
               <w:t>作业数量已经完成</w:t>
             </w:r>
           </w:p>
         </w:tc>
         <w:tc>
           <w:tcPr>
-            <w:tcW w:w="4831" w:type="dxa"/>
-            <w:tcBorders/>
-            <w:vAlign w:val="center"/>
+            <w:tcW w:w="4474" w:type="dxa"/>
+            <w:tcBorders>
+              <w:top w:val="single" w:sz="2" w:space="0" w:color="BDC9DA"/>
+              <w:start w:val="single" w:sz="2" w:space="0" w:color="BDC9DA"/>
+              <w:bottom w:val="single" w:sz="2" w:space="0" w:color="BDC9DA"/>
+              <w:end w:val="single" w:sz="2" w:space="0" w:color="BDC9DA"/>
+            </w:tcBorders>
           </w:tcPr>
           <w:p>
             <w:pPr>
               <w:pStyle w:val="TableContents"/>
               <w:bidi w:val="0"/>
               <w:spacing w:before="0" w:after="283"/>
+              <w:ind w:hanging="0" w:start="0" w:end="0"/>
               <w:jc w:val="start"/>
-              <w:rPr/>
+              <w:rPr>
+                <w:sz w:val="18"/>
+              </w:rPr>
             </w:pPr>
             <w:r>
-              <w:rPr/>
+              <w:rPr>
+                <w:sz w:val="18"/>
+              </w:rPr>
               <w:t>等待复核、审核或过账</w:t>
             </w:r>
           </w:p>
@@ -4032,64 +5134,91 @@
         <w:trPr/>
         <w:tc>
           <w:tcPr>
-            <w:tcW w:w="3061" w:type="dxa"/>
-            <w:tcBorders/>
-            <w:vAlign w:val="center"/>
+            <w:tcW w:w="2827" w:type="dxa"/>
+            <w:tcBorders>
+              <w:top w:val="single" w:sz="2" w:space="0" w:color="BDC9DA"/>
+              <w:start w:val="single" w:sz="2" w:space="0" w:color="BDC9DA"/>
+              <w:bottom w:val="single" w:sz="2" w:space="0" w:color="BDC9DA"/>
+              <w:end w:val="single" w:sz="2" w:space="0" w:color="BDC9DA"/>
+            </w:tcBorders>
           </w:tcPr>
           <w:p>
             <w:pPr>
               <w:pStyle w:val="TableContents"/>
               <w:bidi w:val="0"/>
               <w:spacing w:before="0" w:after="283"/>
+              <w:ind w:hanging="0" w:start="0" w:end="0"/>
               <w:jc w:val="start"/>
               <w:rPr/>
             </w:pPr>
             <w:r>
-              <w:rPr/>
+              <w:rPr>
+                <w:sz w:val="18"/>
+              </w:rPr>
               <w:t xml:space="preserve">待审核 </w:t>
             </w:r>
             <w:r>
-              <w:rPr/>
+              <w:rPr>
+                <w:sz w:val="18"/>
+              </w:rPr>
               <w:t>/ PENDING</w:t>
             </w:r>
           </w:p>
         </w:tc>
         <w:tc>
           <w:tcPr>
-            <w:tcW w:w="3031" w:type="dxa"/>
-            <w:tcBorders/>
-            <w:vAlign w:val="center"/>
+            <w:tcW w:w="2749" w:type="dxa"/>
+            <w:tcBorders>
+              <w:top w:val="single" w:sz="2" w:space="0" w:color="BDC9DA"/>
+              <w:start w:val="single" w:sz="2" w:space="0" w:color="BDC9DA"/>
+              <w:bottom w:val="single" w:sz="2" w:space="0" w:color="BDC9DA"/>
+              <w:end w:val="single" w:sz="2" w:space="0" w:color="BDC9DA"/>
+            </w:tcBorders>
           </w:tcPr>
           <w:p>
             <w:pPr>
               <w:pStyle w:val="TableContents"/>
               <w:bidi w:val="0"/>
               <w:spacing w:before="0" w:after="283"/>
+              <w:ind w:hanging="0" w:start="0" w:end="0"/>
               <w:jc w:val="start"/>
-              <w:rPr/>
+              <w:rPr>
+                <w:sz w:val="18"/>
+              </w:rPr>
             </w:pPr>
             <w:r>
-              <w:rPr/>
+              <w:rPr>
+                <w:sz w:val="18"/>
+              </w:rPr>
               <w:t>需要复核或管理确认</w:t>
             </w:r>
           </w:p>
         </w:tc>
         <w:tc>
           <w:tcPr>
-            <w:tcW w:w="4831" w:type="dxa"/>
-            <w:tcBorders/>
-            <w:vAlign w:val="center"/>
+            <w:tcW w:w="4474" w:type="dxa"/>
+            <w:tcBorders>
+              <w:top w:val="single" w:sz="2" w:space="0" w:color="BDC9DA"/>
+              <w:start w:val="single" w:sz="2" w:space="0" w:color="BDC9DA"/>
+              <w:bottom w:val="single" w:sz="2" w:space="0" w:color="BDC9DA"/>
+              <w:end w:val="single" w:sz="2" w:space="0" w:color="BDC9DA"/>
+            </w:tcBorders>
           </w:tcPr>
           <w:p>
             <w:pPr>
               <w:pStyle w:val="TableContents"/>
               <w:bidi w:val="0"/>
               <w:spacing w:before="0" w:after="283"/>
+              <w:ind w:hanging="0" w:start="0" w:end="0"/>
               <w:jc w:val="start"/>
-              <w:rPr/>
+              <w:rPr>
+                <w:sz w:val="18"/>
+              </w:rPr>
             </w:pPr>
             <w:r>
-              <w:rPr/>
+              <w:rPr>
+                <w:sz w:val="18"/>
+              </w:rPr>
               <w:t>核对实物、数量、批次和库位</w:t>
             </w:r>
           </w:p>
@@ -4099,64 +5228,91 @@
         <w:trPr/>
         <w:tc>
           <w:tcPr>
-            <w:tcW w:w="3061" w:type="dxa"/>
-            <w:tcBorders/>
-            <w:vAlign w:val="center"/>
+            <w:tcW w:w="2827" w:type="dxa"/>
+            <w:tcBorders>
+              <w:top w:val="single" w:sz="2" w:space="0" w:color="BDC9DA"/>
+              <w:start w:val="single" w:sz="2" w:space="0" w:color="BDC9DA"/>
+              <w:bottom w:val="single" w:sz="2" w:space="0" w:color="BDC9DA"/>
+              <w:end w:val="single" w:sz="2" w:space="0" w:color="BDC9DA"/>
+            </w:tcBorders>
           </w:tcPr>
           <w:p>
             <w:pPr>
               <w:pStyle w:val="TableContents"/>
               <w:bidi w:val="0"/>
               <w:spacing w:before="0" w:after="283"/>
+              <w:ind w:hanging="0" w:start="0" w:end="0"/>
               <w:jc w:val="start"/>
               <w:rPr/>
             </w:pPr>
             <w:r>
-              <w:rPr/>
+              <w:rPr>
+                <w:sz w:val="18"/>
+              </w:rPr>
               <w:t xml:space="preserve">已过账 </w:t>
             </w:r>
             <w:r>
-              <w:rPr/>
+              <w:rPr>
+                <w:sz w:val="18"/>
+              </w:rPr>
               <w:t>/ POSTED</w:t>
             </w:r>
           </w:p>
         </w:tc>
         <w:tc>
           <w:tcPr>
-            <w:tcW w:w="3031" w:type="dxa"/>
-            <w:tcBorders/>
-            <w:vAlign w:val="center"/>
+            <w:tcW w:w="2749" w:type="dxa"/>
+            <w:tcBorders>
+              <w:top w:val="single" w:sz="2" w:space="0" w:color="BDC9DA"/>
+              <w:start w:val="single" w:sz="2" w:space="0" w:color="BDC9DA"/>
+              <w:bottom w:val="single" w:sz="2" w:space="0" w:color="BDC9DA"/>
+              <w:end w:val="single" w:sz="2" w:space="0" w:color="BDC9DA"/>
+            </w:tcBorders>
           </w:tcPr>
           <w:p>
             <w:pPr>
               <w:pStyle w:val="TableContents"/>
               <w:bidi w:val="0"/>
               <w:spacing w:before="0" w:after="283"/>
+              <w:ind w:hanging="0" w:start="0" w:end="0"/>
               <w:jc w:val="start"/>
-              <w:rPr/>
+              <w:rPr>
+                <w:sz w:val="18"/>
+              </w:rPr>
             </w:pPr>
             <w:r>
-              <w:rPr/>
+              <w:rPr>
+                <w:sz w:val="18"/>
+              </w:rPr>
               <w:t>库存影响已正式生效</w:t>
             </w:r>
           </w:p>
         </w:tc>
         <w:tc>
           <w:tcPr>
-            <w:tcW w:w="4831" w:type="dxa"/>
-            <w:tcBorders/>
-            <w:vAlign w:val="center"/>
+            <w:tcW w:w="4474" w:type="dxa"/>
+            <w:tcBorders>
+              <w:top w:val="single" w:sz="2" w:space="0" w:color="BDC9DA"/>
+              <w:start w:val="single" w:sz="2" w:space="0" w:color="BDC9DA"/>
+              <w:bottom w:val="single" w:sz="2" w:space="0" w:color="BDC9DA"/>
+              <w:end w:val="single" w:sz="2" w:space="0" w:color="BDC9DA"/>
+            </w:tcBorders>
           </w:tcPr>
           <w:p>
             <w:pPr>
               <w:pStyle w:val="TableContents"/>
               <w:bidi w:val="0"/>
               <w:spacing w:before="0" w:after="283"/>
+              <w:ind w:hanging="0" w:start="0" w:end="0"/>
               <w:jc w:val="start"/>
-              <w:rPr/>
+              <w:rPr>
+                <w:sz w:val="18"/>
+              </w:rPr>
             </w:pPr>
             <w:r>
-              <w:rPr/>
+              <w:rPr>
+                <w:sz w:val="18"/>
+              </w:rPr>
               <w:t>错误只能通过规范冲销或批准的调整处理</w:t>
             </w:r>
           </w:p>
@@ -4166,64 +5322,91 @@
         <w:trPr/>
         <w:tc>
           <w:tcPr>
-            <w:tcW w:w="3061" w:type="dxa"/>
-            <w:tcBorders/>
-            <w:vAlign w:val="center"/>
+            <w:tcW w:w="2827" w:type="dxa"/>
+            <w:tcBorders>
+              <w:top w:val="single" w:sz="2" w:space="0" w:color="BDC9DA"/>
+              <w:start w:val="single" w:sz="2" w:space="0" w:color="BDC9DA"/>
+              <w:bottom w:val="single" w:sz="2" w:space="0" w:color="BDC9DA"/>
+              <w:end w:val="single" w:sz="2" w:space="0" w:color="BDC9DA"/>
+            </w:tcBorders>
           </w:tcPr>
           <w:p>
             <w:pPr>
               <w:pStyle w:val="TableContents"/>
               <w:bidi w:val="0"/>
               <w:spacing w:before="0" w:after="283"/>
+              <w:ind w:hanging="0" w:start="0" w:end="0"/>
               <w:jc w:val="start"/>
               <w:rPr/>
             </w:pPr>
             <w:r>
-              <w:rPr/>
+              <w:rPr>
+                <w:sz w:val="18"/>
+              </w:rPr>
               <w:t xml:space="preserve">过账失败 </w:t>
             </w:r>
             <w:r>
-              <w:rPr/>
+              <w:rPr>
+                <w:sz w:val="18"/>
+              </w:rPr>
               <w:t>/ FAILED</w:t>
             </w:r>
           </w:p>
         </w:tc>
         <w:tc>
           <w:tcPr>
-            <w:tcW w:w="3031" w:type="dxa"/>
-            <w:tcBorders/>
-            <w:vAlign w:val="center"/>
+            <w:tcW w:w="2749" w:type="dxa"/>
+            <w:tcBorders>
+              <w:top w:val="single" w:sz="2" w:space="0" w:color="BDC9DA"/>
+              <w:start w:val="single" w:sz="2" w:space="0" w:color="BDC9DA"/>
+              <w:bottom w:val="single" w:sz="2" w:space="0" w:color="BDC9DA"/>
+              <w:end w:val="single" w:sz="2" w:space="0" w:color="BDC9DA"/>
+            </w:tcBorders>
           </w:tcPr>
           <w:p>
             <w:pPr>
               <w:pStyle w:val="TableContents"/>
               <w:bidi w:val="0"/>
               <w:spacing w:before="0" w:after="283"/>
+              <w:ind w:hanging="0" w:start="0" w:end="0"/>
               <w:jc w:val="start"/>
-              <w:rPr/>
+              <w:rPr>
+                <w:sz w:val="18"/>
+              </w:rPr>
             </w:pPr>
             <w:r>
-              <w:rPr/>
+              <w:rPr>
+                <w:sz w:val="18"/>
+              </w:rPr>
               <w:t>库存写入没有成功完成</w:t>
             </w:r>
           </w:p>
         </w:tc>
         <w:tc>
           <w:tcPr>
-            <w:tcW w:w="4831" w:type="dxa"/>
-            <w:tcBorders/>
-            <w:vAlign w:val="center"/>
+            <w:tcW w:w="4474" w:type="dxa"/>
+            <w:tcBorders>
+              <w:top w:val="single" w:sz="2" w:space="0" w:color="BDC9DA"/>
+              <w:start w:val="single" w:sz="2" w:space="0" w:color="BDC9DA"/>
+              <w:bottom w:val="single" w:sz="2" w:space="0" w:color="BDC9DA"/>
+              <w:end w:val="single" w:sz="2" w:space="0" w:color="BDC9DA"/>
+            </w:tcBorders>
           </w:tcPr>
           <w:p>
             <w:pPr>
               <w:pStyle w:val="TableContents"/>
               <w:bidi w:val="0"/>
               <w:spacing w:before="0" w:after="283"/>
+              <w:ind w:hanging="0" w:start="0" w:end="0"/>
               <w:jc w:val="start"/>
-              <w:rPr/>
+              <w:rPr>
+                <w:sz w:val="18"/>
+              </w:rPr>
             </w:pPr>
             <w:r>
-              <w:rPr/>
+              <w:rPr>
+                <w:sz w:val="18"/>
+              </w:rPr>
               <w:t>保留原任务号和错误信息，交管理员处理</w:t>
             </w:r>
           </w:p>
@@ -4233,64 +5416,91 @@
         <w:trPr/>
         <w:tc>
           <w:tcPr>
-            <w:tcW w:w="3061" w:type="dxa"/>
-            <w:tcBorders/>
-            <w:vAlign w:val="center"/>
+            <w:tcW w:w="2827" w:type="dxa"/>
+            <w:tcBorders>
+              <w:top w:val="single" w:sz="2" w:space="0" w:color="BDC9DA"/>
+              <w:start w:val="single" w:sz="2" w:space="0" w:color="BDC9DA"/>
+              <w:bottom w:val="single" w:sz="2" w:space="0" w:color="BDC9DA"/>
+              <w:end w:val="single" w:sz="2" w:space="0" w:color="BDC9DA"/>
+            </w:tcBorders>
           </w:tcPr>
           <w:p>
             <w:pPr>
               <w:pStyle w:val="TableContents"/>
               <w:bidi w:val="0"/>
               <w:spacing w:before="0" w:after="283"/>
+              <w:ind w:hanging="0" w:start="0" w:end="0"/>
               <w:jc w:val="start"/>
               <w:rPr/>
             </w:pPr>
             <w:r>
-              <w:rPr/>
+              <w:rPr>
+                <w:sz w:val="18"/>
+              </w:rPr>
               <w:t xml:space="preserve">已驳回 </w:t>
             </w:r>
             <w:r>
-              <w:rPr/>
+              <w:rPr>
+                <w:sz w:val="18"/>
+              </w:rPr>
               <w:t>/ REJECTED</w:t>
             </w:r>
           </w:p>
         </w:tc>
         <w:tc>
           <w:tcPr>
-            <w:tcW w:w="3031" w:type="dxa"/>
-            <w:tcBorders/>
-            <w:vAlign w:val="center"/>
+            <w:tcW w:w="2749" w:type="dxa"/>
+            <w:tcBorders>
+              <w:top w:val="single" w:sz="2" w:space="0" w:color="BDC9DA"/>
+              <w:start w:val="single" w:sz="2" w:space="0" w:color="BDC9DA"/>
+              <w:bottom w:val="single" w:sz="2" w:space="0" w:color="BDC9DA"/>
+              <w:end w:val="single" w:sz="2" w:space="0" w:color="BDC9DA"/>
+            </w:tcBorders>
           </w:tcPr>
           <w:p>
             <w:pPr>
               <w:pStyle w:val="TableContents"/>
               <w:bidi w:val="0"/>
               <w:spacing w:before="0" w:after="283"/>
+              <w:ind w:hanging="0" w:start="0" w:end="0"/>
               <w:jc w:val="start"/>
-              <w:rPr/>
+              <w:rPr>
+                <w:sz w:val="18"/>
+              </w:rPr>
             </w:pPr>
             <w:r>
-              <w:rPr/>
+              <w:rPr>
+                <w:sz w:val="18"/>
+              </w:rPr>
               <w:t>审核未通过</w:t>
             </w:r>
           </w:p>
         </w:tc>
         <w:tc>
           <w:tcPr>
-            <w:tcW w:w="4831" w:type="dxa"/>
-            <w:tcBorders/>
-            <w:vAlign w:val="center"/>
+            <w:tcW w:w="4474" w:type="dxa"/>
+            <w:tcBorders>
+              <w:top w:val="single" w:sz="2" w:space="0" w:color="BDC9DA"/>
+              <w:start w:val="single" w:sz="2" w:space="0" w:color="BDC9DA"/>
+              <w:bottom w:val="single" w:sz="2" w:space="0" w:color="BDC9DA"/>
+              <w:end w:val="single" w:sz="2" w:space="0" w:color="BDC9DA"/>
+            </w:tcBorders>
           </w:tcPr>
           <w:p>
             <w:pPr>
               <w:pStyle w:val="TableContents"/>
               <w:bidi w:val="0"/>
               <w:spacing w:before="0" w:after="283"/>
+              <w:ind w:hanging="0" w:start="0" w:end="0"/>
               <w:jc w:val="start"/>
-              <w:rPr/>
+              <w:rPr>
+                <w:sz w:val="18"/>
+              </w:rPr>
             </w:pPr>
             <w:r>
-              <w:rPr/>
+              <w:rPr>
+                <w:sz w:val="18"/>
+              </w:rPr>
               <w:t>查看原因并按流程修改、重提或终止</w:t>
             </w:r>
           </w:p>
@@ -4300,9 +5510,169 @@
         <w:trPr/>
         <w:tc>
           <w:tcPr>
-            <w:tcW w:w="3061" w:type="dxa"/>
-            <w:tcBorders/>
-            <w:vAlign w:val="center"/>
+            <w:tcW w:w="2827" w:type="dxa"/>
+            <w:tcBorders>
+              <w:top w:val="single" w:sz="2" w:space="0" w:color="BDC9DA"/>
+              <w:start w:val="single" w:sz="2" w:space="0" w:color="BDC9DA"/>
+              <w:bottom w:val="single" w:sz="2" w:space="0" w:color="BDC9DA"/>
+              <w:end w:val="single" w:sz="2" w:space="0" w:color="BDC9DA"/>
+            </w:tcBorders>
+          </w:tcPr>
+          <w:p>
+            <w:pPr>
+              <w:pStyle w:val="TableContents"/>
+              <w:bidi w:val="0"/>
+              <w:spacing w:before="0" w:after="283"/>
+              <w:ind w:hanging="0" w:start="0" w:end="0"/>
+              <w:jc w:val="start"/>
+              <w:rPr/>
+            </w:pPr>
+            <w:r>
+              <w:rPr>
+                <w:sz w:val="18"/>
+              </w:rPr>
+              <w:t xml:space="preserve">已取消 </w:t>
+            </w:r>
+            <w:r>
+              <w:rPr>
+                <w:sz w:val="18"/>
+              </w:rPr>
+              <w:t>/ CANCELLED</w:t>
+            </w:r>
+          </w:p>
+        </w:tc>
+        <w:tc>
+          <w:tcPr>
+            <w:tcW w:w="2749" w:type="dxa"/>
+            <w:tcBorders>
+              <w:top w:val="single" w:sz="2" w:space="0" w:color="BDC9DA"/>
+              <w:start w:val="single" w:sz="2" w:space="0" w:color="BDC9DA"/>
+              <w:bottom w:val="single" w:sz="2" w:space="0" w:color="BDC9DA"/>
+              <w:end w:val="single" w:sz="2" w:space="0" w:color="BDC9DA"/>
+            </w:tcBorders>
+          </w:tcPr>
+          <w:p>
+            <w:pPr>
+              <w:pStyle w:val="TableContents"/>
+              <w:bidi w:val="0"/>
+              <w:spacing w:before="0" w:after="283"/>
+              <w:ind w:hanging="0" w:start="0" w:end="0"/>
+              <w:jc w:val="start"/>
+              <w:rPr>
+                <w:sz w:val="18"/>
+              </w:rPr>
+            </w:pPr>
+            <w:r>
+              <w:rPr>
+                <w:sz w:val="18"/>
+              </w:rPr>
+              <w:t>单据或任务终止</w:t>
+            </w:r>
+          </w:p>
+        </w:tc>
+        <w:tc>
+          <w:tcPr>
+            <w:tcW w:w="4474" w:type="dxa"/>
+            <w:tcBorders>
+              <w:top w:val="single" w:sz="2" w:space="0" w:color="BDC9DA"/>
+              <w:start w:val="single" w:sz="2" w:space="0" w:color="BDC9DA"/>
+              <w:bottom w:val="single" w:sz="2" w:space="0" w:color="BDC9DA"/>
+              <w:end w:val="single" w:sz="2" w:space="0" w:color="BDC9DA"/>
+            </w:tcBorders>
+          </w:tcPr>
+          <w:p>
+            <w:pPr>
+              <w:pStyle w:val="TableContents"/>
+              <w:bidi w:val="0"/>
+              <w:spacing w:before="0" w:after="283"/>
+              <w:ind w:hanging="0" w:start="0" w:end="0"/>
+              <w:jc w:val="start"/>
+              <w:rPr>
+                <w:sz w:val="18"/>
+              </w:rPr>
+            </w:pPr>
+            <w:r>
+              <w:rPr>
+                <w:sz w:val="18"/>
+              </w:rPr>
+              <w:t>核对冻结库存是否释放、现场实物是否隔离</w:t>
+            </w:r>
+          </w:p>
+        </w:tc>
+      </w:tr>
+      <w:tr>
+        <w:trPr/>
+        <w:tc>
+          <w:tcPr>
+            <w:tcW w:w="2827" w:type="dxa"/>
+            <w:tcBorders>
+              <w:top w:val="single" w:sz="2" w:space="0" w:color="BDC9DA"/>
+              <w:start w:val="single" w:sz="2" w:space="0" w:color="BDC9DA"/>
+              <w:bottom w:val="single" w:sz="2" w:space="0" w:color="BDC9DA"/>
+              <w:end w:val="single" w:sz="2" w:space="0" w:color="BDC9DA"/>
+            </w:tcBorders>
+          </w:tcPr>
+          <w:p>
+            <w:pPr>
+              <w:pStyle w:val="TableContents"/>
+              <w:bidi w:val="0"/>
+              <w:spacing w:before="0" w:after="283"/>
+              <w:ind w:hanging="0" w:start="0" w:end="0"/>
+              <w:jc w:val="start"/>
+              <w:rPr/>
+            </w:pPr>
+            <w:r>
+              <w:rPr>
+                <w:sz w:val="18"/>
+              </w:rPr>
+              <w:t xml:space="preserve">异常 </w:t>
+            </w:r>
+            <w:r>
+              <w:rPr>
+                <w:sz w:val="18"/>
+              </w:rPr>
+              <w:t>/ EXCEPTION</w:t>
+            </w:r>
+          </w:p>
+        </w:tc>
+        <w:tc>
+          <w:tcPr>
+            <w:tcW w:w="2749" w:type="dxa"/>
+            <w:tcBorders>
+              <w:top w:val="single" w:sz="2" w:space="0" w:color="BDC9DA"/>
+              <w:start w:val="single" w:sz="2" w:space="0" w:color="BDC9DA"/>
+              <w:bottom w:val="single" w:sz="2" w:space="0" w:color="BDC9DA"/>
+              <w:end w:val="single" w:sz="2" w:space="0" w:color="BDC9DA"/>
+            </w:tcBorders>
+          </w:tcPr>
+          <w:p>
+            <w:pPr>
+              <w:pStyle w:val="TableContents"/>
+              <w:bidi w:val="0"/>
+              <w:spacing w:before="0" w:after="283"/>
+              <w:ind w:hanging="0" w:start="0" w:end="0"/>
+              <w:jc w:val="start"/>
+              <w:rPr>
+                <w:sz w:val="18"/>
+              </w:rPr>
+            </w:pPr>
+            <w:r>
+              <w:rPr>
+                <w:sz w:val="18"/>
+              </w:rPr>
+              <w:t>移库任务处于异常执行状态</w:t>
+            </w:r>
+          </w:p>
+        </w:tc>
+        <w:tc>
+          <w:tcPr>
+            <w:tcW w:w="4474" w:type="dxa"/>
+            <w:tcBorders>
+              <w:top w:val="single" w:sz="2" w:space="0" w:color="BDC9DA"/>
+              <w:start w:val="single" w:sz="2" w:space="0" w:color="BDC9DA"/>
+              <w:bottom w:val="single" w:sz="2" w:space="0" w:color="BDC9DA"/>
+              <w:end w:val="single" w:sz="2" w:space="0" w:color="BDC9DA"/>
+            </w:tcBorders>
           </w:tcPr>
           <w:p>
             <w:pPr>
@@ -4310,55 +5680,15 @@
               <w:bidi w:val="0"/>
               <w:spacing w:before="0" w:after="283"/>
               <w:jc w:val="start"/>
-              <w:rPr/>
+              <w:rPr>
+                <w:sz w:val="18"/>
+              </w:rPr>
             </w:pPr>
             <w:r>
-              <w:rPr/>
-              <w:t xml:space="preserve">已取消 </w:t>
-            </w:r>
-            <w:r>
-              <w:rPr/>
-              <w:t>/ CANCELLED</w:t>
-            </w:r>
-          </w:p>
-        </w:tc>
-        <w:tc>
-          <w:tcPr>
-            <w:tcW w:w="3031" w:type="dxa"/>
-            <w:tcBorders/>
-            <w:vAlign w:val="center"/>
-          </w:tcPr>
-          <w:p>
-            <w:pPr>
-              <w:pStyle w:val="TableContents"/>
-              <w:bidi w:val="0"/>
-              <w:spacing w:before="0" w:after="283"/>
-              <w:jc w:val="start"/>
-              <w:rPr/>
-            </w:pPr>
-            <w:r>
-              <w:rPr/>
-              <w:t>单据或任务终止</w:t>
-            </w:r>
-          </w:p>
-        </w:tc>
-        <w:tc>
-          <w:tcPr>
-            <w:tcW w:w="4831" w:type="dxa"/>
-            <w:tcBorders/>
-            <w:vAlign w:val="center"/>
-          </w:tcPr>
-          <w:p>
-            <w:pPr>
-              <w:pStyle w:val="TableContents"/>
-              <w:bidi w:val="0"/>
-              <w:spacing w:before="0" w:after="283"/>
-              <w:jc w:val="start"/>
-              <w:rPr/>
-            </w:pPr>
-            <w:r>
-              <w:rPr/>
-              <w:t>核对冻结库存是否释放、现场实物是否隔离</w:t>
+              <w:rPr>
+                <w:sz w:val="18"/>
+              </w:rPr>
+              <w:t>操作员说明现场情况，管理员处理原因后决定恢复或作废</w:t>
             </w:r>
           </w:p>
         </w:tc>
@@ -4381,7 +5711,7 @@
         <w:pStyle w:val="BodyText"/>
         <w:numPr>
           <w:ilvl w:val="0"/>
-          <w:numId w:val="14"/>
+          <w:numId w:val="17"/>
         </w:numPr>
         <w:tabs>
           <w:tab w:val="clear" w:pos="1134"/>
@@ -4403,7 +5733,7 @@
         <w:pStyle w:val="BodyText"/>
         <w:numPr>
           <w:ilvl w:val="0"/>
-          <w:numId w:val="14"/>
+          <w:numId w:val="17"/>
         </w:numPr>
         <w:tabs>
           <w:tab w:val="clear" w:pos="1134"/>
@@ -4425,7 +5755,7 @@
         <w:pStyle w:val="BodyText"/>
         <w:numPr>
           <w:ilvl w:val="0"/>
-          <w:numId w:val="14"/>
+          <w:numId w:val="17"/>
         </w:numPr>
         <w:tabs>
           <w:tab w:val="clear" w:pos="1134"/>
@@ -4461,13 +5791,14 @@
         <w:pStyle w:val="BodyText"/>
         <w:numPr>
           <w:ilvl w:val="0"/>
-          <w:numId w:val="14"/>
-        </w:numPr>
-        <w:tabs>
-          <w:tab w:val="clear" w:pos="1134"/>
-          <w:tab w:val="left" w:pos="709" w:leader="none"/>
-        </w:tabs>
-        <w:bidi w:val="0"/>
+          <w:numId w:val="17"/>
+        </w:numPr>
+        <w:tabs>
+          <w:tab w:val="clear" w:pos="1134"/>
+          <w:tab w:val="left" w:pos="709" w:leader="none"/>
+        </w:tabs>
+        <w:bidi w:val="0"/>
+        <w:spacing w:before="0" w:after="0"/>
         <w:ind w:hanging="283" w:start="709"/>
         <w:jc w:val="start"/>
         <w:rPr/>
@@ -4479,6 +5810,83 @@
     </w:p>
     <w:p>
       <w:pPr>
+        <w:pStyle w:val="BodyText"/>
+        <w:numPr>
+          <w:ilvl w:val="0"/>
+          <w:numId w:val="17"/>
+        </w:numPr>
+        <w:tabs>
+          <w:tab w:val="clear" w:pos="1134"/>
+          <w:tab w:val="left" w:pos="709" w:leader="none"/>
+        </w:tabs>
+        <w:bidi w:val="0"/>
+        <w:spacing w:before="0" w:after="0"/>
+        <w:ind w:hanging="283" w:start="709"/>
+        <w:jc w:val="start"/>
+        <w:rPr/>
+      </w:pPr>
+      <w:r>
+        <w:rPr/>
+        <w:t xml:space="preserve">移库和补货需要同时看任务状态、行完成量和过账状态；分次扫描只累计执行数量，库存移动以整任务过账成功为准。 </w:t>
+      </w:r>
+    </w:p>
+    <w:p>
+      <w:pPr>
+        <w:pStyle w:val="BodyText"/>
+        <w:numPr>
+          <w:ilvl w:val="0"/>
+          <w:numId w:val="17"/>
+        </w:numPr>
+        <w:tabs>
+          <w:tab w:val="clear" w:pos="1134"/>
+          <w:tab w:val="left" w:pos="709" w:leader="none"/>
+        </w:tabs>
+        <w:bidi w:val="0"/>
+        <w:spacing w:before="0" w:after="0"/>
+        <w:ind w:hanging="283" w:start="709"/>
+        <w:jc w:val="start"/>
+        <w:rPr/>
+      </w:pPr>
+      <w:r>
+        <w:rPr/>
+        <w:t xml:space="preserve">移库异常执行状态与过账失败不是同一件事；“恢复”用于异常任务，“重试过账”用于过账失败，均由有权限的仓库管理员处理。 </w:t>
+      </w:r>
+    </w:p>
+    <w:p>
+      <w:pPr>
+        <w:pStyle w:val="BodyText"/>
+        <w:numPr>
+          <w:ilvl w:val="0"/>
+          <w:numId w:val="17"/>
+        </w:numPr>
+        <w:tabs>
+          <w:tab w:val="clear" w:pos="1134"/>
+          <w:tab w:val="left" w:pos="709" w:leader="none"/>
+        </w:tabs>
+        <w:bidi w:val="0"/>
+        <w:ind w:hanging="283" w:start="709"/>
+        <w:jc w:val="start"/>
+        <w:rPr/>
+      </w:pPr>
+      <w:r>
+        <w:rPr/>
+        <w:t xml:space="preserve">POS </w:t>
+      </w:r>
+      <w:r>
+        <w:rPr/>
+        <w:t>销售状态和班次状态按《</w:t>
+      </w:r>
+      <w:r>
+        <w:rPr/>
+        <w:t xml:space="preserve">POS </w:t>
+      </w:r>
+      <w:r>
+        <w:rPr/>
+        <w:t xml:space="preserve">使用手册》核对；现场还款或打印完成情况不能由普通仓库任务状态推断。 </w:t>
+      </w:r>
+    </w:p>
+    <w:p>
+      <w:pPr>
         <w:pStyle w:val="HorizontalLine"/>
         <w:bidi w:val="0"/>
         <w:jc w:val="start"/>
@@ -4496,8 +5904,8 @@
         <w:jc w:val="start"/>
         <w:rPr/>
       </w:pPr>
-      <w:bookmarkStart w:id="16" w:name="section-17-异常处理与问题上报"/>
-      <w:bookmarkEnd w:id="16"/>
+      <w:bookmarkStart w:id="20" w:name="section-21-异常处理与问题上报"/>
+      <w:bookmarkEnd w:id="20"/>
       <w:r>
         <w:rPr/>
         <w:t>异常处理与问题上报</w:t>
@@ -4511,8 +5919,8 @@
         <w:jc w:val="start"/>
         <w:rPr/>
       </w:pPr>
-      <w:bookmarkStart w:id="17" w:name="section-18-无法登录或菜单缺失"/>
-      <w:bookmarkEnd w:id="17"/>
+      <w:bookmarkStart w:id="21" w:name="section-22-无法登录或菜单缺失"/>
+      <w:bookmarkEnd w:id="21"/>
       <w:r>
         <w:rPr/>
         <w:t>无法登录或菜单缺失</w:t>
@@ -4527,7 +5935,15 @@
       </w:pPr>
       <w:r>
         <w:rPr/>
-        <w:t>按“网络 → 入口 → 用户名和密码 → 账号启用状态 → 职员状态 → 角色范围 → 规范角色组 → 额外权限”的顺序检查。连续失败后停止尝试，由系统管理员查看账号和审计日志。</w:t>
+        <w:t xml:space="preserve">按“网络 → 正式入口 → 用户名和密码 → 账号启用状态 → 职员状态（仅 </w:t>
+      </w:r>
+      <w:r>
+        <w:rPr/>
+        <w:t xml:space="preserve">Web </w:t>
+      </w:r>
+      <w:r>
+        <w:rPr/>
+        <w:t>后台）→ 角色范围 → 规范角色组 → 功能开关及额外权限”的顺序检查。移库、补货等功能即使有角色权限，也可能尚未启用。登录过于频繁时按页面提示等待，由系统管理员检查账号和审计日志。</w:t>
       </w:r>
     </w:p>
     <w:p>
@@ -4538,8 +5954,8 @@
         <w:jc w:val="start"/>
         <w:rPr/>
       </w:pPr>
-      <w:bookmarkStart w:id="18" w:name="section-19-数据为空或范围不正确"/>
-      <w:bookmarkEnd w:id="18"/>
+      <w:bookmarkStart w:id="22" w:name="section-23-数据为空或范围不正确"/>
+      <w:bookmarkEnd w:id="22"/>
       <w:r>
         <w:rPr/>
         <w:t>数据为空或范围不正确</w:t>
@@ -4573,8 +5989,8 @@
         <w:jc w:val="start"/>
         <w:rPr/>
       </w:pPr>
-      <w:bookmarkStart w:id="19" w:name="section-20-网络超时或重复提交提示"/>
-      <w:bookmarkEnd w:id="19"/>
+      <w:bookmarkStart w:id="23" w:name="section-24-网络超时或重复提交提示"/>
+      <w:bookmarkEnd w:id="23"/>
       <w:r>
         <w:rPr/>
         <w:t>网络超时或重复提交提示</w:t>
@@ -4594,14 +6010,232 @@
     </w:p>
     <w:p>
       <w:pPr>
+        <w:pStyle w:val="BodyText"/>
+        <w:numPr>
+          <w:ilvl w:val="0"/>
+          <w:numId w:val="18"/>
+        </w:numPr>
+        <w:tabs>
+          <w:tab w:val="clear" w:pos="1134"/>
+          <w:tab w:val="left" w:pos="709" w:leader="none"/>
+        </w:tabs>
+        <w:bidi w:val="0"/>
+        <w:spacing w:before="0" w:after="0"/>
+        <w:ind w:hanging="283" w:start="709"/>
+        <w:jc w:val="start"/>
+        <w:rPr/>
+      </w:pPr>
+      <w:r>
+        <w:rPr/>
+        <w:t xml:space="preserve">移库、补货扫描结果未确认时，保留当前页的原库位、商品、容器、序列号和数量再试；提示“已确认此前扫描记录”表示恢复了原结果，不能再次搬货。离开页面后先查原任务再决定下一步。 </w:t>
+      </w:r>
+    </w:p>
+    <w:p>
+      <w:pPr>
+        <w:pStyle w:val="BodyText"/>
+        <w:numPr>
+          <w:ilvl w:val="0"/>
+          <w:numId w:val="18"/>
+        </w:numPr>
+        <w:tabs>
+          <w:tab w:val="clear" w:pos="1134"/>
+          <w:tab w:val="left" w:pos="709" w:leader="none"/>
+        </w:tabs>
+        <w:bidi w:val="0"/>
+        <w:spacing w:before="0" w:after="0"/>
+        <w:ind w:hanging="283" w:start="709"/>
+        <w:jc w:val="start"/>
+        <w:rPr/>
+      </w:pPr>
+      <w:r>
+        <w:rPr/>
+        <w:t xml:space="preserve">收货与上架使用不同数量口径：普通商品有订单收货登记当前行累计数量，上架登记本次增量。重试前不要把累计数量当作新增数量再次录入。 </w:t>
+      </w:r>
+    </w:p>
+    <w:p>
+      <w:pPr>
+        <w:pStyle w:val="BodyText"/>
+        <w:numPr>
+          <w:ilvl w:val="0"/>
+          <w:numId w:val="18"/>
+        </w:numPr>
+        <w:tabs>
+          <w:tab w:val="clear" w:pos="1134"/>
+          <w:tab w:val="left" w:pos="709" w:leader="none"/>
+        </w:tabs>
+        <w:bidi w:val="0"/>
+        <w:ind w:hanging="283" w:start="709"/>
+        <w:jc w:val="start"/>
+        <w:rPr/>
+      </w:pPr>
+      <w:r>
+        <w:rPr/>
+        <w:t xml:space="preserve">POS </w:t>
+      </w:r>
+      <w:r>
+        <w:rPr/>
+        <w:t>还款结果未确认时，回到原收银员、原仓库和原客户核对并恢复该笔还款；不能更换客户或金额当作新收款。具体步骤见《</w:t>
+      </w:r>
+      <w:r>
+        <w:rPr/>
+        <w:t xml:space="preserve">POS </w:t>
+      </w:r>
+      <w:r>
+        <w:rPr/>
+        <w:t xml:space="preserve">使用手册》。 </w:t>
+      </w:r>
+    </w:p>
+    <w:p>
+      <w:pPr>
         <w:pStyle w:val="Heading3"/>
         <w:bidi w:val="0"/>
         <w:ind w:hanging="0" w:start="0" w:end="0"/>
         <w:jc w:val="start"/>
         <w:rPr/>
       </w:pPr>
-      <w:bookmarkStart w:id="20" w:name="section-21-库存-任务或账单不一致"/>
-      <w:bookmarkEnd w:id="20"/>
+      <w:bookmarkStart w:id="24" w:name="section-25-打印失败或打印页过期"/>
+      <w:bookmarkEnd w:id="24"/>
+      <w:r>
+        <w:rPr/>
+        <w:t>打印失败或打印页过期</w:t>
+      </w:r>
+    </w:p>
+    <w:p>
+      <w:pPr>
+        <w:pStyle w:val="BodyText"/>
+        <w:numPr>
+          <w:ilvl w:val="0"/>
+          <w:numId w:val="19"/>
+        </w:numPr>
+        <w:tabs>
+          <w:tab w:val="clear" w:pos="1134"/>
+          <w:tab w:val="left" w:pos="709" w:leader="none"/>
+        </w:tabs>
+        <w:bidi w:val="0"/>
+        <w:spacing w:before="0" w:after="0"/>
+        <w:ind w:hanging="283" w:start="709"/>
+        <w:jc w:val="start"/>
+        <w:rPr/>
+      </w:pPr>
+      <w:r>
+        <w:rPr/>
+        <w:t xml:space="preserve">先核对原单是否已成功保存或结账，保留单号。 </w:t>
+      </w:r>
+    </w:p>
+    <w:p>
+      <w:pPr>
+        <w:pStyle w:val="BodyText"/>
+        <w:numPr>
+          <w:ilvl w:val="0"/>
+          <w:numId w:val="19"/>
+        </w:numPr>
+        <w:tabs>
+          <w:tab w:val="clear" w:pos="1134"/>
+          <w:tab w:val="left" w:pos="709" w:leader="none"/>
+        </w:tabs>
+        <w:bidi w:val="0"/>
+        <w:spacing w:before="0" w:after="0"/>
+        <w:ind w:hanging="283" w:start="709"/>
+        <w:jc w:val="start"/>
+        <w:rPr/>
+      </w:pPr>
+      <w:r>
+        <w:rPr/>
+        <w:t>从原收货任务、出库记录、</w:t>
+      </w:r>
+      <w:r>
+        <w:rPr/>
+        <w:t xml:space="preserve">POS </w:t>
+      </w:r>
+      <w:r>
+        <w:rPr/>
+        <w:t xml:space="preserve">销售单或班次记录重新点击打印；打印页过期时不要反复使用原链接。 </w:t>
+      </w:r>
+    </w:p>
+    <w:p>
+      <w:pPr>
+        <w:pStyle w:val="BodyText"/>
+        <w:numPr>
+          <w:ilvl w:val="0"/>
+          <w:numId w:val="19"/>
+        </w:numPr>
+        <w:tabs>
+          <w:tab w:val="clear" w:pos="1134"/>
+          <w:tab w:val="left" w:pos="709" w:leader="none"/>
+        </w:tabs>
+        <w:bidi w:val="0"/>
+        <w:spacing w:before="0" w:after="0"/>
+        <w:ind w:hanging="283" w:start="709"/>
+        <w:jc w:val="start"/>
+        <w:rPr/>
+      </w:pPr>
+      <w:r>
+        <w:rPr/>
+        <w:t xml:space="preserve">浏览器阻止新窗口时，按设备提示允许本系统打开打印窗口，再从原记录重试。 </w:t>
+      </w:r>
+    </w:p>
+    <w:p>
+      <w:pPr>
+        <w:pStyle w:val="BodyText"/>
+        <w:numPr>
+          <w:ilvl w:val="0"/>
+          <w:numId w:val="19"/>
+        </w:numPr>
+        <w:tabs>
+          <w:tab w:val="clear" w:pos="1134"/>
+          <w:tab w:val="left" w:pos="709" w:leader="none"/>
+        </w:tabs>
+        <w:bidi w:val="0"/>
+        <w:ind w:hanging="283" w:start="709"/>
+        <w:jc w:val="start"/>
+        <w:rPr/>
+      </w:pPr>
+      <w:r>
+        <w:rPr/>
+        <w:t>“</w:t>
+      </w:r>
+      <w:r>
+        <w:rPr/>
+        <w:t xml:space="preserve">打印已发起”不代表纸张已输出；核对打印机、纸张和实际份数。结账成功但打印失败时仅补打，不能重新结账。 </w:t>
+      </w:r>
+    </w:p>
+    <w:p>
+      <w:pPr>
+        <w:pStyle w:val="Heading3"/>
+        <w:bidi w:val="0"/>
+        <w:ind w:hanging="0" w:start="0" w:end="0"/>
+        <w:jc w:val="start"/>
+        <w:rPr/>
+      </w:pPr>
+      <w:bookmarkStart w:id="25" w:name="section-26-移库-补货过账失败"/>
+      <w:bookmarkEnd w:id="25"/>
+      <w:r>
+        <w:rPr/>
+        <w:t>移库、补货过账失败</w:t>
+      </w:r>
+    </w:p>
+    <w:p>
+      <w:pPr>
+        <w:pStyle w:val="BodyText"/>
+        <w:bidi w:val="0"/>
+        <w:jc w:val="start"/>
+        <w:rPr/>
+      </w:pPr>
+      <w:r>
+        <w:rPr/>
+        <w:t>扫描数量已保存不代表库存已移动。保留原任务号、来源和目标库位、已搬数量及完整错误信息，交仓库管理员处理原任务；管理员修复原因后按权限重试过账，不能新建任务重复搬货或修改库存数。</w:t>
+      </w:r>
+    </w:p>
+    <w:p>
+      <w:pPr>
+        <w:pStyle w:val="Heading3"/>
+        <w:bidi w:val="0"/>
+        <w:ind w:hanging="0" w:start="0" w:end="0"/>
+        <w:jc w:val="start"/>
+        <w:rPr/>
+      </w:pPr>
+      <w:bookmarkStart w:id="26" w:name="section-27-库存-任务或账单不一致"/>
+      <w:bookmarkEnd w:id="26"/>
       <w:r>
         <w:rPr/>
         <w:t>库存、任务或账单不一致</w:t>
@@ -4635,8 +6269,8 @@
         <w:jc w:val="start"/>
         <w:rPr/>
       </w:pPr>
-      <w:bookmarkStart w:id="21" w:name="section-22-问题上报模板"/>
-      <w:bookmarkEnd w:id="21"/>
+      <w:bookmarkStart w:id="27" w:name="section-28-问题上报模板"/>
+      <w:bookmarkEnd w:id="27"/>
       <w:r>
         <w:rPr/>
         <w:t>问题上报模板</w:t>
@@ -4647,7 +6281,7 @@
         <w:pStyle w:val="BodyText"/>
         <w:numPr>
           <w:ilvl w:val="0"/>
-          <w:numId w:val="15"/>
+          <w:numId w:val="20"/>
         </w:numPr>
         <w:tabs>
           <w:tab w:val="clear" w:pos="1134"/>
@@ -4669,7 +6303,7 @@
         <w:pStyle w:val="BodyText"/>
         <w:numPr>
           <w:ilvl w:val="0"/>
-          <w:numId w:val="15"/>
+          <w:numId w:val="20"/>
         </w:numPr>
         <w:tabs>
           <w:tab w:val="clear" w:pos="1134"/>
@@ -4691,7 +6325,7 @@
         <w:pStyle w:val="BodyText"/>
         <w:numPr>
           <w:ilvl w:val="0"/>
-          <w:numId w:val="15"/>
+          <w:numId w:val="20"/>
         </w:numPr>
         <w:tabs>
           <w:tab w:val="clear" w:pos="1134"/>
@@ -4713,7 +6347,7 @@
         <w:pStyle w:val="BodyText"/>
         <w:numPr>
           <w:ilvl w:val="0"/>
-          <w:numId w:val="15"/>
+          <w:numId w:val="20"/>
         </w:numPr>
         <w:tabs>
           <w:tab w:val="clear" w:pos="1134"/>
@@ -4735,7 +6369,7 @@
         <w:pStyle w:val="BodyText"/>
         <w:numPr>
           <w:ilvl w:val="0"/>
-          <w:numId w:val="15"/>
+          <w:numId w:val="20"/>
         </w:numPr>
         <w:tabs>
           <w:tab w:val="clear" w:pos="1134"/>
@@ -4757,7 +6391,7 @@
         <w:pStyle w:val="BodyText"/>
         <w:numPr>
           <w:ilvl w:val="0"/>
-          <w:numId w:val="15"/>
+          <w:numId w:val="20"/>
         </w:numPr>
         <w:tabs>
           <w:tab w:val="clear" w:pos="1134"/>
@@ -4779,7 +6413,7 @@
         <w:pStyle w:val="BodyText"/>
         <w:numPr>
           <w:ilvl w:val="0"/>
-          <w:numId w:val="15"/>
+          <w:numId w:val="20"/>
         </w:numPr>
         <w:tabs>
           <w:tab w:val="clear" w:pos="1134"/>
@@ -4801,7 +6435,7 @@
         <w:pStyle w:val="BodyText"/>
         <w:numPr>
           <w:ilvl w:val="0"/>
-          <w:numId w:val="15"/>
+          <w:numId w:val="20"/>
         </w:numPr>
         <w:tabs>
           <w:tab w:val="clear" w:pos="1134"/>
@@ -4823,7 +6457,7 @@
         <w:pStyle w:val="BodyText"/>
         <w:numPr>
           <w:ilvl w:val="0"/>
-          <w:numId w:val="15"/>
+          <w:numId w:val="20"/>
         </w:numPr>
         <w:tabs>
           <w:tab w:val="clear" w:pos="1134"/>
@@ -4845,7 +6479,7 @@
         <w:pStyle w:val="BodyText"/>
         <w:numPr>
           <w:ilvl w:val="0"/>
-          <w:numId w:val="15"/>
+          <w:numId w:val="20"/>
         </w:numPr>
         <w:tabs>
           <w:tab w:val="clear" w:pos="1134"/>
@@ -4869,8 +6503,8 @@
         <w:jc w:val="start"/>
         <w:rPr/>
       </w:pPr>
-      <w:bookmarkStart w:id="22" w:name="section-23-日常自检与培训验收"/>
-      <w:bookmarkEnd w:id="22"/>
+      <w:bookmarkStart w:id="28" w:name="section-29-日常自检与培训验收"/>
+      <w:bookmarkEnd w:id="28"/>
       <w:r>
         <w:rPr/>
         <w:t>日常自检与培训验收</w:t>
@@ -4881,7 +6515,7 @@
         <w:pStyle w:val="BodyText"/>
         <w:numPr>
           <w:ilvl w:val="0"/>
-          <w:numId w:val="16"/>
+          <w:numId w:val="21"/>
         </w:numPr>
         <w:tabs>
           <w:tab w:val="clear" w:pos="1134"/>
@@ -4903,7 +6537,7 @@
         <w:pStyle w:val="BodyText"/>
         <w:numPr>
           <w:ilvl w:val="0"/>
-          <w:numId w:val="16"/>
+          <w:numId w:val="21"/>
         </w:numPr>
         <w:tabs>
           <w:tab w:val="clear" w:pos="1134"/>
@@ -4925,7 +6559,7 @@
         <w:pStyle w:val="BodyText"/>
         <w:numPr>
           <w:ilvl w:val="0"/>
-          <w:numId w:val="16"/>
+          <w:numId w:val="21"/>
         </w:numPr>
         <w:tabs>
           <w:tab w:val="clear" w:pos="1134"/>
@@ -4947,7 +6581,7 @@
         <w:pStyle w:val="BodyText"/>
         <w:numPr>
           <w:ilvl w:val="0"/>
-          <w:numId w:val="16"/>
+          <w:numId w:val="21"/>
         </w:numPr>
         <w:tabs>
           <w:tab w:val="clear" w:pos="1134"/>
@@ -4969,7 +6603,7 @@
         <w:pStyle w:val="BodyText"/>
         <w:numPr>
           <w:ilvl w:val="0"/>
-          <w:numId w:val="16"/>
+          <w:numId w:val="21"/>
         </w:numPr>
         <w:tabs>
           <w:tab w:val="clear" w:pos="1134"/>
@@ -4991,7 +6625,29 @@
         <w:pStyle w:val="BodyText"/>
         <w:numPr>
           <w:ilvl w:val="0"/>
-          <w:numId w:val="16"/>
+          <w:numId w:val="21"/>
+        </w:numPr>
+        <w:tabs>
+          <w:tab w:val="clear" w:pos="1134"/>
+          <w:tab w:val="left" w:pos="709" w:leader="none"/>
+        </w:tabs>
+        <w:bidi w:val="0"/>
+        <w:spacing w:before="0" w:after="0"/>
+        <w:ind w:hanging="283" w:start="709"/>
+        <w:jc w:val="start"/>
+        <w:rPr/>
+      </w:pPr>
+      <w:r>
+        <w:rPr/>
+        <w:t xml:space="preserve">能区分已保存、已过账和已打印，知道登录切换后必须重新核对业务范围。 </w:t>
+      </w:r>
+    </w:p>
+    <w:p>
+      <w:pPr>
+        <w:pStyle w:val="BodyText"/>
+        <w:numPr>
+          <w:ilvl w:val="0"/>
+          <w:numId w:val="21"/>
         </w:numPr>
         <w:tabs>
           <w:tab w:val="clear" w:pos="1134"/>
@@ -5015,8 +6671,8 @@
         <w:jc w:val="start"/>
         <w:rPr/>
       </w:pPr>
-      <w:bookmarkStart w:id="23" w:name="section-24-专项手册与边界"/>
-      <w:bookmarkEnd w:id="23"/>
+      <w:bookmarkStart w:id="29" w:name="section-30-专项手册与边界"/>
+      <w:bookmarkEnd w:id="29"/>
       <w:r>
         <w:rPr/>
         <w:t>专项手册与边界</w:t>
@@ -5027,7 +6683,7 @@
         <w:pStyle w:val="BodyText"/>
         <w:numPr>
           <w:ilvl w:val="0"/>
-          <w:numId w:val="17"/>
+          <w:numId w:val="22"/>
         </w:numPr>
         <w:tabs>
           <w:tab w:val="clear" w:pos="1134"/>
@@ -5045,7 +6701,7 @@
       </w:r>
       <w:r>
         <w:rPr/>
-        <w:t xml:space="preserve">收银、退款、交班和 </w:t>
+        <w:t>收银、赊账、客户还款、退货、打印、交班和对账参见《</w:t>
       </w:r>
       <w:r>
         <w:rPr/>
@@ -5053,17 +6709,7 @@
       </w:r>
       <w:r>
         <w:rPr/>
-        <w:t xml:space="preserve">对账参见 </w:t>
-      </w:r>
-      <w:r>
-        <w:rPr>
-          <w:rStyle w:val="SourceText"/>
-        </w:rPr>
-        <w:t>docs/pos_user_manual.md</w:t>
-      </w:r>
-      <w:r>
-        <w:rPr/>
-        <w:t xml:space="preserve">；只有取得相应 </w:t>
+        <w:t xml:space="preserve">使用手册》；只有取得相应 </w:t>
       </w:r>
       <w:r>
         <w:rPr/>
@@ -5079,31 +6725,21 @@
         <w:pStyle w:val="BodyText"/>
         <w:numPr>
           <w:ilvl w:val="0"/>
-          <w:numId w:val="17"/>
-        </w:numPr>
-        <w:tabs>
-          <w:tab w:val="clear" w:pos="1134"/>
-          <w:tab w:val="left" w:pos="709" w:leader="none"/>
-        </w:tabs>
-        <w:bidi w:val="0"/>
-        <w:spacing w:before="0" w:after="0"/>
-        <w:ind w:hanging="283" w:start="709"/>
-        <w:jc w:val="start"/>
-        <w:rPr/>
-      </w:pPr>
-      <w:r>
-        <w:rPr/>
-        <w:t xml:space="preserve">面向终端客户的商城参见 </w:t>
-      </w:r>
-      <w:r>
-        <w:rPr>
-          <w:rStyle w:val="SourceText"/>
-        </w:rPr>
-        <w:t>docs/sales-miniapp-user-guide.md</w:t>
-      </w:r>
-      <w:r>
-        <w:rPr/>
-        <w:t xml:space="preserve">；商城买家不是本手册六类 </w:t>
+          <w:numId w:val="22"/>
+        </w:numPr>
+        <w:tabs>
+          <w:tab w:val="clear" w:pos="1134"/>
+          <w:tab w:val="left" w:pos="709" w:leader="none"/>
+        </w:tabs>
+        <w:bidi w:val="0"/>
+        <w:spacing w:before="0" w:after="0"/>
+        <w:ind w:hanging="283" w:start="709"/>
+        <w:jc w:val="start"/>
+        <w:rPr/>
+      </w:pPr>
+      <w:r>
+        <w:rPr/>
+        <w:t xml:space="preserve">面向终端客户的商城参见《商城小程序使用教程》；商城买家不是本手册六类 </w:t>
       </w:r>
       <w:r>
         <w:rPr/>
@@ -5119,7 +6755,7 @@
         <w:pStyle w:val="BodyText"/>
         <w:numPr>
           <w:ilvl w:val="0"/>
-          <w:numId w:val="17"/>
+          <w:numId w:val="22"/>
         </w:numPr>
         <w:tabs>
           <w:tab w:val="clear" w:pos="1134"/>
@@ -5141,7 +6777,7 @@
         <w:pStyle w:val="BodyText"/>
         <w:numPr>
           <w:ilvl w:val="0"/>
-          <w:numId w:val="17"/>
+          <w:numId w:val="22"/>
         </w:numPr>
         <w:tabs>
           <w:tab w:val="clear" w:pos="1134"/>
@@ -5165,8 +6801,8 @@
         <w:jc w:val="start"/>
         <w:rPr/>
       </w:pPr>
-      <w:bookmarkStart w:id="24" w:name="section-25-文档修订记录"/>
-      <w:bookmarkEnd w:id="24"/>
+      <w:bookmarkStart w:id="30" w:name="section-31-文档修订记录"/>
+      <w:bookmarkEnd w:id="30"/>
       <w:r>
         <w:rPr/>
         <w:t>文档修订记录</w:t>
@@ -5174,21 +6810,21 @@
     </w:p>
     <w:tbl>
       <w:tblPr>
-        <w:tblW w:w="6933" w:type="dxa"/>
+        <w:tblW w:w="10050" w:type="dxa"/>
         <w:jc w:val="start"/>
         <w:tblInd w:w="0" w:type="dxa"/>
         <w:tblLayout w:type="fixed"/>
         <w:tblCellMar>
-          <w:top w:w="28" w:type="dxa"/>
-          <w:start w:w="28" w:type="dxa"/>
-          <w:bottom w:w="28" w:type="dxa"/>
-          <w:end w:w="28" w:type="dxa"/>
+          <w:top w:w="80" w:type="dxa"/>
+          <w:start w:w="80" w:type="dxa"/>
+          <w:bottom w:w="80" w:type="dxa"/>
+          <w:end w:w="80" w:type="dxa"/>
         </w:tblCellMar>
       </w:tblPr>
       <w:tblGrid>
-        <w:gridCol w:w="511"/>
-        <w:gridCol w:w="1006"/>
-        <w:gridCol w:w="5416"/>
+        <w:gridCol w:w="545"/>
+        <w:gridCol w:w="885"/>
+        <w:gridCol w:w="8620"/>
       </w:tblGrid>
       <w:tr>
         <w:trPr>
@@ -5196,63 +6832,87 @@
         </w:trPr>
         <w:tc>
           <w:tcPr>
-            <w:tcW w:w="511" w:type="dxa"/>
-            <w:tcBorders/>
-            <w:vAlign w:val="center"/>
+            <w:tcW w:w="545" w:type="dxa"/>
+            <w:tcBorders>
+              <w:top w:val="single" w:sz="2" w:space="0" w:color="BDC9DA"/>
+              <w:start w:val="single" w:sz="2" w:space="0" w:color="BDC9DA"/>
+              <w:bottom w:val="single" w:sz="2" w:space="0" w:color="BDC9DA"/>
+              <w:end w:val="single" w:sz="2" w:space="0" w:color="BDC9DA"/>
+            </w:tcBorders>
+            <w:shd w:fill="EAF1FD" w:val="clear"/>
           </w:tcPr>
           <w:p>
             <w:pPr>
               <w:pStyle w:val="TableHeading"/>
-              <w:suppressLineNumbers/>
               <w:bidi w:val="0"/>
               <w:spacing w:before="0" w:after="283"/>
-              <w:jc w:val="center"/>
-              <w:rPr/>
+              <w:ind w:hanging="0" w:start="0" w:end="0"/>
+              <w:rPr>
+                <w:sz w:val="18"/>
+              </w:rPr>
             </w:pPr>
             <w:r>
-              <w:rPr/>
+              <w:rPr>
+                <w:sz w:val="18"/>
+              </w:rPr>
               <w:t>版本</w:t>
             </w:r>
           </w:p>
         </w:tc>
         <w:tc>
           <w:tcPr>
-            <w:tcW w:w="1006" w:type="dxa"/>
-            <w:tcBorders/>
-            <w:vAlign w:val="center"/>
+            <w:tcW w:w="885" w:type="dxa"/>
+            <w:tcBorders>
+              <w:top w:val="single" w:sz="2" w:space="0" w:color="BDC9DA"/>
+              <w:start w:val="single" w:sz="2" w:space="0" w:color="BDC9DA"/>
+              <w:bottom w:val="single" w:sz="2" w:space="0" w:color="BDC9DA"/>
+              <w:end w:val="single" w:sz="2" w:space="0" w:color="BDC9DA"/>
+            </w:tcBorders>
+            <w:shd w:fill="EAF1FD" w:val="clear"/>
           </w:tcPr>
           <w:p>
             <w:pPr>
               <w:pStyle w:val="TableHeading"/>
-              <w:suppressLineNumbers/>
               <w:bidi w:val="0"/>
               <w:spacing w:before="0" w:after="283"/>
-              <w:jc w:val="center"/>
-              <w:rPr/>
+              <w:ind w:hanging="0" w:start="0" w:end="0"/>
+              <w:rPr>
+                <w:sz w:val="18"/>
+              </w:rPr>
             </w:pPr>
             <w:r>
-              <w:rPr/>
+              <w:rPr>
+                <w:sz w:val="18"/>
+              </w:rPr>
               <w:t>日期</w:t>
             </w:r>
           </w:p>
         </w:tc>
         <w:tc>
           <w:tcPr>
-            <w:tcW w:w="5416" w:type="dxa"/>
-            <w:tcBorders/>
-            <w:vAlign w:val="center"/>
+            <w:tcW w:w="8620" w:type="dxa"/>
+            <w:tcBorders>
+              <w:top w:val="single" w:sz="2" w:space="0" w:color="BDC9DA"/>
+              <w:start w:val="single" w:sz="2" w:space="0" w:color="BDC9DA"/>
+              <w:bottom w:val="single" w:sz="2" w:space="0" w:color="BDC9DA"/>
+              <w:end w:val="single" w:sz="2" w:space="0" w:color="BDC9DA"/>
+            </w:tcBorders>
+            <w:shd w:fill="EAF1FD" w:val="clear"/>
           </w:tcPr>
           <w:p>
             <w:pPr>
               <w:pStyle w:val="TableHeading"/>
-              <w:suppressLineNumbers/>
               <w:bidi w:val="0"/>
               <w:spacing w:before="0" w:after="283"/>
-              <w:jc w:val="center"/>
-              <w:rPr/>
+              <w:ind w:hanging="0" w:start="0" w:end="0"/>
+              <w:rPr>
+                <w:sz w:val="18"/>
+              </w:rPr>
             </w:pPr>
             <w:r>
-              <w:rPr/>
+              <w:rPr>
+                <w:sz w:val="18"/>
+              </w:rPr>
               <w:t>说明</w:t>
             </w:r>
           </w:p>
@@ -5262,9 +6922,161 @@
         <w:trPr/>
         <w:tc>
           <w:tcPr>
-            <w:tcW w:w="511" w:type="dxa"/>
-            <w:tcBorders/>
-            <w:vAlign w:val="center"/>
+            <w:tcW w:w="545" w:type="dxa"/>
+            <w:tcBorders>
+              <w:top w:val="single" w:sz="2" w:space="0" w:color="BDC9DA"/>
+              <w:start w:val="single" w:sz="2" w:space="0" w:color="BDC9DA"/>
+              <w:bottom w:val="single" w:sz="2" w:space="0" w:color="BDC9DA"/>
+              <w:end w:val="single" w:sz="2" w:space="0" w:color="BDC9DA"/>
+            </w:tcBorders>
+          </w:tcPr>
+          <w:p>
+            <w:pPr>
+              <w:pStyle w:val="TableContents"/>
+              <w:bidi w:val="0"/>
+              <w:spacing w:before="0" w:after="283"/>
+              <w:ind w:hanging="0" w:start="0" w:end="0"/>
+              <w:jc w:val="start"/>
+              <w:rPr>
+                <w:sz w:val="18"/>
+              </w:rPr>
+            </w:pPr>
+            <w:r>
+              <w:rPr>
+                <w:sz w:val="18"/>
+              </w:rPr>
+              <w:t>V2.1</w:t>
+            </w:r>
+          </w:p>
+        </w:tc>
+        <w:tc>
+          <w:tcPr>
+            <w:tcW w:w="885" w:type="dxa"/>
+            <w:tcBorders>
+              <w:top w:val="single" w:sz="2" w:space="0" w:color="BDC9DA"/>
+              <w:start w:val="single" w:sz="2" w:space="0" w:color="BDC9DA"/>
+              <w:bottom w:val="single" w:sz="2" w:space="0" w:color="BDC9DA"/>
+              <w:end w:val="single" w:sz="2" w:space="0" w:color="BDC9DA"/>
+            </w:tcBorders>
+          </w:tcPr>
+          <w:p>
+            <w:pPr>
+              <w:pStyle w:val="TableContents"/>
+              <w:bidi w:val="0"/>
+              <w:spacing w:before="0" w:after="283"/>
+              <w:ind w:hanging="0" w:start="0" w:end="0"/>
+              <w:jc w:val="start"/>
+              <w:rPr>
+                <w:sz w:val="18"/>
+              </w:rPr>
+            </w:pPr>
+            <w:r>
+              <w:rPr>
+                <w:sz w:val="18"/>
+              </w:rPr>
+              <w:t>2026-09-07</w:t>
+            </w:r>
+          </w:p>
+        </w:tc>
+        <w:tc>
+          <w:tcPr>
+            <w:tcW w:w="8620" w:type="dxa"/>
+            <w:tcBorders>
+              <w:top w:val="single" w:sz="2" w:space="0" w:color="BDC9DA"/>
+              <w:start w:val="single" w:sz="2" w:space="0" w:color="BDC9DA"/>
+              <w:bottom w:val="single" w:sz="2" w:space="0" w:color="BDC9DA"/>
+              <w:end w:val="single" w:sz="2" w:space="0" w:color="BDC9DA"/>
+            </w:tcBorders>
+          </w:tcPr>
+          <w:p>
+            <w:pPr>
+              <w:pStyle w:val="TableContents"/>
+              <w:bidi w:val="0"/>
+              <w:spacing w:before="0" w:after="283"/>
+              <w:ind w:hanging="0" w:start="0" w:end="0"/>
+              <w:jc w:val="start"/>
+              <w:rPr>
+                <w:sz w:val="18"/>
+              </w:rPr>
+            </w:pPr>
+            <w:r>
+              <w:rPr>
+                <w:sz w:val="18"/>
+              </w:rPr>
+              <w:t>按当前工作区（含未提交改动）更新收货上架、移库补货、商品建档、登录恢复、打印和财务核对；功能启用及设备使用以实际部署为准</w:t>
+            </w:r>
+          </w:p>
+        </w:tc>
+      </w:tr>
+      <w:tr>
+        <w:trPr/>
+        <w:tc>
+          <w:tcPr>
+            <w:tcW w:w="545" w:type="dxa"/>
+            <w:tcBorders>
+              <w:top w:val="single" w:sz="2" w:space="0" w:color="BDC9DA"/>
+              <w:start w:val="single" w:sz="2" w:space="0" w:color="BDC9DA"/>
+              <w:bottom w:val="single" w:sz="2" w:space="0" w:color="BDC9DA"/>
+              <w:end w:val="single" w:sz="2" w:space="0" w:color="BDC9DA"/>
+            </w:tcBorders>
+          </w:tcPr>
+          <w:p>
+            <w:pPr>
+              <w:pStyle w:val="TableContents"/>
+              <w:bidi w:val="0"/>
+              <w:spacing w:before="0" w:after="283"/>
+              <w:ind w:hanging="0" w:start="0" w:end="0"/>
+              <w:jc w:val="start"/>
+              <w:rPr>
+                <w:sz w:val="18"/>
+              </w:rPr>
+            </w:pPr>
+            <w:r>
+              <w:rPr>
+                <w:sz w:val="18"/>
+              </w:rPr>
+              <w:t>V2.0</w:t>
+            </w:r>
+          </w:p>
+        </w:tc>
+        <w:tc>
+          <w:tcPr>
+            <w:tcW w:w="885" w:type="dxa"/>
+            <w:tcBorders>
+              <w:top w:val="single" w:sz="2" w:space="0" w:color="BDC9DA"/>
+              <w:start w:val="single" w:sz="2" w:space="0" w:color="BDC9DA"/>
+              <w:bottom w:val="single" w:sz="2" w:space="0" w:color="BDC9DA"/>
+              <w:end w:val="single" w:sz="2" w:space="0" w:color="BDC9DA"/>
+            </w:tcBorders>
+          </w:tcPr>
+          <w:p>
+            <w:pPr>
+              <w:pStyle w:val="TableContents"/>
+              <w:bidi w:val="0"/>
+              <w:spacing w:before="0" w:after="283"/>
+              <w:ind w:hanging="0" w:start="0" w:end="0"/>
+              <w:jc w:val="start"/>
+              <w:rPr>
+                <w:sz w:val="18"/>
+              </w:rPr>
+            </w:pPr>
+            <w:r>
+              <w:rPr>
+                <w:sz w:val="18"/>
+              </w:rPr>
+              <w:t>2026-08-04</w:t>
+            </w:r>
+          </w:p>
+        </w:tc>
+        <w:tc>
+          <w:tcPr>
+            <w:tcW w:w="8620" w:type="dxa"/>
+            <w:tcBorders>
+              <w:top w:val="single" w:sz="2" w:space="0" w:color="BDC9DA"/>
+              <w:start w:val="single" w:sz="2" w:space="0" w:color="BDC9DA"/>
+              <w:bottom w:val="single" w:sz="2" w:space="0" w:color="BDC9DA"/>
+              <w:end w:val="single" w:sz="2" w:space="0" w:color="BDC9DA"/>
+            </w:tcBorders>
           </w:tcPr>
           <w:p>
             <w:pPr>
@@ -5272,50 +7084,14 @@
               <w:bidi w:val="0"/>
               <w:spacing w:before="0" w:after="283"/>
               <w:jc w:val="start"/>
-              <w:rPr/>
+              <w:rPr>
+                <w:sz w:val="18"/>
+              </w:rPr>
             </w:pPr>
             <w:r>
-              <w:rPr/>
-              <w:t>V2.0</w:t>
-            </w:r>
-          </w:p>
-        </w:tc>
-        <w:tc>
-          <w:tcPr>
-            <w:tcW w:w="1006" w:type="dxa"/>
-            <w:tcBorders/>
-            <w:vAlign w:val="center"/>
-          </w:tcPr>
-          <w:p>
-            <w:pPr>
-              <w:pStyle w:val="TableContents"/>
-              <w:bidi w:val="0"/>
-              <w:spacing w:before="0" w:after="283"/>
-              <w:jc w:val="start"/>
-              <w:rPr/>
-            </w:pPr>
-            <w:r>
-              <w:rPr/>
-              <w:t>2026-08-04</w:t>
-            </w:r>
-          </w:p>
-        </w:tc>
-        <w:tc>
-          <w:tcPr>
-            <w:tcW w:w="5416" w:type="dxa"/>
-            <w:tcBorders/>
-            <w:vAlign w:val="center"/>
-          </w:tcPr>
-          <w:p>
-            <w:pPr>
-              <w:pStyle w:val="TableContents"/>
-              <w:bidi w:val="0"/>
-              <w:spacing w:before="0" w:after="283"/>
-              <w:jc w:val="start"/>
-              <w:rPr/>
-            </w:pPr>
-            <w:r>
-              <w:rPr/>
+              <w:rPr>
+                <w:sz w:val="18"/>
+              </w:rPr>
               <w:t>按当前代码、权限和客户端契约拆分角色手册并修订业务流程</w:t>
             </w:r>
           </w:p>
@@ -5608,6 +7384,125 @@
   <w:abstractNum w:abstractNumId="3">
     <w:lvl w:ilvl="0">
       <w:start w:val="1"/>
+      <w:numFmt w:val="decimal"/>
+      <w:lvlText w:val="%1."/>
+      <w:lvlJc w:val="start"/>
+      <w:pPr>
+        <w:tabs>
+          <w:tab w:val="num" w:pos="709"/>
+        </w:tabs>
+        <w:ind w:start="709" w:hanging="283"/>
+      </w:pPr>
+      <w:rPr/>
+    </w:lvl>
+    <w:lvl w:ilvl="1">
+      <w:start w:val="1"/>
+      <w:numFmt w:val="decimal"/>
+      <w:lvlText w:val="%2."/>
+      <w:lvlJc w:val="start"/>
+      <w:pPr>
+        <w:tabs>
+          <w:tab w:val="num" w:pos="1418"/>
+        </w:tabs>
+        <w:ind w:start="1418" w:hanging="283"/>
+      </w:pPr>
+      <w:rPr/>
+    </w:lvl>
+    <w:lvl w:ilvl="2">
+      <w:start w:val="1"/>
+      <w:numFmt w:val="decimal"/>
+      <w:lvlText w:val="%3."/>
+      <w:lvlJc w:val="start"/>
+      <w:pPr>
+        <w:tabs>
+          <w:tab w:val="num" w:pos="2127"/>
+        </w:tabs>
+        <w:ind w:start="2127" w:hanging="283"/>
+      </w:pPr>
+      <w:rPr/>
+    </w:lvl>
+    <w:lvl w:ilvl="3">
+      <w:start w:val="1"/>
+      <w:numFmt w:val="decimal"/>
+      <w:lvlText w:val="%4."/>
+      <w:lvlJc w:val="start"/>
+      <w:pPr>
+        <w:tabs>
+          <w:tab w:val="num" w:pos="2836"/>
+        </w:tabs>
+        <w:ind w:start="2836" w:hanging="283"/>
+      </w:pPr>
+      <w:rPr/>
+    </w:lvl>
+    <w:lvl w:ilvl="4">
+      <w:start w:val="1"/>
+      <w:numFmt w:val="decimal"/>
+      <w:lvlText w:val="%5."/>
+      <w:lvlJc w:val="start"/>
+      <w:pPr>
+        <w:tabs>
+          <w:tab w:val="num" w:pos="3545"/>
+        </w:tabs>
+        <w:ind w:start="3545" w:hanging="283"/>
+      </w:pPr>
+      <w:rPr/>
+    </w:lvl>
+    <w:lvl w:ilvl="5">
+      <w:start w:val="1"/>
+      <w:numFmt w:val="decimal"/>
+      <w:lvlText w:val="%6."/>
+      <w:lvlJc w:val="start"/>
+      <w:pPr>
+        <w:tabs>
+          <w:tab w:val="num" w:pos="4254"/>
+        </w:tabs>
+        <w:ind w:start="4254" w:hanging="283"/>
+      </w:pPr>
+      <w:rPr/>
+    </w:lvl>
+    <w:lvl w:ilvl="6">
+      <w:start w:val="1"/>
+      <w:numFmt w:val="decimal"/>
+      <w:lvlText w:val="%7."/>
+      <w:lvlJc w:val="start"/>
+      <w:pPr>
+        <w:tabs>
+          <w:tab w:val="num" w:pos="4963"/>
+        </w:tabs>
+        <w:ind w:start="4963" w:hanging="283"/>
+      </w:pPr>
+      <w:rPr/>
+    </w:lvl>
+    <w:lvl w:ilvl="7">
+      <w:start w:val="1"/>
+      <w:numFmt w:val="decimal"/>
+      <w:lvlText w:val="%8."/>
+      <w:lvlJc w:val="start"/>
+      <w:pPr>
+        <w:tabs>
+          <w:tab w:val="num" w:pos="5672"/>
+        </w:tabs>
+        <w:ind w:start="5672" w:hanging="283"/>
+      </w:pPr>
+      <w:rPr/>
+    </w:lvl>
+    <w:lvl w:ilvl="8">
+      <w:start w:val="1"/>
+      <w:numFmt w:val="decimal"/>
+      <w:lvlText w:val="%9."/>
+      <w:lvlJc w:val="start"/>
+      <w:pPr>
+        <w:tabs>
+          <w:tab w:val="num" w:pos="6381"/>
+        </w:tabs>
+        <w:ind w:start="6381" w:hanging="283"/>
+      </w:pPr>
+      <w:rPr/>
+    </w:lvl>
+  </w:abstractNum>
+  <w:abstractNum w:abstractNumId="4">
+    <w:lvl w:ilvl="0">
+      <w:start w:val="1"/>
       <w:numFmt w:val="bullet"/>
       <w:lvlText w:val=""/>
       <w:lvlJc w:val="start"/>
@@ -5742,125 +7637,6 @@
       </w:rPr>
     </w:lvl>
   </w:abstractNum>
-  <w:abstractNum w:abstractNumId="4">
-    <w:lvl w:ilvl="0">
-      <w:start w:val="1"/>
-      <w:numFmt w:val="decimal"/>
-      <w:lvlText w:val="%1."/>
-      <w:lvlJc w:val="start"/>
-      <w:pPr>
-        <w:tabs>
-          <w:tab w:val="num" w:pos="709"/>
-        </w:tabs>
-        <w:ind w:start="709" w:hanging="283"/>
-      </w:pPr>
-      <w:rPr/>
-    </w:lvl>
-    <w:lvl w:ilvl="1">
-      <w:start w:val="1"/>
-      <w:numFmt w:val="decimal"/>
-      <w:lvlText w:val="%2."/>
-      <w:lvlJc w:val="start"/>
-      <w:pPr>
-        <w:tabs>
-          <w:tab w:val="num" w:pos="1418"/>
-        </w:tabs>
-        <w:ind w:start="1418" w:hanging="283"/>
-      </w:pPr>
-      <w:rPr/>
-    </w:lvl>
-    <w:lvl w:ilvl="2">
-      <w:start w:val="1"/>
-      <w:numFmt w:val="decimal"/>
-      <w:lvlText w:val="%3."/>
-      <w:lvlJc w:val="start"/>
-      <w:pPr>
-        <w:tabs>
-          <w:tab w:val="num" w:pos="2127"/>
-        </w:tabs>
-        <w:ind w:start="2127" w:hanging="283"/>
-      </w:pPr>
-      <w:rPr/>
-    </w:lvl>
-    <w:lvl w:ilvl="3">
-      <w:start w:val="1"/>
-      <w:numFmt w:val="decimal"/>
-      <w:lvlText w:val="%4."/>
-      <w:lvlJc w:val="start"/>
-      <w:pPr>
-        <w:tabs>
-          <w:tab w:val="num" w:pos="2836"/>
-        </w:tabs>
-        <w:ind w:start="2836" w:hanging="283"/>
-      </w:pPr>
-      <w:rPr/>
-    </w:lvl>
-    <w:lvl w:ilvl="4">
-      <w:start w:val="1"/>
-      <w:numFmt w:val="decimal"/>
-      <w:lvlText w:val="%5."/>
-      <w:lvlJc w:val="start"/>
-      <w:pPr>
-        <w:tabs>
-          <w:tab w:val="num" w:pos="3545"/>
-        </w:tabs>
-        <w:ind w:start="3545" w:hanging="283"/>
-      </w:pPr>
-      <w:rPr/>
-    </w:lvl>
-    <w:lvl w:ilvl="5">
-      <w:start w:val="1"/>
-      <w:numFmt w:val="decimal"/>
-      <w:lvlText w:val="%6."/>
-      <w:lvlJc w:val="start"/>
-      <w:pPr>
-        <w:tabs>
-          <w:tab w:val="num" w:pos="4254"/>
-        </w:tabs>
-        <w:ind w:start="4254" w:hanging="283"/>
-      </w:pPr>
-      <w:rPr/>
-    </w:lvl>
-    <w:lvl w:ilvl="6">
-      <w:start w:val="1"/>
-      <w:numFmt w:val="decimal"/>
-      <w:lvlText w:val="%7."/>
-      <w:lvlJc w:val="start"/>
-      <w:pPr>
-        <w:tabs>
-          <w:tab w:val="num" w:pos="4963"/>
-        </w:tabs>
-        <w:ind w:start="4963" w:hanging="283"/>
-      </w:pPr>
-      <w:rPr/>
-    </w:lvl>
-    <w:lvl w:ilvl="7">
-      <w:start w:val="1"/>
-      <w:numFmt w:val="decimal"/>
-      <w:lvlText w:val="%8."/>
-      <w:lvlJc w:val="start"/>
-      <w:pPr>
-        <w:tabs>
-          <w:tab w:val="num" w:pos="5672"/>
-        </w:tabs>
-        <w:ind w:start="5672" w:hanging="283"/>
-      </w:pPr>
-      <w:rPr/>
-    </w:lvl>
-    <w:lvl w:ilvl="8">
-      <w:start w:val="1"/>
-      <w:numFmt w:val="decimal"/>
-      <w:lvlText w:val="%9."/>
-      <w:lvlJc w:val="start"/>
-      <w:pPr>
-        <w:tabs>
-          <w:tab w:val="num" w:pos="6381"/>
-        </w:tabs>
-        <w:ind w:start="6381" w:hanging="283"/>
-      </w:pPr>
-      <w:rPr/>
-    </w:lvl>
-  </w:abstractNum>
   <w:abstractNum w:abstractNumId="5">
     <w:lvl w:ilvl="0">
       <w:start w:val="1"/>
@@ -6459,6 +8235,125 @@
   <w:abstractNum w:abstractNumId="10">
     <w:lvl w:ilvl="0">
       <w:start w:val="1"/>
+      <w:numFmt w:val="decimal"/>
+      <w:lvlText w:val="%1."/>
+      <w:lvlJc w:val="start"/>
+      <w:pPr>
+        <w:tabs>
+          <w:tab w:val="num" w:pos="709"/>
+        </w:tabs>
+        <w:ind w:start="709" w:hanging="283"/>
+      </w:pPr>
+      <w:rPr/>
+    </w:lvl>
+    <w:lvl w:ilvl="1">
+      <w:start w:val="1"/>
+      <w:numFmt w:val="decimal"/>
+      <w:lvlText w:val="%2."/>
+      <w:lvlJc w:val="start"/>
+      <w:pPr>
+        <w:tabs>
+          <w:tab w:val="num" w:pos="1418"/>
+        </w:tabs>
+        <w:ind w:start="1418" w:hanging="283"/>
+      </w:pPr>
+      <w:rPr/>
+    </w:lvl>
+    <w:lvl w:ilvl="2">
+      <w:start w:val="1"/>
+      <w:numFmt w:val="decimal"/>
+      <w:lvlText w:val="%3."/>
+      <w:lvlJc w:val="start"/>
+      <w:pPr>
+        <w:tabs>
+          <w:tab w:val="num" w:pos="2127"/>
+        </w:tabs>
+        <w:ind w:start="2127" w:hanging="283"/>
+      </w:pPr>
+      <w:rPr/>
+    </w:lvl>
+    <w:lvl w:ilvl="3">
+      <w:start w:val="1"/>
+      <w:numFmt w:val="decimal"/>
+      <w:lvlText w:val="%4."/>
+      <w:lvlJc w:val="start"/>
+      <w:pPr>
+        <w:tabs>
+          <w:tab w:val="num" w:pos="2836"/>
+        </w:tabs>
+        <w:ind w:start="2836" w:hanging="283"/>
+      </w:pPr>
+      <w:rPr/>
+    </w:lvl>
+    <w:lvl w:ilvl="4">
+      <w:start w:val="1"/>
+      <w:numFmt w:val="decimal"/>
+      <w:lvlText w:val="%5."/>
+      <w:lvlJc w:val="start"/>
+      <w:pPr>
+        <w:tabs>
+          <w:tab w:val="num" w:pos="3545"/>
+        </w:tabs>
+        <w:ind w:start="3545" w:hanging="283"/>
+      </w:pPr>
+      <w:rPr/>
+    </w:lvl>
+    <w:lvl w:ilvl="5">
+      <w:start w:val="1"/>
+      <w:numFmt w:val="decimal"/>
+      <w:lvlText w:val="%6."/>
+      <w:lvlJc w:val="start"/>
+      <w:pPr>
+        <w:tabs>
+          <w:tab w:val="num" w:pos="4254"/>
+        </w:tabs>
+        <w:ind w:start="4254" w:hanging="283"/>
+      </w:pPr>
+      <w:rPr/>
+    </w:lvl>
+    <w:lvl w:ilvl="6">
+      <w:start w:val="1"/>
+      <w:numFmt w:val="decimal"/>
+      <w:lvlText w:val="%7."/>
+      <w:lvlJc w:val="start"/>
+      <w:pPr>
+        <w:tabs>
+          <w:tab w:val="num" w:pos="4963"/>
+        </w:tabs>
+        <w:ind w:start="4963" w:hanging="283"/>
+      </w:pPr>
+      <w:rPr/>
+    </w:lvl>
+    <w:lvl w:ilvl="7">
+      <w:start w:val="1"/>
+      <w:numFmt w:val="decimal"/>
+      <w:lvlText w:val="%8."/>
+      <w:lvlJc w:val="start"/>
+      <w:pPr>
+        <w:tabs>
+          <w:tab w:val="num" w:pos="5672"/>
+        </w:tabs>
+        <w:ind w:start="5672" w:hanging="283"/>
+      </w:pPr>
+      <w:rPr/>
+    </w:lvl>
+    <w:lvl w:ilvl="8">
+      <w:start w:val="1"/>
+      <w:numFmt w:val="decimal"/>
+      <w:lvlText w:val="%9."/>
+      <w:lvlJc w:val="start"/>
+      <w:pPr>
+        <w:tabs>
+          <w:tab w:val="num" w:pos="6381"/>
+        </w:tabs>
+        <w:ind w:start="6381" w:hanging="283"/>
+      </w:pPr>
+      <w:rPr/>
+    </w:lvl>
+  </w:abstractNum>
+  <w:abstractNum w:abstractNumId="11">
+    <w:lvl w:ilvl="0">
+      <w:start w:val="1"/>
       <w:numFmt w:val="bullet"/>
       <w:lvlText w:val=""/>
       <w:lvlJc w:val="start"/>
@@ -6593,7 +8488,7 @@
       </w:rPr>
     </w:lvl>
   </w:abstractNum>
-  <w:abstractNum w:abstractNumId="11">
+  <w:abstractNum w:abstractNumId="12">
     <w:lvl w:ilvl="0">
       <w:start w:val="1"/>
       <w:numFmt w:val="decimal"/>
@@ -6712,7 +8607,245 @@
       <w:rPr/>
     </w:lvl>
   </w:abstractNum>
-  <w:abstractNum w:abstractNumId="12">
+  <w:abstractNum w:abstractNumId="13">
+    <w:lvl w:ilvl="0">
+      <w:start w:val="1"/>
+      <w:numFmt w:val="decimal"/>
+      <w:lvlText w:val="%1."/>
+      <w:lvlJc w:val="start"/>
+      <w:pPr>
+        <w:tabs>
+          <w:tab w:val="num" w:pos="709"/>
+        </w:tabs>
+        <w:ind w:start="709" w:hanging="283"/>
+      </w:pPr>
+      <w:rPr/>
+    </w:lvl>
+    <w:lvl w:ilvl="1">
+      <w:start w:val="1"/>
+      <w:numFmt w:val="decimal"/>
+      <w:lvlText w:val="%2."/>
+      <w:lvlJc w:val="start"/>
+      <w:pPr>
+        <w:tabs>
+          <w:tab w:val="num" w:pos="1418"/>
+        </w:tabs>
+        <w:ind w:start="1418" w:hanging="283"/>
+      </w:pPr>
+      <w:rPr/>
+    </w:lvl>
+    <w:lvl w:ilvl="2">
+      <w:start w:val="1"/>
+      <w:numFmt w:val="decimal"/>
+      <w:lvlText w:val="%3."/>
+      <w:lvlJc w:val="start"/>
+      <w:pPr>
+        <w:tabs>
+          <w:tab w:val="num" w:pos="2127"/>
+        </w:tabs>
+        <w:ind w:start="2127" w:hanging="283"/>
+      </w:pPr>
+      <w:rPr/>
+    </w:lvl>
+    <w:lvl w:ilvl="3">
+      <w:start w:val="1"/>
+      <w:numFmt w:val="decimal"/>
+      <w:lvlText w:val="%4."/>
+      <w:lvlJc w:val="start"/>
+      <w:pPr>
+        <w:tabs>
+          <w:tab w:val="num" w:pos="2836"/>
+        </w:tabs>
+        <w:ind w:start="2836" w:hanging="283"/>
+      </w:pPr>
+      <w:rPr/>
+    </w:lvl>
+    <w:lvl w:ilvl="4">
+      <w:start w:val="1"/>
+      <w:numFmt w:val="decimal"/>
+      <w:lvlText w:val="%5."/>
+      <w:lvlJc w:val="start"/>
+      <w:pPr>
+        <w:tabs>
+          <w:tab w:val="num" w:pos="3545"/>
+        </w:tabs>
+        <w:ind w:start="3545" w:hanging="283"/>
+      </w:pPr>
+      <w:rPr/>
+    </w:lvl>
+    <w:lvl w:ilvl="5">
+      <w:start w:val="1"/>
+      <w:numFmt w:val="decimal"/>
+      <w:lvlText w:val="%6."/>
+      <w:lvlJc w:val="start"/>
+      <w:pPr>
+        <w:tabs>
+          <w:tab w:val="num" w:pos="4254"/>
+        </w:tabs>
+        <w:ind w:start="4254" w:hanging="283"/>
+      </w:pPr>
+      <w:rPr/>
+    </w:lvl>
+    <w:lvl w:ilvl="6">
+      <w:start w:val="1"/>
+      <w:numFmt w:val="decimal"/>
+      <w:lvlText w:val="%7."/>
+      <w:lvlJc w:val="start"/>
+      <w:pPr>
+        <w:tabs>
+          <w:tab w:val="num" w:pos="4963"/>
+        </w:tabs>
+        <w:ind w:start="4963" w:hanging="283"/>
+      </w:pPr>
+      <w:rPr/>
+    </w:lvl>
+    <w:lvl w:ilvl="7">
+      <w:start w:val="1"/>
+      <w:numFmt w:val="decimal"/>
+      <w:lvlText w:val="%8."/>
+      <w:lvlJc w:val="start"/>
+      <w:pPr>
+        <w:tabs>
+          <w:tab w:val="num" w:pos="5672"/>
+        </w:tabs>
+        <w:ind w:start="5672" w:hanging="283"/>
+      </w:pPr>
+      <w:rPr/>
+    </w:lvl>
+    <w:lvl w:ilvl="8">
+      <w:start w:val="1"/>
+      <w:numFmt w:val="decimal"/>
+      <w:lvlText w:val="%9."/>
+      <w:lvlJc w:val="start"/>
+      <w:pPr>
+        <w:tabs>
+          <w:tab w:val="num" w:pos="6381"/>
+        </w:tabs>
+        <w:ind w:start="6381" w:hanging="283"/>
+      </w:pPr>
+      <w:rPr/>
+    </w:lvl>
+  </w:abstractNum>
+  <w:abstractNum w:abstractNumId="14">
+    <w:lvl w:ilvl="0">
+      <w:start w:val="1"/>
+      <w:numFmt w:val="decimal"/>
+      <w:lvlText w:val="%1."/>
+      <w:lvlJc w:val="start"/>
+      <w:pPr>
+        <w:tabs>
+          <w:tab w:val="num" w:pos="709"/>
+        </w:tabs>
+        <w:ind w:start="709" w:hanging="283"/>
+      </w:pPr>
+      <w:rPr/>
+    </w:lvl>
+    <w:lvl w:ilvl="1">
+      <w:start w:val="1"/>
+      <w:numFmt w:val="decimal"/>
+      <w:lvlText w:val="%2."/>
+      <w:lvlJc w:val="start"/>
+      <w:pPr>
+        <w:tabs>
+          <w:tab w:val="num" w:pos="1418"/>
+        </w:tabs>
+        <w:ind w:start="1418" w:hanging="283"/>
+      </w:pPr>
+      <w:rPr/>
+    </w:lvl>
+    <w:lvl w:ilvl="2">
+      <w:start w:val="1"/>
+      <w:numFmt w:val="decimal"/>
+      <w:lvlText w:val="%3."/>
+      <w:lvlJc w:val="start"/>
+      <w:pPr>
+        <w:tabs>
+          <w:tab w:val="num" w:pos="2127"/>
+        </w:tabs>
+        <w:ind w:start="2127" w:hanging="283"/>
+      </w:pPr>
+      <w:rPr/>
+    </w:lvl>
+    <w:lvl w:ilvl="3">
+      <w:start w:val="1"/>
+      <w:numFmt w:val="decimal"/>
+      <w:lvlText w:val="%4."/>
+      <w:lvlJc w:val="start"/>
+      <w:pPr>
+        <w:tabs>
+          <w:tab w:val="num" w:pos="2836"/>
+        </w:tabs>
+        <w:ind w:start="2836" w:hanging="283"/>
+      </w:pPr>
+      <w:rPr/>
+    </w:lvl>
+    <w:lvl w:ilvl="4">
+      <w:start w:val="1"/>
+      <w:numFmt w:val="decimal"/>
+      <w:lvlText w:val="%5."/>
+      <w:lvlJc w:val="start"/>
+      <w:pPr>
+        <w:tabs>
+          <w:tab w:val="num" w:pos="3545"/>
+        </w:tabs>
+        <w:ind w:start="3545" w:hanging="283"/>
+      </w:pPr>
+      <w:rPr/>
+    </w:lvl>
+    <w:lvl w:ilvl="5">
+      <w:start w:val="1"/>
+      <w:numFmt w:val="decimal"/>
+      <w:lvlText w:val="%6."/>
+      <w:lvlJc w:val="start"/>
+      <w:pPr>
+        <w:tabs>
+          <w:tab w:val="num" w:pos="4254"/>
+        </w:tabs>
+        <w:ind w:start="4254" w:hanging="283"/>
+      </w:pPr>
+      <w:rPr/>
+    </w:lvl>
+    <w:lvl w:ilvl="6">
+      <w:start w:val="1"/>
+      <w:numFmt w:val="decimal"/>
+      <w:lvlText w:val="%7."/>
+      <w:lvlJc w:val="start"/>
+      <w:pPr>
+        <w:tabs>
+          <w:tab w:val="num" w:pos="4963"/>
+        </w:tabs>
+        <w:ind w:start="4963" w:hanging="283"/>
+      </w:pPr>
+      <w:rPr/>
+    </w:lvl>
+    <w:lvl w:ilvl="7">
+      <w:start w:val="1"/>
+      <w:numFmt w:val="decimal"/>
+      <w:lvlText w:val="%8."/>
+      <w:lvlJc w:val="start"/>
+      <w:pPr>
+        <w:tabs>
+          <w:tab w:val="num" w:pos="5672"/>
+        </w:tabs>
+        <w:ind w:start="5672" w:hanging="283"/>
+      </w:pPr>
+      <w:rPr/>
+    </w:lvl>
+    <w:lvl w:ilvl="8">
+      <w:start w:val="1"/>
+      <w:numFmt w:val="decimal"/>
+      <w:lvlText w:val="%9."/>
+      <w:lvlJc w:val="start"/>
+      <w:pPr>
+        <w:tabs>
+          <w:tab w:val="num" w:pos="6381"/>
+        </w:tabs>
+        <w:ind w:start="6381" w:hanging="283"/>
+      </w:pPr>
+      <w:rPr/>
+    </w:lvl>
+  </w:abstractNum>
+  <w:abstractNum w:abstractNumId="15">
     <w:lvl w:ilvl="0">
       <w:start w:val="1"/>
       <w:numFmt w:val="bullet"/>
@@ -6849,7 +8982,7 @@
       </w:rPr>
     </w:lvl>
   </w:abstractNum>
-  <w:abstractNum w:abstractNumId="13">
+  <w:abstractNum w:abstractNumId="16">
     <w:lvl w:ilvl="0">
       <w:start w:val="1"/>
       <w:numFmt w:val="bullet"/>
@@ -6986,7 +9119,7 @@
       </w:rPr>
     </w:lvl>
   </w:abstractNum>
-  <w:abstractNum w:abstractNumId="14">
+  <w:abstractNum w:abstractNumId="17">
     <w:lvl w:ilvl="0">
       <w:start w:val="1"/>
       <w:numFmt w:val="bullet"/>
@@ -7123,7 +9256,7 @@
       </w:rPr>
     </w:lvl>
   </w:abstractNum>
-  <w:abstractNum w:abstractNumId="15">
+  <w:abstractNum w:abstractNumId="18">
     <w:lvl w:ilvl="0">
       <w:start w:val="1"/>
       <w:numFmt w:val="bullet"/>
@@ -7260,7 +9393,126 @@
       </w:rPr>
     </w:lvl>
   </w:abstractNum>
-  <w:abstractNum w:abstractNumId="16">
+  <w:abstractNum w:abstractNumId="19">
+    <w:lvl w:ilvl="0">
+      <w:start w:val="1"/>
+      <w:numFmt w:val="decimal"/>
+      <w:lvlText w:val="%1."/>
+      <w:lvlJc w:val="start"/>
+      <w:pPr>
+        <w:tabs>
+          <w:tab w:val="num" w:pos="709"/>
+        </w:tabs>
+        <w:ind w:start="709" w:hanging="283"/>
+      </w:pPr>
+      <w:rPr/>
+    </w:lvl>
+    <w:lvl w:ilvl="1">
+      <w:start w:val="1"/>
+      <w:numFmt w:val="decimal"/>
+      <w:lvlText w:val="%2."/>
+      <w:lvlJc w:val="start"/>
+      <w:pPr>
+        <w:tabs>
+          <w:tab w:val="num" w:pos="1418"/>
+        </w:tabs>
+        <w:ind w:start="1418" w:hanging="283"/>
+      </w:pPr>
+      <w:rPr/>
+    </w:lvl>
+    <w:lvl w:ilvl="2">
+      <w:start w:val="1"/>
+      <w:numFmt w:val="decimal"/>
+      <w:lvlText w:val="%3."/>
+      <w:lvlJc w:val="start"/>
+      <w:pPr>
+        <w:tabs>
+          <w:tab w:val="num" w:pos="2127"/>
+        </w:tabs>
+        <w:ind w:start="2127" w:hanging="283"/>
+      </w:pPr>
+      <w:rPr/>
+    </w:lvl>
+    <w:lvl w:ilvl="3">
+      <w:start w:val="1"/>
+      <w:numFmt w:val="decimal"/>
+      <w:lvlText w:val="%4."/>
+      <w:lvlJc w:val="start"/>
+      <w:pPr>
+        <w:tabs>
+          <w:tab w:val="num" w:pos="2836"/>
+        </w:tabs>
+        <w:ind w:start="2836" w:hanging="283"/>
+      </w:pPr>
+      <w:rPr/>
+    </w:lvl>
+    <w:lvl w:ilvl="4">
+      <w:start w:val="1"/>
+      <w:numFmt w:val="decimal"/>
+      <w:lvlText w:val="%5."/>
+      <w:lvlJc w:val="start"/>
+      <w:pPr>
+        <w:tabs>
+          <w:tab w:val="num" w:pos="3545"/>
+        </w:tabs>
+        <w:ind w:start="3545" w:hanging="283"/>
+      </w:pPr>
+      <w:rPr/>
+    </w:lvl>
+    <w:lvl w:ilvl="5">
+      <w:start w:val="1"/>
+      <w:numFmt w:val="decimal"/>
+      <w:lvlText w:val="%6."/>
+      <w:lvlJc w:val="start"/>
+      <w:pPr>
+        <w:tabs>
+          <w:tab w:val="num" w:pos="4254"/>
+        </w:tabs>
+        <w:ind w:start="4254" w:hanging="283"/>
+      </w:pPr>
+      <w:rPr/>
+    </w:lvl>
+    <w:lvl w:ilvl="6">
+      <w:start w:val="1"/>
+      <w:numFmt w:val="decimal"/>
+      <w:lvlText w:val="%7."/>
+      <w:lvlJc w:val="start"/>
+      <w:pPr>
+        <w:tabs>
+          <w:tab w:val="num" w:pos="4963"/>
+        </w:tabs>
+        <w:ind w:start="4963" w:hanging="283"/>
+      </w:pPr>
+      <w:rPr/>
+    </w:lvl>
+    <w:lvl w:ilvl="7">
+      <w:start w:val="1"/>
+      <w:numFmt w:val="decimal"/>
+      <w:lvlText w:val="%8."/>
+      <w:lvlJc w:val="start"/>
+      <w:pPr>
+        <w:tabs>
+          <w:tab w:val="num" w:pos="5672"/>
+        </w:tabs>
+        <w:ind w:start="5672" w:hanging="283"/>
+      </w:pPr>
+      <w:rPr/>
+    </w:lvl>
+    <w:lvl w:ilvl="8">
+      <w:start w:val="1"/>
+      <w:numFmt w:val="decimal"/>
+      <w:lvlText w:val="%9."/>
+      <w:lvlJc w:val="start"/>
+      <w:pPr>
+        <w:tabs>
+          <w:tab w:val="num" w:pos="6381"/>
+        </w:tabs>
+        <w:ind w:start="6381" w:hanging="283"/>
+      </w:pPr>
+      <w:rPr/>
+    </w:lvl>
+  </w:abstractNum>
+  <w:abstractNum w:abstractNumId="20">
     <w:lvl w:ilvl="0">
       <w:start w:val="1"/>
       <w:numFmt w:val="bullet"/>
@@ -7397,7 +9649,7 @@
       </w:rPr>
     </w:lvl>
   </w:abstractNum>
-  <w:abstractNum w:abstractNumId="17">
+  <w:abstractNum w:abstractNumId="21">
     <w:lvl w:ilvl="0">
       <w:start w:val="1"/>
       <w:numFmt w:val="bullet"/>
@@ -7534,7 +9786,144 @@
       </w:rPr>
     </w:lvl>
   </w:abstractNum>
-  <w:abstractNum w:abstractNumId="18">
+  <w:abstractNum w:abstractNumId="22">
+    <w:lvl w:ilvl="0">
+      <w:start w:val="1"/>
+      <w:numFmt w:val="bullet"/>
+      <w:lvlText w:val=""/>
+      <w:lvlJc w:val="start"/>
+      <w:pPr>
+        <w:tabs>
+          <w:tab w:val="num" w:pos="709"/>
+        </w:tabs>
+        <w:ind w:start="709" w:hanging="283"/>
+      </w:pPr>
+      <w:rPr>
+        <w:rFonts w:ascii="Symbol" w:hAnsi="Symbol" w:cs="Symbol" w:hint="default"/>
+      </w:rPr>
+    </w:lvl>
+    <w:lvl w:ilvl="1">
+      <w:start w:val="1"/>
+      <w:numFmt w:val="bullet"/>
+      <w:lvlText w:val=""/>
+      <w:lvlJc w:val="start"/>
+      <w:pPr>
+        <w:tabs>
+          <w:tab w:val="num" w:pos="1418"/>
+        </w:tabs>
+        <w:ind w:start="1418" w:hanging="283"/>
+      </w:pPr>
+      <w:rPr>
+        <w:rFonts w:ascii="Symbol" w:hAnsi="Symbol" w:cs="Symbol" w:hint="default"/>
+      </w:rPr>
+    </w:lvl>
+    <w:lvl w:ilvl="2">
+      <w:start w:val="1"/>
+      <w:numFmt w:val="bullet"/>
+      <w:lvlText w:val=""/>
+      <w:lvlJc w:val="start"/>
+      <w:pPr>
+        <w:tabs>
+          <w:tab w:val="num" w:pos="2127"/>
+        </w:tabs>
+        <w:ind w:start="2127" w:hanging="283"/>
+      </w:pPr>
+      <w:rPr>
+        <w:rFonts w:ascii="Symbol" w:hAnsi="Symbol" w:cs="Symbol" w:hint="default"/>
+      </w:rPr>
+    </w:lvl>
+    <w:lvl w:ilvl="3">
+      <w:start w:val="1"/>
+      <w:numFmt w:val="bullet"/>
+      <w:lvlText w:val=""/>
+      <w:lvlJc w:val="start"/>
+      <w:pPr>
+        <w:tabs>
+          <w:tab w:val="num" w:pos="2836"/>
+        </w:tabs>
+        <w:ind w:start="2836" w:hanging="283"/>
+      </w:pPr>
+      <w:rPr>
+        <w:rFonts w:ascii="Symbol" w:hAnsi="Symbol" w:cs="Symbol" w:hint="default"/>
+      </w:rPr>
+    </w:lvl>
+    <w:lvl w:ilvl="4">
+      <w:start w:val="1"/>
+      <w:numFmt w:val="bullet"/>
+      <w:lvlText w:val=""/>
+      <w:lvlJc w:val="start"/>
+      <w:pPr>
+        <w:tabs>
+          <w:tab w:val="num" w:pos="3545"/>
+        </w:tabs>
+        <w:ind w:start="3545" w:hanging="283"/>
+      </w:pPr>
+      <w:rPr>
+        <w:rFonts w:ascii="Symbol" w:hAnsi="Symbol" w:cs="Symbol" w:hint="default"/>
+      </w:rPr>
+    </w:lvl>
+    <w:lvl w:ilvl="5">
+      <w:start w:val="1"/>
+      <w:numFmt w:val="bullet"/>
+      <w:lvlText w:val=""/>
+      <w:lvlJc w:val="start"/>
+      <w:pPr>
+        <w:tabs>
+          <w:tab w:val="num" w:pos="4254"/>
+        </w:tabs>
+        <w:ind w:start="4254" w:hanging="283"/>
+      </w:pPr>
+      <w:rPr>
+        <w:rFonts w:ascii="Symbol" w:hAnsi="Symbol" w:cs="Symbol" w:hint="default"/>
+      </w:rPr>
+    </w:lvl>
+    <w:lvl w:ilvl="6">
+      <w:start w:val="1"/>
+      <w:numFmt w:val="bullet"/>
+      <w:lvlText w:val=""/>
+      <w:lvlJc w:val="start"/>
+      <w:pPr>
+        <w:tabs>
+          <w:tab w:val="num" w:pos="4963"/>
+        </w:tabs>
+        <w:ind w:start="4963" w:hanging="283"/>
+      </w:pPr>
+      <w:rPr>
+        <w:rFonts w:ascii="Symbol" w:hAnsi="Symbol" w:cs="Symbol" w:hint="default"/>
+      </w:rPr>
+    </w:lvl>
+    <w:lvl w:ilvl="7">
+      <w:start w:val="1"/>
+      <w:numFmt w:val="bullet"/>
+      <w:lvlText w:val=""/>
+      <w:lvlJc w:val="start"/>
+      <w:pPr>
+        <w:tabs>
+          <w:tab w:val="num" w:pos="5672"/>
+        </w:tabs>
+        <w:ind w:start="5672" w:hanging="283"/>
+      </w:pPr>
+      <w:rPr>
+        <w:rFonts w:ascii="Symbol" w:hAnsi="Symbol" w:cs="Symbol" w:hint="default"/>
+      </w:rPr>
+    </w:lvl>
+    <w:lvl w:ilvl="8">
+      <w:start w:val="1"/>
+      <w:numFmt w:val="bullet"/>
+      <w:lvlText w:val=""/>
+      <w:lvlJc w:val="start"/>
+      <w:pPr>
+        <w:tabs>
+          <w:tab w:val="num" w:pos="6381"/>
+        </w:tabs>
+        <w:ind w:start="6381" w:hanging="283"/>
+      </w:pPr>
+      <w:rPr>
+        <w:rFonts w:ascii="Symbol" w:hAnsi="Symbol" w:cs="Symbol" w:hint="default"/>
+      </w:rPr>
+    </w:lvl>
+  </w:abstractNum>
+  <w:abstractNum w:abstractNumId="23">
     <w:lvl w:ilvl="0">
       <w:start w:val="1"/>
       <w:numFmt w:val="none"/>
@@ -7708,6 +10097,21 @@
   </w:num>
   <w:num w:numId="18">
     <w:abstractNumId w:val="18"/>
+  </w:num>
+  <w:num w:numId="19">
+    <w:abstractNumId w:val="19"/>
+  </w:num>
+  <w:num w:numId="20">
+    <w:abstractNumId w:val="20"/>
+  </w:num>
+  <w:num w:numId="21">
+    <w:abstractNumId w:val="21"/>
+  </w:num>
+  <w:num w:numId="22">
+    <w:abstractNumId w:val="22"/>
+  </w:num>
+  <w:num w:numId="23">
+    <w:abstractNumId w:val="23"/>
   </w:num>
 </w:numbering>
 </file>

--- a/docs/manuals/金桥融通WMS仓库管理员操作手册.docx
+++ b/docs/manuals/金桥融通WMS仓库管理员操作手册.docx
@@ -117,7 +117,7 @@
       </w:r>
       <w:r>
         <w:rPr/>
-        <w:t>V2.1</w:t>
+        <w:t>V2.2</w:t>
       </w:r>
     </w:p>
     <w:p>
@@ -134,7 +134,7 @@
       </w:r>
       <w:r>
         <w:rPr/>
-        <w:t xml:space="preserve">2026-09-07 </w:t>
+        <w:t xml:space="preserve">2026-10-17 </w:t>
       </w:r>
       <w:r>
         <w:rPr/>
@@ -633,7 +633,33 @@
         <w:jc w:val="start"/>
         <w:rPr/>
       </w:pPr>
-      <w:hyperlink w:anchor="section-17-POS-岗位与打印交接">
+      <w:hyperlink w:anchor="section-17-代办转货和退货出库监督">
+        <w:r>
+          <w:rPr>
+            <w:rStyle w:val="Hyperlink"/>
+          </w:rPr>
+          <w:t>代办转货和退货出库监督</w:t>
+        </w:r>
+      </w:hyperlink>
+    </w:p>
+    <w:p>
+      <w:pPr>
+        <w:pStyle w:val="BodyText"/>
+        <w:numPr>
+          <w:ilvl w:val="0"/>
+          <w:numId w:val="1"/>
+        </w:numPr>
+        <w:tabs>
+          <w:tab w:val="clear" w:pos="1134"/>
+          <w:tab w:val="left" w:pos="709" w:leader="none"/>
+        </w:tabs>
+        <w:bidi w:val="0"/>
+        <w:spacing w:before="0" w:after="0"/>
+        <w:ind w:hanging="283" w:start="709"/>
+        <w:jc w:val="start"/>
+        <w:rPr/>
+      </w:pPr>
+      <w:hyperlink w:anchor="section-18-POS-岗位与打印交接">
         <w:r>
           <w:rPr>
             <w:rStyle w:val="Hyperlink"/>
@@ -665,7 +691,7 @@
         <w:jc w:val="start"/>
         <w:rPr/>
       </w:pPr>
-      <w:hyperlink w:anchor="section-18-报表-导出与额外财务权限">
+      <w:hyperlink w:anchor="section-19-报表-导出与额外财务权限">
         <w:r>
           <w:rPr>
             <w:rStyle w:val="Hyperlink"/>
@@ -691,7 +717,7 @@
         <w:jc w:val="start"/>
         <w:rPr/>
       </w:pPr>
-      <w:hyperlink w:anchor="section-19-日结检查表">
+      <w:hyperlink w:anchor="section-20-日结检查表">
         <w:r>
           <w:rPr>
             <w:rStyle w:val="Hyperlink"/>
@@ -717,7 +743,7 @@
         <w:jc w:val="start"/>
         <w:rPr/>
       </w:pPr>
-      <w:hyperlink w:anchor="section-20-常见状态与控制点">
+      <w:hyperlink w:anchor="section-21-常见状态与控制点">
         <w:r>
           <w:rPr>
             <w:rStyle w:val="Hyperlink"/>
@@ -743,7 +769,7 @@
         <w:jc w:val="start"/>
         <w:rPr/>
       </w:pPr>
-      <w:hyperlink w:anchor="section-21-异常处理与问题上报">
+      <w:hyperlink w:anchor="section-22-异常处理与问题上报">
         <w:r>
           <w:rPr>
             <w:rStyle w:val="Hyperlink"/>
@@ -769,7 +795,7 @@
         <w:jc w:val="start"/>
         <w:rPr/>
       </w:pPr>
-      <w:hyperlink w:anchor="section-22-无法登录或菜单缺失">
+      <w:hyperlink w:anchor="section-23-无法登录或菜单缺失">
         <w:r>
           <w:rPr>
             <w:rStyle w:val="Hyperlink"/>
@@ -795,7 +821,7 @@
         <w:jc w:val="start"/>
         <w:rPr/>
       </w:pPr>
-      <w:hyperlink w:anchor="section-23-数据为空或范围不正确">
+      <w:hyperlink w:anchor="section-24-数据为空或范围不正确">
         <w:r>
           <w:rPr>
             <w:rStyle w:val="Hyperlink"/>
@@ -821,7 +847,7 @@
         <w:jc w:val="start"/>
         <w:rPr/>
       </w:pPr>
-      <w:hyperlink w:anchor="section-24-网络超时或重复提交提示">
+      <w:hyperlink w:anchor="section-25-网络超时或重复提交提示">
         <w:r>
           <w:rPr>
             <w:rStyle w:val="Hyperlink"/>
@@ -847,7 +873,7 @@
         <w:jc w:val="start"/>
         <w:rPr/>
       </w:pPr>
-      <w:hyperlink w:anchor="section-25-打印失败或打印页过期">
+      <w:hyperlink w:anchor="section-26-打印失败或打印页过期">
         <w:r>
           <w:rPr>
             <w:rStyle w:val="Hyperlink"/>
@@ -873,7 +899,7 @@
         <w:jc w:val="start"/>
         <w:rPr/>
       </w:pPr>
-      <w:hyperlink w:anchor="section-26-移库-补货过账失败">
+      <w:hyperlink w:anchor="section-27-移库-补货过账失败">
         <w:r>
           <w:rPr>
             <w:rStyle w:val="Hyperlink"/>
@@ -899,7 +925,7 @@
         <w:jc w:val="start"/>
         <w:rPr/>
       </w:pPr>
-      <w:hyperlink w:anchor="section-27-库存-任务或账单不一致">
+      <w:hyperlink w:anchor="section-28-库存-任务或账单不一致">
         <w:r>
           <w:rPr>
             <w:rStyle w:val="Hyperlink"/>
@@ -925,7 +951,7 @@
         <w:jc w:val="start"/>
         <w:rPr/>
       </w:pPr>
-      <w:hyperlink w:anchor="section-28-问题上报模板">
+      <w:hyperlink w:anchor="section-29-问题上报模板">
         <w:r>
           <w:rPr>
             <w:rStyle w:val="Hyperlink"/>
@@ -951,7 +977,7 @@
         <w:jc w:val="start"/>
         <w:rPr/>
       </w:pPr>
-      <w:hyperlink w:anchor="section-29-日常自检与培训验收">
+      <w:hyperlink w:anchor="section-30-日常自检与培训验收">
         <w:r>
           <w:rPr>
             <w:rStyle w:val="Hyperlink"/>
@@ -977,7 +1003,7 @@
         <w:jc w:val="start"/>
         <w:rPr/>
       </w:pPr>
-      <w:hyperlink w:anchor="section-30-专项手册与边界">
+      <w:hyperlink w:anchor="section-31-专项手册与边界">
         <w:r>
           <w:rPr>
             <w:rStyle w:val="Hyperlink"/>
@@ -1002,7 +1028,7 @@
         <w:jc w:val="start"/>
         <w:rPr/>
       </w:pPr>
-      <w:hyperlink w:anchor="section-31-文档修订记录">
+      <w:hyperlink w:anchor="section-32-文档修订记录">
         <w:r>
           <w:rPr>
             <w:rStyle w:val="Hyperlink"/>
@@ -1043,7 +1069,7 @@
       </w:r>
       <w:r>
         <w:rPr/>
-        <w:t>V2.1</w:t>
+        <w:t>V2.2</w:t>
       </w:r>
     </w:p>
     <w:p>
@@ -1065,7 +1091,7 @@
       </w:r>
       <w:r>
         <w:rPr/>
-        <w:t xml:space="preserve">2026-09-07 </w:t>
+        <w:t xml:space="preserve">2026-10-17 </w:t>
       </w:r>
       <w:r>
         <w:rPr/>
@@ -3704,10 +3730,162 @@
         <w:jc w:val="start"/>
         <w:rPr/>
       </w:pPr>
-      <w:bookmarkStart w:id="16" w:name="section-17-POS-岗位与打印交接"/>
+      <w:bookmarkStart w:id="16" w:name="section-17-代办转货和退货出库监督"/>
       <w:bookmarkEnd w:id="16"/>
       <w:r>
         <w:rPr/>
+        <w:t>代办转货和退货出库监督</w:t>
+      </w:r>
+    </w:p>
+    <w:p>
+      <w:pPr>
+        <w:pStyle w:val="BodyText"/>
+        <w:numPr>
+          <w:ilvl w:val="0"/>
+          <w:numId w:val="15"/>
+        </w:numPr>
+        <w:tabs>
+          <w:tab w:val="clear" w:pos="1134"/>
+          <w:tab w:val="left" w:pos="709" w:leader="none"/>
+        </w:tabs>
+        <w:bidi w:val="0"/>
+        <w:spacing w:before="0" w:after="0"/>
+        <w:ind w:hanging="283" w:start="709"/>
+        <w:jc w:val="start"/>
+        <w:rPr/>
+      </w:pPr>
+      <w:r>
+        <w:rPr/>
+        <w:t>跨货主代办按“原货主 → 新货主 → 客户”核对，原货主库存先预留，拣货与复核完成后统一过账。核对转货单、销售单、任务及原货主转出</w:t>
+      </w:r>
+      <w:r>
+        <w:rPr/>
+        <w:t>/</w:t>
+      </w:r>
+      <w:r>
+        <w:rPr/>
+        <w:t>新货主转入</w:t>
+      </w:r>
+      <w:r>
+        <w:rPr/>
+        <w:t>/</w:t>
+      </w:r>
+      <w:r>
+        <w:rPr/>
+        <w:t xml:space="preserve">销售出库流水，不能把中间转入量当成仓库新增实物收货，也不能重复下发扣库任务。 </w:t>
+      </w:r>
+    </w:p>
+    <w:p>
+      <w:pPr>
+        <w:pStyle w:val="BodyText"/>
+        <w:numPr>
+          <w:ilvl w:val="0"/>
+          <w:numId w:val="15"/>
+        </w:numPr>
+        <w:tabs>
+          <w:tab w:val="clear" w:pos="1134"/>
+          <w:tab w:val="left" w:pos="709" w:leader="none"/>
+        </w:tabs>
+        <w:bidi w:val="0"/>
+        <w:spacing w:before="0" w:after="0"/>
+        <w:ind w:hanging="283" w:start="709"/>
+        <w:jc w:val="start"/>
+        <w:rPr/>
+      </w:pPr>
+      <w:r>
+        <w:rPr/>
+        <w:t xml:space="preserve">取得查看权限并可登录后台时，可在“代办货权转移单”查看本仓库只读证据；商品对应由系统管理员维护，不在审核中临时改库存归属。 </w:t>
+      </w:r>
+    </w:p>
+    <w:p>
+      <w:pPr>
+        <w:pStyle w:val="BodyText"/>
+        <w:numPr>
+          <w:ilvl w:val="0"/>
+          <w:numId w:val="15"/>
+        </w:numPr>
+        <w:tabs>
+          <w:tab w:val="clear" w:pos="1134"/>
+          <w:tab w:val="left" w:pos="709" w:leader="none"/>
+        </w:tabs>
+        <w:bidi w:val="0"/>
+        <w:spacing w:before="0" w:after="0"/>
+        <w:ind w:hanging="283" w:start="709"/>
+        <w:jc w:val="start"/>
+        <w:rPr/>
+      </w:pPr>
+      <w:r>
+        <w:rPr/>
+        <w:t>PDA“</w:t>
+      </w:r>
+      <w:r>
+        <w:rPr/>
+        <w:t xml:space="preserve">退货出库”由有权限的仓库操作员办理，确认即扣库存，不需要仓库管理员审批。规范仓库管理员角色不因此自动获得退货办理或查询入口；由经办人提供记录、统计及退货单号，管理员按本职权限核对库存流水。 </w:t>
+      </w:r>
+    </w:p>
+    <w:p>
+      <w:pPr>
+        <w:pStyle w:val="BodyText"/>
+        <w:numPr>
+          <w:ilvl w:val="0"/>
+          <w:numId w:val="15"/>
+        </w:numPr>
+        <w:tabs>
+          <w:tab w:val="clear" w:pos="1134"/>
+          <w:tab w:val="left" w:pos="709" w:leader="none"/>
+        </w:tabs>
+        <w:bidi w:val="0"/>
+        <w:spacing w:before="0" w:after="0"/>
+        <w:ind w:hanging="283" w:start="709"/>
+        <w:jc w:val="start"/>
+        <w:rPr/>
+      </w:pPr>
+      <w:r>
+        <w:rPr/>
+        <w:t xml:space="preserve">监督本人草稿、本人确认与整单冲销的责任边界；冲销前核实实物，现场发现破损冲销后仍为破损。不借用经办人账号，不删除流水代替冲销。 </w:t>
+      </w:r>
+    </w:p>
+    <w:p>
+      <w:pPr>
+        <w:pStyle w:val="BodyText"/>
+        <w:numPr>
+          <w:ilvl w:val="0"/>
+          <w:numId w:val="15"/>
+        </w:numPr>
+        <w:tabs>
+          <w:tab w:val="clear" w:pos="1134"/>
+          <w:tab w:val="left" w:pos="709" w:leader="none"/>
+        </w:tabs>
+        <w:bidi w:val="0"/>
+        <w:ind w:hanging="283" w:start="709"/>
+        <w:jc w:val="start"/>
+        <w:rPr/>
+      </w:pPr>
+      <w:r>
+        <w:rPr/>
+        <w:t>退货统计按确认</w:t>
+      </w:r>
+      <w:r>
+        <w:rPr/>
+        <w:t>/</w:t>
+      </w:r>
+      <w:r>
+        <w:rPr/>
+        <w:t xml:space="preserve">冲销各自日期、各基本单位核对；仓库退供应商不等于已经退款或完成供应商结算，财务另行处理。 </w:t>
+      </w:r>
+    </w:p>
+    <w:p>
+      <w:pPr>
+        <w:pStyle w:val="Heading2"/>
+        <w:bidi w:val="0"/>
+        <w:ind w:hanging="0" w:start="0" w:end="0"/>
+        <w:jc w:val="start"/>
+        <w:rPr/>
+      </w:pPr>
+      <w:bookmarkStart w:id="17" w:name="section-18-POS-岗位与打印交接"/>
+      <w:bookmarkEnd w:id="17"/>
+      <w:r>
+        <w:rPr/>
         <w:t xml:space="preserve">POS </w:t>
       </w:r>
       <w:r>
@@ -3759,8 +3937,8 @@
         <w:jc w:val="start"/>
         <w:rPr/>
       </w:pPr>
-      <w:bookmarkStart w:id="17" w:name="section-18-报表-导出与额外财务权限"/>
-      <w:bookmarkEnd w:id="17"/>
+      <w:bookmarkStart w:id="18" w:name="section-19-报表-导出与额外财务权限"/>
+      <w:bookmarkEnd w:id="18"/>
       <w:r>
         <w:rPr/>
         <w:t>报表、导出与额外财务权限</w:t>
@@ -3771,7 +3949,7 @@
         <w:pStyle w:val="BodyText"/>
         <w:numPr>
           <w:ilvl w:val="0"/>
-          <w:numId w:val="15"/>
+          <w:numId w:val="16"/>
         </w:numPr>
         <w:tabs>
           <w:tab w:val="clear" w:pos="1134"/>
@@ -3793,7 +3971,7 @@
         <w:pStyle w:val="BodyText"/>
         <w:numPr>
           <w:ilvl w:val="0"/>
-          <w:numId w:val="15"/>
+          <w:numId w:val="16"/>
         </w:numPr>
         <w:tabs>
           <w:tab w:val="clear" w:pos="1134"/>
@@ -3815,7 +3993,7 @@
         <w:pStyle w:val="BodyText"/>
         <w:numPr>
           <w:ilvl w:val="0"/>
-          <w:numId w:val="15"/>
+          <w:numId w:val="16"/>
         </w:numPr>
         <w:tabs>
           <w:tab w:val="clear" w:pos="1134"/>
@@ -3837,7 +4015,7 @@
         <w:pStyle w:val="BodyText"/>
         <w:numPr>
           <w:ilvl w:val="0"/>
-          <w:numId w:val="15"/>
+          <w:numId w:val="16"/>
         </w:numPr>
         <w:tabs>
           <w:tab w:val="clear" w:pos="1134"/>
@@ -3861,8 +4039,8 @@
         <w:jc w:val="start"/>
         <w:rPr/>
       </w:pPr>
-      <w:bookmarkStart w:id="18" w:name="section-19-日结检查表"/>
-      <w:bookmarkEnd w:id="18"/>
+      <w:bookmarkStart w:id="19" w:name="section-20-日结检查表"/>
+      <w:bookmarkEnd w:id="19"/>
       <w:r>
         <w:rPr/>
         <w:t>日结检查表</w:t>
@@ -3873,7 +4051,7 @@
         <w:pStyle w:val="BodyText"/>
         <w:numPr>
           <w:ilvl w:val="0"/>
-          <w:numId w:val="16"/>
+          <w:numId w:val="17"/>
         </w:numPr>
         <w:tabs>
           <w:tab w:val="clear" w:pos="1134"/>
@@ -3895,7 +4073,7 @@
         <w:pStyle w:val="BodyText"/>
         <w:numPr>
           <w:ilvl w:val="0"/>
-          <w:numId w:val="16"/>
+          <w:numId w:val="17"/>
         </w:numPr>
         <w:tabs>
           <w:tab w:val="clear" w:pos="1134"/>
@@ -3917,7 +4095,7 @@
         <w:pStyle w:val="BodyText"/>
         <w:numPr>
           <w:ilvl w:val="0"/>
-          <w:numId w:val="16"/>
+          <w:numId w:val="17"/>
         </w:numPr>
         <w:tabs>
           <w:tab w:val="clear" w:pos="1134"/>
@@ -3939,7 +4117,7 @@
         <w:pStyle w:val="BodyText"/>
         <w:numPr>
           <w:ilvl w:val="0"/>
-          <w:numId w:val="16"/>
+          <w:numId w:val="17"/>
         </w:numPr>
         <w:tabs>
           <w:tab w:val="clear" w:pos="1134"/>
@@ -3961,7 +4139,7 @@
         <w:pStyle w:val="BodyText"/>
         <w:numPr>
           <w:ilvl w:val="0"/>
-          <w:numId w:val="16"/>
+          <w:numId w:val="17"/>
         </w:numPr>
         <w:tabs>
           <w:tab w:val="clear" w:pos="1134"/>
@@ -3983,7 +4161,7 @@
         <w:pStyle w:val="BodyText"/>
         <w:numPr>
           <w:ilvl w:val="0"/>
-          <w:numId w:val="16"/>
+          <w:numId w:val="17"/>
         </w:numPr>
         <w:tabs>
           <w:tab w:val="clear" w:pos="1134"/>
@@ -4005,7 +4183,7 @@
         <w:pStyle w:val="BodyText"/>
         <w:numPr>
           <w:ilvl w:val="0"/>
-          <w:numId w:val="16"/>
+          <w:numId w:val="17"/>
         </w:numPr>
         <w:tabs>
           <w:tab w:val="clear" w:pos="1134"/>
@@ -4027,7 +4205,7 @@
         <w:pStyle w:val="BodyText"/>
         <w:numPr>
           <w:ilvl w:val="0"/>
-          <w:numId w:val="16"/>
+          <w:numId w:val="17"/>
         </w:numPr>
         <w:tabs>
           <w:tab w:val="clear" w:pos="1134"/>
@@ -4049,7 +4227,7 @@
         <w:pStyle w:val="BodyText"/>
         <w:numPr>
           <w:ilvl w:val="0"/>
-          <w:numId w:val="16"/>
+          <w:numId w:val="17"/>
         </w:numPr>
         <w:tabs>
           <w:tab w:val="clear" w:pos="1134"/>
@@ -4073,8 +4251,8 @@
         <w:jc w:val="start"/>
         <w:rPr/>
       </w:pPr>
-      <w:bookmarkStart w:id="19" w:name="section-20-常见状态与控制点"/>
-      <w:bookmarkEnd w:id="19"/>
+      <w:bookmarkStart w:id="20" w:name="section-21-常见状态与控制点"/>
+      <w:bookmarkEnd w:id="20"/>
       <w:r>
         <w:rPr/>
         <w:t>常见状态与控制点</w:t>
@@ -4094,9 +4272,9 @@
         </w:tblCellMar>
       </w:tblPr>
       <w:tblGrid>
-        <w:gridCol w:w="2827"/>
-        <w:gridCol w:w="2749"/>
-        <w:gridCol w:w="4474"/>
+        <w:gridCol w:w="2728"/>
+        <w:gridCol w:w="2612"/>
+        <w:gridCol w:w="4710"/>
       </w:tblGrid>
       <w:tr>
         <w:trPr>
@@ -4104,7 +4282,7 @@
         </w:trPr>
         <w:tc>
           <w:tcPr>
-            <w:tcW w:w="2827" w:type="dxa"/>
+            <w:tcW w:w="2728" w:type="dxa"/>
             <w:tcBorders>
               <w:top w:val="single" w:sz="2" w:space="0" w:color="BDC9DA"/>
               <w:start w:val="single" w:sz="2" w:space="0" w:color="BDC9DA"/>
@@ -4133,7 +4311,7 @@
         </w:tc>
         <w:tc>
           <w:tcPr>
-            <w:tcW w:w="2749" w:type="dxa"/>
+            <w:tcW w:w="2612" w:type="dxa"/>
             <w:tcBorders>
               <w:top w:val="single" w:sz="2" w:space="0" w:color="BDC9DA"/>
               <w:start w:val="single" w:sz="2" w:space="0" w:color="BDC9DA"/>
@@ -4162,7 +4340,7 @@
         </w:tc>
         <w:tc>
           <w:tcPr>
-            <w:tcW w:w="4474" w:type="dxa"/>
+            <w:tcW w:w="4710" w:type="dxa"/>
             <w:tcBorders>
               <w:top w:val="single" w:sz="2" w:space="0" w:color="BDC9DA"/>
               <w:start w:val="single" w:sz="2" w:space="0" w:color="BDC9DA"/>
@@ -4194,7 +4372,7 @@
         <w:trPr/>
         <w:tc>
           <w:tcPr>
-            <w:tcW w:w="2827" w:type="dxa"/>
+            <w:tcW w:w="2728" w:type="dxa"/>
             <w:tcBorders>
               <w:top w:val="single" w:sz="2" w:space="0" w:color="BDC9DA"/>
               <w:start w:val="single" w:sz="2" w:space="0" w:color="BDC9DA"/>
@@ -4227,7 +4405,7 @@
         </w:tc>
         <w:tc>
           <w:tcPr>
-            <w:tcW w:w="2749" w:type="dxa"/>
+            <w:tcW w:w="2612" w:type="dxa"/>
             <w:tcBorders>
               <w:top w:val="single" w:sz="2" w:space="0" w:color="BDC9DA"/>
               <w:start w:val="single" w:sz="2" w:space="0" w:color="BDC9DA"/>
@@ -4256,7 +4434,7 @@
         </w:tc>
         <w:tc>
           <w:tcPr>
-            <w:tcW w:w="4474" w:type="dxa"/>
+            <w:tcW w:w="4710" w:type="dxa"/>
             <w:tcBorders>
               <w:top w:val="single" w:sz="2" w:space="0" w:color="BDC9DA"/>
               <w:start w:val="single" w:sz="2" w:space="0" w:color="BDC9DA"/>
@@ -4288,7 +4466,7 @@
         <w:trPr/>
         <w:tc>
           <w:tcPr>
-            <w:tcW w:w="2827" w:type="dxa"/>
+            <w:tcW w:w="2728" w:type="dxa"/>
             <w:tcBorders>
               <w:top w:val="single" w:sz="2" w:space="0" w:color="BDC9DA"/>
               <w:start w:val="single" w:sz="2" w:space="0" w:color="BDC9DA"/>
@@ -4321,7 +4499,7 @@
         </w:tc>
         <w:tc>
           <w:tcPr>
-            <w:tcW w:w="2749" w:type="dxa"/>
+            <w:tcW w:w="2612" w:type="dxa"/>
             <w:tcBorders>
               <w:top w:val="single" w:sz="2" w:space="0" w:color="BDC9DA"/>
               <w:start w:val="single" w:sz="2" w:space="0" w:color="BDC9DA"/>
@@ -4350,7 +4528,7 @@
         </w:tc>
         <w:tc>
           <w:tcPr>
-            <w:tcW w:w="4474" w:type="dxa"/>
+            <w:tcW w:w="4710" w:type="dxa"/>
             <w:tcBorders>
               <w:top w:val="single" w:sz="2" w:space="0" w:color="BDC9DA"/>
               <w:start w:val="single" w:sz="2" w:space="0" w:color="BDC9DA"/>
@@ -4382,7 +4560,7 @@
         <w:trPr/>
         <w:tc>
           <w:tcPr>
-            <w:tcW w:w="2827" w:type="dxa"/>
+            <w:tcW w:w="2728" w:type="dxa"/>
             <w:tcBorders>
               <w:top w:val="single" w:sz="2" w:space="0" w:color="BDC9DA"/>
               <w:start w:val="single" w:sz="2" w:space="0" w:color="BDC9DA"/>
@@ -4415,7 +4593,7 @@
         </w:tc>
         <w:tc>
           <w:tcPr>
-            <w:tcW w:w="2749" w:type="dxa"/>
+            <w:tcW w:w="2612" w:type="dxa"/>
             <w:tcBorders>
               <w:top w:val="single" w:sz="2" w:space="0" w:color="BDC9DA"/>
               <w:start w:val="single" w:sz="2" w:space="0" w:color="BDC9DA"/>
@@ -4444,7 +4622,7 @@
         </w:tc>
         <w:tc>
           <w:tcPr>
-            <w:tcW w:w="4474" w:type="dxa"/>
+            <w:tcW w:w="4710" w:type="dxa"/>
             <w:tcBorders>
               <w:top w:val="single" w:sz="2" w:space="0" w:color="BDC9DA"/>
               <w:start w:val="single" w:sz="2" w:space="0" w:color="BDC9DA"/>
@@ -4476,7 +4654,7 @@
         <w:trPr/>
         <w:tc>
           <w:tcPr>
-            <w:tcW w:w="2827" w:type="dxa"/>
+            <w:tcW w:w="2728" w:type="dxa"/>
             <w:tcBorders>
               <w:top w:val="single" w:sz="2" w:space="0" w:color="BDC9DA"/>
               <w:start w:val="single" w:sz="2" w:space="0" w:color="BDC9DA"/>
@@ -4509,7 +4687,7 @@
         </w:tc>
         <w:tc>
           <w:tcPr>
-            <w:tcW w:w="2749" w:type="dxa"/>
+            <w:tcW w:w="2612" w:type="dxa"/>
             <w:tcBorders>
               <w:top w:val="single" w:sz="2" w:space="0" w:color="BDC9DA"/>
               <w:start w:val="single" w:sz="2" w:space="0" w:color="BDC9DA"/>
@@ -4538,7 +4716,7 @@
         </w:tc>
         <w:tc>
           <w:tcPr>
-            <w:tcW w:w="4474" w:type="dxa"/>
+            <w:tcW w:w="4710" w:type="dxa"/>
             <w:tcBorders>
               <w:top w:val="single" w:sz="2" w:space="0" w:color="BDC9DA"/>
               <w:start w:val="single" w:sz="2" w:space="0" w:color="BDC9DA"/>
@@ -4570,7 +4748,7 @@
         <w:trPr/>
         <w:tc>
           <w:tcPr>
-            <w:tcW w:w="2827" w:type="dxa"/>
+            <w:tcW w:w="2728" w:type="dxa"/>
             <w:tcBorders>
               <w:top w:val="single" w:sz="2" w:space="0" w:color="BDC9DA"/>
               <w:start w:val="single" w:sz="2" w:space="0" w:color="BDC9DA"/>
@@ -4603,7 +4781,7 @@
         </w:tc>
         <w:tc>
           <w:tcPr>
-            <w:tcW w:w="2749" w:type="dxa"/>
+            <w:tcW w:w="2612" w:type="dxa"/>
             <w:tcBorders>
               <w:top w:val="single" w:sz="2" w:space="0" w:color="BDC9DA"/>
               <w:start w:val="single" w:sz="2" w:space="0" w:color="BDC9DA"/>
@@ -4632,7 +4810,7 @@
         </w:tc>
         <w:tc>
           <w:tcPr>
-            <w:tcW w:w="4474" w:type="dxa"/>
+            <w:tcW w:w="4710" w:type="dxa"/>
             <w:tcBorders>
               <w:top w:val="single" w:sz="2" w:space="0" w:color="BDC9DA"/>
               <w:start w:val="single" w:sz="2" w:space="0" w:color="BDC9DA"/>
@@ -4664,7 +4842,7 @@
         <w:trPr/>
         <w:tc>
           <w:tcPr>
-            <w:tcW w:w="2827" w:type="dxa"/>
+            <w:tcW w:w="2728" w:type="dxa"/>
             <w:tcBorders>
               <w:top w:val="single" w:sz="2" w:space="0" w:color="BDC9DA"/>
               <w:start w:val="single" w:sz="2" w:space="0" w:color="BDC9DA"/>
@@ -4697,7 +4875,7 @@
         </w:tc>
         <w:tc>
           <w:tcPr>
-            <w:tcW w:w="2749" w:type="dxa"/>
+            <w:tcW w:w="2612" w:type="dxa"/>
             <w:tcBorders>
               <w:top w:val="single" w:sz="2" w:space="0" w:color="BDC9DA"/>
               <w:start w:val="single" w:sz="2" w:space="0" w:color="BDC9DA"/>
@@ -4726,7 +4904,7 @@
         </w:tc>
         <w:tc>
           <w:tcPr>
-            <w:tcW w:w="4474" w:type="dxa"/>
+            <w:tcW w:w="4710" w:type="dxa"/>
             <w:tcBorders>
               <w:top w:val="single" w:sz="2" w:space="0" w:color="BDC9DA"/>
               <w:start w:val="single" w:sz="2" w:space="0" w:color="BDC9DA"/>
@@ -4758,7 +4936,7 @@
         <w:trPr/>
         <w:tc>
           <w:tcPr>
-            <w:tcW w:w="2827" w:type="dxa"/>
+            <w:tcW w:w="2728" w:type="dxa"/>
             <w:tcBorders>
               <w:top w:val="single" w:sz="2" w:space="0" w:color="BDC9DA"/>
               <w:start w:val="single" w:sz="2" w:space="0" w:color="BDC9DA"/>
@@ -4791,7 +4969,7 @@
         </w:tc>
         <w:tc>
           <w:tcPr>
-            <w:tcW w:w="2749" w:type="dxa"/>
+            <w:tcW w:w="2612" w:type="dxa"/>
             <w:tcBorders>
               <w:top w:val="single" w:sz="2" w:space="0" w:color="BDC9DA"/>
               <w:start w:val="single" w:sz="2" w:space="0" w:color="BDC9DA"/>
@@ -4820,7 +4998,7 @@
         </w:tc>
         <w:tc>
           <w:tcPr>
-            <w:tcW w:w="4474" w:type="dxa"/>
+            <w:tcW w:w="4710" w:type="dxa"/>
             <w:tcBorders>
               <w:top w:val="single" w:sz="2" w:space="0" w:color="BDC9DA"/>
               <w:start w:val="single" w:sz="2" w:space="0" w:color="BDC9DA"/>
@@ -4852,7 +5030,7 @@
         <w:trPr/>
         <w:tc>
           <w:tcPr>
-            <w:tcW w:w="2827" w:type="dxa"/>
+            <w:tcW w:w="2728" w:type="dxa"/>
             <w:tcBorders>
               <w:top w:val="single" w:sz="2" w:space="0" w:color="BDC9DA"/>
               <w:start w:val="single" w:sz="2" w:space="0" w:color="BDC9DA"/>
@@ -4885,7 +5063,7 @@
         </w:tc>
         <w:tc>
           <w:tcPr>
-            <w:tcW w:w="2749" w:type="dxa"/>
+            <w:tcW w:w="2612" w:type="dxa"/>
             <w:tcBorders>
               <w:top w:val="single" w:sz="2" w:space="0" w:color="BDC9DA"/>
               <w:start w:val="single" w:sz="2" w:space="0" w:color="BDC9DA"/>
@@ -4914,7 +5092,7 @@
         </w:tc>
         <w:tc>
           <w:tcPr>
-            <w:tcW w:w="4474" w:type="dxa"/>
+            <w:tcW w:w="4710" w:type="dxa"/>
             <w:tcBorders>
               <w:top w:val="single" w:sz="2" w:space="0" w:color="BDC9DA"/>
               <w:start w:val="single" w:sz="2" w:space="0" w:color="BDC9DA"/>
@@ -4946,7 +5124,7 @@
         <w:trPr/>
         <w:tc>
           <w:tcPr>
-            <w:tcW w:w="2827" w:type="dxa"/>
+            <w:tcW w:w="2728" w:type="dxa"/>
             <w:tcBorders>
               <w:top w:val="single" w:sz="2" w:space="0" w:color="BDC9DA"/>
               <w:start w:val="single" w:sz="2" w:space="0" w:color="BDC9DA"/>
@@ -4979,7 +5157,7 @@
         </w:tc>
         <w:tc>
           <w:tcPr>
-            <w:tcW w:w="2749" w:type="dxa"/>
+            <w:tcW w:w="2612" w:type="dxa"/>
             <w:tcBorders>
               <w:top w:val="single" w:sz="2" w:space="0" w:color="BDC9DA"/>
               <w:start w:val="single" w:sz="2" w:space="0" w:color="BDC9DA"/>
@@ -5008,7 +5186,7 @@
         </w:tc>
         <w:tc>
           <w:tcPr>
-            <w:tcW w:w="4474" w:type="dxa"/>
+            <w:tcW w:w="4710" w:type="dxa"/>
             <w:tcBorders>
               <w:top w:val="single" w:sz="2" w:space="0" w:color="BDC9DA"/>
               <w:start w:val="single" w:sz="2" w:space="0" w:color="BDC9DA"/>
@@ -5040,7 +5218,7 @@
         <w:trPr/>
         <w:tc>
           <w:tcPr>
-            <w:tcW w:w="2827" w:type="dxa"/>
+            <w:tcW w:w="2728" w:type="dxa"/>
             <w:tcBorders>
               <w:top w:val="single" w:sz="2" w:space="0" w:color="BDC9DA"/>
               <w:start w:val="single" w:sz="2" w:space="0" w:color="BDC9DA"/>
@@ -5073,7 +5251,7 @@
         </w:tc>
         <w:tc>
           <w:tcPr>
-            <w:tcW w:w="2749" w:type="dxa"/>
+            <w:tcW w:w="2612" w:type="dxa"/>
             <w:tcBorders>
               <w:top w:val="single" w:sz="2" w:space="0" w:color="BDC9DA"/>
               <w:start w:val="single" w:sz="2" w:space="0" w:color="BDC9DA"/>
@@ -5102,7 +5280,7 @@
         </w:tc>
         <w:tc>
           <w:tcPr>
-            <w:tcW w:w="4474" w:type="dxa"/>
+            <w:tcW w:w="4710" w:type="dxa"/>
             <w:tcBorders>
               <w:top w:val="single" w:sz="2" w:space="0" w:color="BDC9DA"/>
               <w:start w:val="single" w:sz="2" w:space="0" w:color="BDC9DA"/>
@@ -5134,7 +5312,7 @@
         <w:trPr/>
         <w:tc>
           <w:tcPr>
-            <w:tcW w:w="2827" w:type="dxa"/>
+            <w:tcW w:w="2728" w:type="dxa"/>
             <w:tcBorders>
               <w:top w:val="single" w:sz="2" w:space="0" w:color="BDC9DA"/>
               <w:start w:val="single" w:sz="2" w:space="0" w:color="BDC9DA"/>
@@ -5167,7 +5345,7 @@
         </w:tc>
         <w:tc>
           <w:tcPr>
-            <w:tcW w:w="2749" w:type="dxa"/>
+            <w:tcW w:w="2612" w:type="dxa"/>
             <w:tcBorders>
               <w:top w:val="single" w:sz="2" w:space="0" w:color="BDC9DA"/>
               <w:start w:val="single" w:sz="2" w:space="0" w:color="BDC9DA"/>
@@ -5196,7 +5374,7 @@
         </w:tc>
         <w:tc>
           <w:tcPr>
-            <w:tcW w:w="4474" w:type="dxa"/>
+            <w:tcW w:w="4710" w:type="dxa"/>
             <w:tcBorders>
               <w:top w:val="single" w:sz="2" w:space="0" w:color="BDC9DA"/>
               <w:start w:val="single" w:sz="2" w:space="0" w:color="BDC9DA"/>
@@ -5228,7 +5406,7 @@
         <w:trPr/>
         <w:tc>
           <w:tcPr>
-            <w:tcW w:w="2827" w:type="dxa"/>
+            <w:tcW w:w="2728" w:type="dxa"/>
             <w:tcBorders>
               <w:top w:val="single" w:sz="2" w:space="0" w:color="BDC9DA"/>
               <w:start w:val="single" w:sz="2" w:space="0" w:color="BDC9DA"/>
@@ -5261,7 +5439,7 @@
         </w:tc>
         <w:tc>
           <w:tcPr>
-            <w:tcW w:w="2749" w:type="dxa"/>
+            <w:tcW w:w="2612" w:type="dxa"/>
             <w:tcBorders>
               <w:top w:val="single" w:sz="2" w:space="0" w:color="BDC9DA"/>
               <w:start w:val="single" w:sz="2" w:space="0" w:color="BDC9DA"/>
@@ -5290,7 +5468,7 @@
         </w:tc>
         <w:tc>
           <w:tcPr>
-            <w:tcW w:w="4474" w:type="dxa"/>
+            <w:tcW w:w="4710" w:type="dxa"/>
             <w:tcBorders>
               <w:top w:val="single" w:sz="2" w:space="0" w:color="BDC9DA"/>
               <w:start w:val="single" w:sz="2" w:space="0" w:color="BDC9DA"/>
@@ -5322,7 +5500,7 @@
         <w:trPr/>
         <w:tc>
           <w:tcPr>
-            <w:tcW w:w="2827" w:type="dxa"/>
+            <w:tcW w:w="2728" w:type="dxa"/>
             <w:tcBorders>
               <w:top w:val="single" w:sz="2" w:space="0" w:color="BDC9DA"/>
               <w:start w:val="single" w:sz="2" w:space="0" w:color="BDC9DA"/>
@@ -5355,7 +5533,7 @@
         </w:tc>
         <w:tc>
           <w:tcPr>
-            <w:tcW w:w="2749" w:type="dxa"/>
+            <w:tcW w:w="2612" w:type="dxa"/>
             <w:tcBorders>
               <w:top w:val="single" w:sz="2" w:space="0" w:color="BDC9DA"/>
               <w:start w:val="single" w:sz="2" w:space="0" w:color="BDC9DA"/>
@@ -5384,7 +5562,7 @@
         </w:tc>
         <w:tc>
           <w:tcPr>
-            <w:tcW w:w="4474" w:type="dxa"/>
+            <w:tcW w:w="4710" w:type="dxa"/>
             <w:tcBorders>
               <w:top w:val="single" w:sz="2" w:space="0" w:color="BDC9DA"/>
               <w:start w:val="single" w:sz="2" w:space="0" w:color="BDC9DA"/>
@@ -5416,7 +5594,7 @@
         <w:trPr/>
         <w:tc>
           <w:tcPr>
-            <w:tcW w:w="2827" w:type="dxa"/>
+            <w:tcW w:w="2728" w:type="dxa"/>
             <w:tcBorders>
               <w:top w:val="single" w:sz="2" w:space="0" w:color="BDC9DA"/>
               <w:start w:val="single" w:sz="2" w:space="0" w:color="BDC9DA"/>
@@ -5449,7 +5627,7 @@
         </w:tc>
         <w:tc>
           <w:tcPr>
-            <w:tcW w:w="2749" w:type="dxa"/>
+            <w:tcW w:w="2612" w:type="dxa"/>
             <w:tcBorders>
               <w:top w:val="single" w:sz="2" w:space="0" w:color="BDC9DA"/>
               <w:start w:val="single" w:sz="2" w:space="0" w:color="BDC9DA"/>
@@ -5478,7 +5656,7 @@
         </w:tc>
         <w:tc>
           <w:tcPr>
-            <w:tcW w:w="4474" w:type="dxa"/>
+            <w:tcW w:w="4710" w:type="dxa"/>
             <w:tcBorders>
               <w:top w:val="single" w:sz="2" w:space="0" w:color="BDC9DA"/>
               <w:start w:val="single" w:sz="2" w:space="0" w:color="BDC9DA"/>
@@ -5510,7 +5688,7 @@
         <w:trPr/>
         <w:tc>
           <w:tcPr>
-            <w:tcW w:w="2827" w:type="dxa"/>
+            <w:tcW w:w="2728" w:type="dxa"/>
             <w:tcBorders>
               <w:top w:val="single" w:sz="2" w:space="0" w:color="BDC9DA"/>
               <w:start w:val="single" w:sz="2" w:space="0" w:color="BDC9DA"/>
@@ -5543,7 +5721,7 @@
         </w:tc>
         <w:tc>
           <w:tcPr>
-            <w:tcW w:w="2749" w:type="dxa"/>
+            <w:tcW w:w="2612" w:type="dxa"/>
             <w:tcBorders>
               <w:top w:val="single" w:sz="2" w:space="0" w:color="BDC9DA"/>
               <w:start w:val="single" w:sz="2" w:space="0" w:color="BDC9DA"/>
@@ -5572,7 +5750,7 @@
         </w:tc>
         <w:tc>
           <w:tcPr>
-            <w:tcW w:w="4474" w:type="dxa"/>
+            <w:tcW w:w="4710" w:type="dxa"/>
             <w:tcBorders>
               <w:top w:val="single" w:sz="2" w:space="0" w:color="BDC9DA"/>
               <w:start w:val="single" w:sz="2" w:space="0" w:color="BDC9DA"/>
@@ -5604,7 +5782,7 @@
         <w:trPr/>
         <w:tc>
           <w:tcPr>
-            <w:tcW w:w="2827" w:type="dxa"/>
+            <w:tcW w:w="2728" w:type="dxa"/>
             <w:tcBorders>
               <w:top w:val="single" w:sz="2" w:space="0" w:color="BDC9DA"/>
               <w:start w:val="single" w:sz="2" w:space="0" w:color="BDC9DA"/>
@@ -5637,7 +5815,7 @@
         </w:tc>
         <w:tc>
           <w:tcPr>
-            <w:tcW w:w="2749" w:type="dxa"/>
+            <w:tcW w:w="2612" w:type="dxa"/>
             <w:tcBorders>
               <w:top w:val="single" w:sz="2" w:space="0" w:color="BDC9DA"/>
               <w:start w:val="single" w:sz="2" w:space="0" w:color="BDC9DA"/>
@@ -5666,7 +5844,105 @@
         </w:tc>
         <w:tc>
           <w:tcPr>
-            <w:tcW w:w="4474" w:type="dxa"/>
+            <w:tcW w:w="4710" w:type="dxa"/>
+            <w:tcBorders>
+              <w:top w:val="single" w:sz="2" w:space="0" w:color="BDC9DA"/>
+              <w:start w:val="single" w:sz="2" w:space="0" w:color="BDC9DA"/>
+              <w:bottom w:val="single" w:sz="2" w:space="0" w:color="BDC9DA"/>
+              <w:end w:val="single" w:sz="2" w:space="0" w:color="BDC9DA"/>
+            </w:tcBorders>
+          </w:tcPr>
+          <w:p>
+            <w:pPr>
+              <w:pStyle w:val="TableContents"/>
+              <w:bidi w:val="0"/>
+              <w:spacing w:before="0" w:after="283"/>
+              <w:ind w:hanging="0" w:start="0" w:end="0"/>
+              <w:jc w:val="start"/>
+              <w:rPr>
+                <w:sz w:val="18"/>
+              </w:rPr>
+            </w:pPr>
+            <w:r>
+              <w:rPr>
+                <w:sz w:val="18"/>
+              </w:rPr>
+              <w:t>操作员说明现场情况，管理员处理原因后决定恢复或作废</w:t>
+            </w:r>
+          </w:p>
+        </w:tc>
+      </w:tr>
+      <w:tr>
+        <w:trPr/>
+        <w:tc>
+          <w:tcPr>
+            <w:tcW w:w="2728" w:type="dxa"/>
+            <w:tcBorders>
+              <w:top w:val="single" w:sz="2" w:space="0" w:color="BDC9DA"/>
+              <w:start w:val="single" w:sz="2" w:space="0" w:color="BDC9DA"/>
+              <w:bottom w:val="single" w:sz="2" w:space="0" w:color="BDC9DA"/>
+              <w:end w:val="single" w:sz="2" w:space="0" w:color="BDC9DA"/>
+            </w:tcBorders>
+          </w:tcPr>
+          <w:p>
+            <w:pPr>
+              <w:pStyle w:val="TableContents"/>
+              <w:bidi w:val="0"/>
+              <w:spacing w:before="0" w:after="283"/>
+              <w:ind w:hanging="0" w:start="0" w:end="0"/>
+              <w:jc w:val="start"/>
+              <w:rPr/>
+            </w:pPr>
+            <w:r>
+              <w:rPr>
+                <w:sz w:val="18"/>
+              </w:rPr>
+              <w:t xml:space="preserve">退货已冲销 </w:t>
+            </w:r>
+            <w:r>
+              <w:rPr>
+                <w:sz w:val="18"/>
+              </w:rPr>
+              <w:t>/ REVERSED</w:t>
+            </w:r>
+          </w:p>
+        </w:tc>
+        <w:tc>
+          <w:tcPr>
+            <w:tcW w:w="2612" w:type="dxa"/>
+            <w:tcBorders>
+              <w:top w:val="single" w:sz="2" w:space="0" w:color="BDC9DA"/>
+              <w:start w:val="single" w:sz="2" w:space="0" w:color="BDC9DA"/>
+              <w:bottom w:val="single" w:sz="2" w:space="0" w:color="BDC9DA"/>
+              <w:end w:val="single" w:sz="2" w:space="0" w:color="BDC9DA"/>
+            </w:tcBorders>
+          </w:tcPr>
+          <w:p>
+            <w:pPr>
+              <w:pStyle w:val="TableContents"/>
+              <w:bidi w:val="0"/>
+              <w:spacing w:before="0" w:after="283"/>
+              <w:ind w:hanging="0" w:start="0" w:end="0"/>
+              <w:jc w:val="start"/>
+              <w:rPr/>
+            </w:pPr>
+            <w:r>
+              <w:rPr>
+                <w:sz w:val="18"/>
+              </w:rPr>
+              <w:t xml:space="preserve">PDA </w:t>
+            </w:r>
+            <w:r>
+              <w:rPr>
+                <w:sz w:val="18"/>
+              </w:rPr>
+              <w:t>退货整单已恢复原库存维度</w:t>
+            </w:r>
+          </w:p>
+        </w:tc>
+        <w:tc>
+          <w:tcPr>
+            <w:tcW w:w="4710" w:type="dxa"/>
             <w:tcBorders>
               <w:top w:val="single" w:sz="2" w:space="0" w:color="BDC9DA"/>
               <w:start w:val="single" w:sz="2" w:space="0" w:color="BDC9DA"/>
@@ -5688,7 +5964,7 @@
               <w:rPr>
                 <w:sz w:val="18"/>
               </w:rPr>
-              <w:t>操作员说明现场情况，管理员处理原因后决定恢复或作废</w:t>
+              <w:t>原退货记录保留；现场发现破损仍恢复为破损，不再重复补库存</w:t>
             </w:r>
           </w:p>
         </w:tc>
@@ -5711,7 +5987,7 @@
         <w:pStyle w:val="BodyText"/>
         <w:numPr>
           <w:ilvl w:val="0"/>
-          <w:numId w:val="17"/>
+          <w:numId w:val="18"/>
         </w:numPr>
         <w:tabs>
           <w:tab w:val="clear" w:pos="1134"/>
@@ -5733,7 +6009,7 @@
         <w:pStyle w:val="BodyText"/>
         <w:numPr>
           <w:ilvl w:val="0"/>
-          <w:numId w:val="17"/>
+          <w:numId w:val="18"/>
         </w:numPr>
         <w:tabs>
           <w:tab w:val="clear" w:pos="1134"/>
@@ -5755,7 +6031,7 @@
         <w:pStyle w:val="BodyText"/>
         <w:numPr>
           <w:ilvl w:val="0"/>
-          <w:numId w:val="17"/>
+          <w:numId w:val="18"/>
         </w:numPr>
         <w:tabs>
           <w:tab w:val="clear" w:pos="1134"/>
@@ -5791,7 +6067,7 @@
         <w:pStyle w:val="BodyText"/>
         <w:numPr>
           <w:ilvl w:val="0"/>
-          <w:numId w:val="17"/>
+          <w:numId w:val="18"/>
         </w:numPr>
         <w:tabs>
           <w:tab w:val="clear" w:pos="1134"/>
@@ -5813,7 +6089,7 @@
         <w:pStyle w:val="BodyText"/>
         <w:numPr>
           <w:ilvl w:val="0"/>
-          <w:numId w:val="17"/>
+          <w:numId w:val="18"/>
         </w:numPr>
         <w:tabs>
           <w:tab w:val="clear" w:pos="1134"/>
@@ -5835,7 +6111,7 @@
         <w:pStyle w:val="BodyText"/>
         <w:numPr>
           <w:ilvl w:val="0"/>
-          <w:numId w:val="17"/>
+          <w:numId w:val="18"/>
         </w:numPr>
         <w:tabs>
           <w:tab w:val="clear" w:pos="1134"/>
@@ -5857,13 +6133,14 @@
         <w:pStyle w:val="BodyText"/>
         <w:numPr>
           <w:ilvl w:val="0"/>
-          <w:numId w:val="17"/>
-        </w:numPr>
-        <w:tabs>
-          <w:tab w:val="clear" w:pos="1134"/>
-          <w:tab w:val="left" w:pos="709" w:leader="none"/>
-        </w:tabs>
-        <w:bidi w:val="0"/>
+          <w:numId w:val="18"/>
+        </w:numPr>
+        <w:tabs>
+          <w:tab w:val="clear" w:pos="1134"/>
+          <w:tab w:val="left" w:pos="709" w:leader="none"/>
+        </w:tabs>
+        <w:bidi w:val="0"/>
+        <w:spacing w:before="0" w:after="0"/>
         <w:ind w:hanging="283" w:start="709"/>
         <w:jc w:val="start"/>
         <w:rPr/>
@@ -5887,6 +6164,77 @@
     </w:p>
     <w:p>
       <w:pPr>
+        <w:pStyle w:val="BodyText"/>
+        <w:numPr>
+          <w:ilvl w:val="0"/>
+          <w:numId w:val="18"/>
+        </w:numPr>
+        <w:tabs>
+          <w:tab w:val="clear" w:pos="1134"/>
+          <w:tab w:val="left" w:pos="709" w:leader="none"/>
+        </w:tabs>
+        <w:bidi w:val="0"/>
+        <w:ind w:hanging="283" w:start="709"/>
+        <w:jc w:val="start"/>
+        <w:rPr/>
+      </w:pPr>
+      <w:r>
+        <w:rPr/>
+        <w:t>同名状态必须结合单据类型解释：</w:t>
+      </w:r>
+      <w:r>
+        <w:rPr/>
+        <w:t xml:space="preserve">PDA </w:t>
+      </w:r>
+      <w:r>
+        <w:rPr/>
+        <w:t xml:space="preserve">退货 </w:t>
+      </w:r>
+      <w:r>
+        <w:rPr>
+          <w:rStyle w:val="SourceText"/>
+        </w:rPr>
+        <w:t>COMPLETED</w:t>
+      </w:r>
+      <w:r>
+        <w:rPr/>
+        <w:t xml:space="preserve"> </w:t>
+      </w:r>
+      <w:r>
+        <w:rPr/>
+        <w:t xml:space="preserve">已直接扣库；代办货权转移 </w:t>
+      </w:r>
+      <w:r>
+        <w:rPr>
+          <w:rStyle w:val="SourceText"/>
+        </w:rPr>
+        <w:t>RESERVED</w:t>
+      </w:r>
+      <w:r>
+        <w:rPr/>
+        <w:t xml:space="preserve"> </w:t>
+      </w:r>
+      <w:r>
+        <w:rPr/>
+        <w:t>是待转货，</w:t>
+      </w:r>
+      <w:r>
+        <w:rPr>
+          <w:rStyle w:val="SourceText"/>
+        </w:rPr>
+        <w:t>POSTED</w:t>
+      </w:r>
+      <w:r>
+        <w:rPr/>
+        <w:t xml:space="preserve"> </w:t>
+      </w:r>
+      <w:r>
+        <w:rPr/>
+        <w:t xml:space="preserve">是已转货并销售出库。不能套用普通任务的“已完成、待过账”结论。 </w:t>
+      </w:r>
+    </w:p>
+    <w:p>
+      <w:pPr>
         <w:pStyle w:val="HorizontalLine"/>
         <w:bidi w:val="0"/>
         <w:jc w:val="start"/>
@@ -5904,8 +6252,8 @@
         <w:jc w:val="start"/>
         <w:rPr/>
       </w:pPr>
-      <w:bookmarkStart w:id="20" w:name="section-21-异常处理与问题上报"/>
-      <w:bookmarkEnd w:id="20"/>
+      <w:bookmarkStart w:id="21" w:name="section-22-异常处理与问题上报"/>
+      <w:bookmarkEnd w:id="21"/>
       <w:r>
         <w:rPr/>
         <w:t>异常处理与问题上报</w:t>
@@ -5919,8 +6267,8 @@
         <w:jc w:val="start"/>
         <w:rPr/>
       </w:pPr>
-      <w:bookmarkStart w:id="21" w:name="section-22-无法登录或菜单缺失"/>
-      <w:bookmarkEnd w:id="21"/>
+      <w:bookmarkStart w:id="22" w:name="section-23-无法登录或菜单缺失"/>
+      <w:bookmarkEnd w:id="22"/>
       <w:r>
         <w:rPr/>
         <w:t>无法登录或菜单缺失</w:t>
@@ -5954,8 +6302,8 @@
         <w:jc w:val="start"/>
         <w:rPr/>
       </w:pPr>
-      <w:bookmarkStart w:id="22" w:name="section-23-数据为空或范围不正确"/>
-      <w:bookmarkEnd w:id="22"/>
+      <w:bookmarkStart w:id="23" w:name="section-24-数据为空或范围不正确"/>
+      <w:bookmarkEnd w:id="23"/>
       <w:r>
         <w:rPr/>
         <w:t>数据为空或范围不正确</w:t>
@@ -5989,8 +6337,8 @@
         <w:jc w:val="start"/>
         <w:rPr/>
       </w:pPr>
-      <w:bookmarkStart w:id="23" w:name="section-24-网络超时或重复提交提示"/>
-      <w:bookmarkEnd w:id="23"/>
+      <w:bookmarkStart w:id="24" w:name="section-25-网络超时或重复提交提示"/>
+      <w:bookmarkEnd w:id="24"/>
       <w:r>
         <w:rPr/>
         <w:t>网络超时或重复提交提示</w:t>
@@ -6013,7 +6361,7 @@
         <w:pStyle w:val="BodyText"/>
         <w:numPr>
           <w:ilvl w:val="0"/>
-          <w:numId w:val="18"/>
+          <w:numId w:val="19"/>
         </w:numPr>
         <w:tabs>
           <w:tab w:val="clear" w:pos="1134"/>
@@ -6035,7 +6383,7 @@
         <w:pStyle w:val="BodyText"/>
         <w:numPr>
           <w:ilvl w:val="0"/>
-          <w:numId w:val="18"/>
+          <w:numId w:val="19"/>
         </w:numPr>
         <w:tabs>
           <w:tab w:val="clear" w:pos="1134"/>
@@ -6057,13 +6405,14 @@
         <w:pStyle w:val="BodyText"/>
         <w:numPr>
           <w:ilvl w:val="0"/>
-          <w:numId w:val="18"/>
-        </w:numPr>
-        <w:tabs>
-          <w:tab w:val="clear" w:pos="1134"/>
-          <w:tab w:val="left" w:pos="709" w:leader="none"/>
-        </w:tabs>
-        <w:bidi w:val="0"/>
+          <w:numId w:val="19"/>
+        </w:numPr>
+        <w:tabs>
+          <w:tab w:val="clear" w:pos="1134"/>
+          <w:tab w:val="left" w:pos="709" w:leader="none"/>
+        </w:tabs>
+        <w:bidi w:val="0"/>
+        <w:spacing w:before="0" w:after="0"/>
         <w:ind w:hanging="283" w:start="709"/>
         <w:jc w:val="start"/>
         <w:rPr/>
@@ -6087,14 +6436,89 @@
     </w:p>
     <w:p>
       <w:pPr>
+        <w:pStyle w:val="BodyText"/>
+        <w:numPr>
+          <w:ilvl w:val="0"/>
+          <w:numId w:val="19"/>
+        </w:numPr>
+        <w:tabs>
+          <w:tab w:val="clear" w:pos="1134"/>
+          <w:tab w:val="left" w:pos="709" w:leader="none"/>
+        </w:tabs>
+        <w:bidi w:val="0"/>
+        <w:spacing w:before="0" w:after="0"/>
+        <w:ind w:hanging="283" w:start="709"/>
+        <w:jc w:val="start"/>
+        <w:rPr/>
+      </w:pPr>
+      <w:r>
+        <w:rPr/>
+        <w:t xml:space="preserve">PDA </w:t>
+      </w:r>
+      <w:r>
+        <w:rPr/>
+        <w:t xml:space="preserve">退货出库出现“继续确认结果”时，使用原账号、原仓库恢复原请求；冲销待确认也不能另建退货单抵消。跨货主代办同时按销售单号、转货单号和任务号查原结果。 </w:t>
+      </w:r>
+    </w:p>
+    <w:p>
+      <w:pPr>
+        <w:pStyle w:val="BodyText"/>
+        <w:numPr>
+          <w:ilvl w:val="0"/>
+          <w:numId w:val="19"/>
+        </w:numPr>
+        <w:tabs>
+          <w:tab w:val="clear" w:pos="1134"/>
+          <w:tab w:val="left" w:pos="709" w:leader="none"/>
+        </w:tabs>
+        <w:bidi w:val="0"/>
+        <w:ind w:hanging="283" w:start="709"/>
+        <w:jc w:val="start"/>
+        <w:rPr/>
+      </w:pPr>
+      <w:r>
+        <w:rPr/>
+        <w:t xml:space="preserve">Android </w:t>
+      </w:r>
+      <w:r>
+        <w:rPr/>
+        <w:t xml:space="preserve">拣货、收银或 </w:t>
+      </w:r>
+      <w:r>
+        <w:rPr/>
+        <w:t xml:space="preserve">POS </w:t>
+      </w:r>
+      <w:r>
+        <w:rPr/>
+        <w:t>退货出现待确认提示时，保留原设备本地数据，使用页面提供的原请求恢复按钮。不要清应用数据、修改原请求或换账号继续办理，具体区别见《</w:t>
+      </w:r>
+      <w:r>
+        <w:rPr/>
+        <w:t xml:space="preserve">Android </w:t>
+      </w:r>
+      <w:r>
+        <w:rPr/>
+        <w:t>移动端使用手册》和《</w:t>
+      </w:r>
+      <w:r>
+        <w:rPr/>
+        <w:t xml:space="preserve">POS </w:t>
+      </w:r>
+      <w:r>
+        <w:rPr/>
+        <w:t xml:space="preserve">使用手册》。 </w:t>
+      </w:r>
+    </w:p>
+    <w:p>
+      <w:pPr>
         <w:pStyle w:val="Heading3"/>
         <w:bidi w:val="0"/>
         <w:ind w:hanging="0" w:start="0" w:end="0"/>
         <w:jc w:val="start"/>
         <w:rPr/>
       </w:pPr>
-      <w:bookmarkStart w:id="24" w:name="section-25-打印失败或打印页过期"/>
-      <w:bookmarkEnd w:id="24"/>
+      <w:bookmarkStart w:id="25" w:name="section-26-打印失败或打印页过期"/>
+      <w:bookmarkEnd w:id="25"/>
       <w:r>
         <w:rPr/>
         <w:t>打印失败或打印页过期</w:t>
@@ -6105,7 +6529,7 @@
         <w:pStyle w:val="BodyText"/>
         <w:numPr>
           <w:ilvl w:val="0"/>
-          <w:numId w:val="19"/>
+          <w:numId w:val="20"/>
         </w:numPr>
         <w:tabs>
           <w:tab w:val="clear" w:pos="1134"/>
@@ -6127,7 +6551,7 @@
         <w:pStyle w:val="BodyText"/>
         <w:numPr>
           <w:ilvl w:val="0"/>
-          <w:numId w:val="19"/>
+          <w:numId w:val="20"/>
         </w:numPr>
         <w:tabs>
           <w:tab w:val="clear" w:pos="1134"/>
@@ -6157,7 +6581,7 @@
         <w:pStyle w:val="BodyText"/>
         <w:numPr>
           <w:ilvl w:val="0"/>
-          <w:numId w:val="19"/>
+          <w:numId w:val="20"/>
         </w:numPr>
         <w:tabs>
           <w:tab w:val="clear" w:pos="1134"/>
@@ -6179,7 +6603,7 @@
         <w:pStyle w:val="BodyText"/>
         <w:numPr>
           <w:ilvl w:val="0"/>
-          <w:numId w:val="19"/>
+          <w:numId w:val="20"/>
         </w:numPr>
         <w:tabs>
           <w:tab w:val="clear" w:pos="1134"/>
@@ -6207,8 +6631,8 @@
         <w:jc w:val="start"/>
         <w:rPr/>
       </w:pPr>
-      <w:bookmarkStart w:id="25" w:name="section-26-移库-补货过账失败"/>
-      <w:bookmarkEnd w:id="25"/>
+      <w:bookmarkStart w:id="26" w:name="section-27-移库-补货过账失败"/>
+      <w:bookmarkEnd w:id="26"/>
       <w:r>
         <w:rPr/>
         <w:t>移库、补货过账失败</w:t>
@@ -6234,8 +6658,8 @@
         <w:jc w:val="start"/>
         <w:rPr/>
       </w:pPr>
-      <w:bookmarkStart w:id="26" w:name="section-27-库存-任务或账单不一致"/>
-      <w:bookmarkEnd w:id="26"/>
+      <w:bookmarkStart w:id="27" w:name="section-28-库存-任务或账单不一致"/>
+      <w:bookmarkEnd w:id="27"/>
       <w:r>
         <w:rPr/>
         <w:t>库存、任务或账单不一致</w:t>
@@ -6269,8 +6693,8 @@
         <w:jc w:val="start"/>
         <w:rPr/>
       </w:pPr>
-      <w:bookmarkStart w:id="27" w:name="section-28-问题上报模板"/>
-      <w:bookmarkEnd w:id="27"/>
+      <w:bookmarkStart w:id="28" w:name="section-29-问题上报模板"/>
+      <w:bookmarkEnd w:id="28"/>
       <w:r>
         <w:rPr/>
         <w:t>问题上报模板</w:t>
@@ -6281,7 +6705,7 @@
         <w:pStyle w:val="BodyText"/>
         <w:numPr>
           <w:ilvl w:val="0"/>
-          <w:numId w:val="20"/>
+          <w:numId w:val="21"/>
         </w:numPr>
         <w:tabs>
           <w:tab w:val="clear" w:pos="1134"/>
@@ -6303,7 +6727,7 @@
         <w:pStyle w:val="BodyText"/>
         <w:numPr>
           <w:ilvl w:val="0"/>
-          <w:numId w:val="20"/>
+          <w:numId w:val="21"/>
         </w:numPr>
         <w:tabs>
           <w:tab w:val="clear" w:pos="1134"/>
@@ -6325,7 +6749,7 @@
         <w:pStyle w:val="BodyText"/>
         <w:numPr>
           <w:ilvl w:val="0"/>
-          <w:numId w:val="20"/>
+          <w:numId w:val="21"/>
         </w:numPr>
         <w:tabs>
           <w:tab w:val="clear" w:pos="1134"/>
@@ -6347,7 +6771,7 @@
         <w:pStyle w:val="BodyText"/>
         <w:numPr>
           <w:ilvl w:val="0"/>
-          <w:numId w:val="20"/>
+          <w:numId w:val="21"/>
         </w:numPr>
         <w:tabs>
           <w:tab w:val="clear" w:pos="1134"/>
@@ -6369,7 +6793,7 @@
         <w:pStyle w:val="BodyText"/>
         <w:numPr>
           <w:ilvl w:val="0"/>
-          <w:numId w:val="20"/>
+          <w:numId w:val="21"/>
         </w:numPr>
         <w:tabs>
           <w:tab w:val="clear" w:pos="1134"/>
@@ -6391,7 +6815,7 @@
         <w:pStyle w:val="BodyText"/>
         <w:numPr>
           <w:ilvl w:val="0"/>
-          <w:numId w:val="20"/>
+          <w:numId w:val="21"/>
         </w:numPr>
         <w:tabs>
           <w:tab w:val="clear" w:pos="1134"/>
@@ -6413,7 +6837,7 @@
         <w:pStyle w:val="BodyText"/>
         <w:numPr>
           <w:ilvl w:val="0"/>
-          <w:numId w:val="20"/>
+          <w:numId w:val="21"/>
         </w:numPr>
         <w:tabs>
           <w:tab w:val="clear" w:pos="1134"/>
@@ -6435,7 +6859,7 @@
         <w:pStyle w:val="BodyText"/>
         <w:numPr>
           <w:ilvl w:val="0"/>
-          <w:numId w:val="20"/>
+          <w:numId w:val="21"/>
         </w:numPr>
         <w:tabs>
           <w:tab w:val="clear" w:pos="1134"/>
@@ -6457,7 +6881,7 @@
         <w:pStyle w:val="BodyText"/>
         <w:numPr>
           <w:ilvl w:val="0"/>
-          <w:numId w:val="20"/>
+          <w:numId w:val="21"/>
         </w:numPr>
         <w:tabs>
           <w:tab w:val="clear" w:pos="1134"/>
@@ -6479,7 +6903,7 @@
         <w:pStyle w:val="BodyText"/>
         <w:numPr>
           <w:ilvl w:val="0"/>
-          <w:numId w:val="20"/>
+          <w:numId w:val="21"/>
         </w:numPr>
         <w:tabs>
           <w:tab w:val="clear" w:pos="1134"/>
@@ -6503,8 +6927,8 @@
         <w:jc w:val="start"/>
         <w:rPr/>
       </w:pPr>
-      <w:bookmarkStart w:id="28" w:name="section-29-日常自检与培训验收"/>
-      <w:bookmarkEnd w:id="28"/>
+      <w:bookmarkStart w:id="29" w:name="section-30-日常自检与培训验收"/>
+      <w:bookmarkEnd w:id="29"/>
       <w:r>
         <w:rPr/>
         <w:t>日常自检与培训验收</w:t>
@@ -6515,7 +6939,7 @@
         <w:pStyle w:val="BodyText"/>
         <w:numPr>
           <w:ilvl w:val="0"/>
-          <w:numId w:val="21"/>
+          <w:numId w:val="22"/>
         </w:numPr>
         <w:tabs>
           <w:tab w:val="clear" w:pos="1134"/>
@@ -6537,7 +6961,7 @@
         <w:pStyle w:val="BodyText"/>
         <w:numPr>
           <w:ilvl w:val="0"/>
-          <w:numId w:val="21"/>
+          <w:numId w:val="22"/>
         </w:numPr>
         <w:tabs>
           <w:tab w:val="clear" w:pos="1134"/>
@@ -6559,7 +6983,7 @@
         <w:pStyle w:val="BodyText"/>
         <w:numPr>
           <w:ilvl w:val="0"/>
-          <w:numId w:val="21"/>
+          <w:numId w:val="22"/>
         </w:numPr>
         <w:tabs>
           <w:tab w:val="clear" w:pos="1134"/>
@@ -6581,7 +7005,7 @@
         <w:pStyle w:val="BodyText"/>
         <w:numPr>
           <w:ilvl w:val="0"/>
-          <w:numId w:val="21"/>
+          <w:numId w:val="22"/>
         </w:numPr>
         <w:tabs>
           <w:tab w:val="clear" w:pos="1134"/>
@@ -6603,7 +7027,7 @@
         <w:pStyle w:val="BodyText"/>
         <w:numPr>
           <w:ilvl w:val="0"/>
-          <w:numId w:val="21"/>
+          <w:numId w:val="22"/>
         </w:numPr>
         <w:tabs>
           <w:tab w:val="clear" w:pos="1134"/>
@@ -6625,7 +7049,7 @@
         <w:pStyle w:val="BodyText"/>
         <w:numPr>
           <w:ilvl w:val="0"/>
-          <w:numId w:val="21"/>
+          <w:numId w:val="22"/>
         </w:numPr>
         <w:tabs>
           <w:tab w:val="clear" w:pos="1134"/>
@@ -6647,7 +7071,7 @@
         <w:pStyle w:val="BodyText"/>
         <w:numPr>
           <w:ilvl w:val="0"/>
-          <w:numId w:val="21"/>
+          <w:numId w:val="22"/>
         </w:numPr>
         <w:tabs>
           <w:tab w:val="clear" w:pos="1134"/>
@@ -6671,8 +7095,8 @@
         <w:jc w:val="start"/>
         <w:rPr/>
       </w:pPr>
-      <w:bookmarkStart w:id="29" w:name="section-30-专项手册与边界"/>
-      <w:bookmarkEnd w:id="29"/>
+      <w:bookmarkStart w:id="30" w:name="section-31-专项手册与边界"/>
+      <w:bookmarkEnd w:id="30"/>
       <w:r>
         <w:rPr/>
         <w:t>专项手册与边界</w:t>
@@ -6683,7 +7107,7 @@
         <w:pStyle w:val="BodyText"/>
         <w:numPr>
           <w:ilvl w:val="0"/>
-          <w:numId w:val="22"/>
+          <w:numId w:val="23"/>
         </w:numPr>
         <w:tabs>
           <w:tab w:val="clear" w:pos="1134"/>
@@ -6725,7 +7149,61 @@
         <w:pStyle w:val="BodyText"/>
         <w:numPr>
           <w:ilvl w:val="0"/>
-          <w:numId w:val="22"/>
+          <w:numId w:val="23"/>
+        </w:numPr>
+        <w:tabs>
+          <w:tab w:val="clear" w:pos="1134"/>
+          <w:tab w:val="left" w:pos="709" w:leader="none"/>
+        </w:tabs>
+        <w:bidi w:val="0"/>
+        <w:spacing w:before="0" w:after="0"/>
+        <w:ind w:hanging="283" w:start="709"/>
+        <w:jc w:val="start"/>
+        <w:rPr/>
+      </w:pPr>
+      <w:r>
+        <w:rPr/>
+        <w:t>仓库向货主</w:t>
+      </w:r>
+      <w:r>
+        <w:rPr/>
+        <w:t>/</w:t>
+      </w:r>
+      <w:r>
+        <w:rPr/>
+        <w:t>原供应商退货参见《</w:t>
+      </w:r>
+      <w:r>
+        <w:rPr/>
+        <w:t xml:space="preserve">PDA </w:t>
+      </w:r>
+      <w:r>
+        <w:rPr/>
+        <w:t>退货出库使用手册》；</w:t>
+      </w:r>
+      <w:r>
+        <w:rPr/>
+        <w:t xml:space="preserve">Android </w:t>
+      </w:r>
+      <w:r>
+        <w:rPr/>
+        <w:t>现场操作与原请求恢复参见《</w:t>
+      </w:r>
+      <w:r>
+        <w:rPr/>
+        <w:t xml:space="preserve">Android </w:t>
+      </w:r>
+      <w:r>
+        <w:rPr/>
+        <w:t xml:space="preserve">移动端使用手册》。功能以各客户端已注册页面和实际权限为准。 </w:t>
+      </w:r>
+    </w:p>
+    <w:p>
+      <w:pPr>
+        <w:pStyle w:val="BodyText"/>
+        <w:numPr>
+          <w:ilvl w:val="0"/>
+          <w:numId w:val="23"/>
         </w:numPr>
         <w:tabs>
           <w:tab w:val="clear" w:pos="1134"/>
@@ -6755,7 +7233,7 @@
         <w:pStyle w:val="BodyText"/>
         <w:numPr>
           <w:ilvl w:val="0"/>
-          <w:numId w:val="22"/>
+          <w:numId w:val="23"/>
         </w:numPr>
         <w:tabs>
           <w:tab w:val="clear" w:pos="1134"/>
@@ -6777,7 +7255,7 @@
         <w:pStyle w:val="BodyText"/>
         <w:numPr>
           <w:ilvl w:val="0"/>
-          <w:numId w:val="22"/>
+          <w:numId w:val="23"/>
         </w:numPr>
         <w:tabs>
           <w:tab w:val="clear" w:pos="1134"/>
@@ -6801,8 +7279,8 @@
         <w:jc w:val="start"/>
         <w:rPr/>
       </w:pPr>
-      <w:bookmarkStart w:id="30" w:name="section-31-文档修订记录"/>
-      <w:bookmarkEnd w:id="30"/>
+      <w:bookmarkStart w:id="31" w:name="section-32-文档修订记录"/>
+      <w:bookmarkEnd w:id="31"/>
       <w:r>
         <w:rPr/>
         <w:t>文档修订记录</w:t>
@@ -6823,8 +7301,8 @@
       </w:tblPr>
       <w:tblGrid>
         <w:gridCol w:w="545"/>
-        <w:gridCol w:w="885"/>
-        <w:gridCol w:w="8620"/>
+        <w:gridCol w:w="884"/>
+        <w:gridCol w:w="8621"/>
       </w:tblGrid>
       <w:tr>
         <w:trPr>
@@ -6861,7 +7339,7 @@
         </w:tc>
         <w:tc>
           <w:tcPr>
-            <w:tcW w:w="885" w:type="dxa"/>
+            <w:tcW w:w="884" w:type="dxa"/>
             <w:tcBorders>
               <w:top w:val="single" w:sz="2" w:space="0" w:color="BDC9DA"/>
               <w:start w:val="single" w:sz="2" w:space="0" w:color="BDC9DA"/>
@@ -6890,7 +7368,7 @@
         </w:tc>
         <w:tc>
           <w:tcPr>
-            <w:tcW w:w="8620" w:type="dxa"/>
+            <w:tcW w:w="8621" w:type="dxa"/>
             <w:tcBorders>
               <w:top w:val="single" w:sz="2" w:space="0" w:color="BDC9DA"/>
               <w:start w:val="single" w:sz="2" w:space="0" w:color="BDC9DA"/>
@@ -6945,13 +7423,13 @@
               <w:rPr>
                 <w:sz w:val="18"/>
               </w:rPr>
-              <w:t>V2.1</w:t>
+              <w:t>V2.2</w:t>
             </w:r>
           </w:p>
         </w:tc>
         <w:tc>
           <w:tcPr>
-            <w:tcW w:w="885" w:type="dxa"/>
+            <w:tcW w:w="884" w:type="dxa"/>
             <w:tcBorders>
               <w:top w:val="single" w:sz="2" w:space="0" w:color="BDC9DA"/>
               <w:start w:val="single" w:sz="2" w:space="0" w:color="BDC9DA"/>
@@ -6974,13 +7452,125 @@
               <w:rPr>
                 <w:sz w:val="18"/>
               </w:rPr>
+              <w:t>2026-10-17</w:t>
+            </w:r>
+          </w:p>
+        </w:tc>
+        <w:tc>
+          <w:tcPr>
+            <w:tcW w:w="8621" w:type="dxa"/>
+            <w:tcBorders>
+              <w:top w:val="single" w:sz="2" w:space="0" w:color="BDC9DA"/>
+              <w:start w:val="single" w:sz="2" w:space="0" w:color="BDC9DA"/>
+              <w:bottom w:val="single" w:sz="2" w:space="0" w:color="BDC9DA"/>
+              <w:end w:val="single" w:sz="2" w:space="0" w:color="BDC9DA"/>
+            </w:tcBorders>
+          </w:tcPr>
+          <w:p>
+            <w:pPr>
+              <w:pStyle w:val="TableContents"/>
+              <w:bidi w:val="0"/>
+              <w:spacing w:before="0" w:after="283"/>
+              <w:ind w:hanging="0" w:start="0" w:end="0"/>
+              <w:jc w:val="start"/>
+              <w:rPr/>
+            </w:pPr>
+            <w:r>
+              <w:rPr>
+                <w:sz w:val="18"/>
+              </w:rPr>
+              <w:t>补齐共享客户、代办转货、</w:t>
+            </w:r>
+            <w:r>
+              <w:rPr>
+                <w:sz w:val="18"/>
+              </w:rPr>
+              <w:t xml:space="preserve">PDA </w:t>
+            </w:r>
+            <w:r>
+              <w:rPr>
+                <w:sz w:val="18"/>
+              </w:rPr>
+              <w:t xml:space="preserve">退货出库、商品导入自动收货与导出；区分 </w:t>
+            </w:r>
+            <w:r>
+              <w:rPr>
+                <w:sz w:val="18"/>
+              </w:rPr>
+              <w:t xml:space="preserve">Android/PDA </w:t>
+            </w:r>
+            <w:r>
+              <w:rPr>
+                <w:sz w:val="18"/>
+              </w:rPr>
+              <w:t>收银库存和恢复能力，更新老板筛选及计费口径</w:t>
+            </w:r>
+          </w:p>
+        </w:tc>
+      </w:tr>
+      <w:tr>
+        <w:trPr/>
+        <w:tc>
+          <w:tcPr>
+            <w:tcW w:w="545" w:type="dxa"/>
+            <w:tcBorders>
+              <w:top w:val="single" w:sz="2" w:space="0" w:color="BDC9DA"/>
+              <w:start w:val="single" w:sz="2" w:space="0" w:color="BDC9DA"/>
+              <w:bottom w:val="single" w:sz="2" w:space="0" w:color="BDC9DA"/>
+              <w:end w:val="single" w:sz="2" w:space="0" w:color="BDC9DA"/>
+            </w:tcBorders>
+          </w:tcPr>
+          <w:p>
+            <w:pPr>
+              <w:pStyle w:val="TableContents"/>
+              <w:bidi w:val="0"/>
+              <w:spacing w:before="0" w:after="283"/>
+              <w:ind w:hanging="0" w:start="0" w:end="0"/>
+              <w:jc w:val="start"/>
+              <w:rPr>
+                <w:sz w:val="18"/>
+              </w:rPr>
+            </w:pPr>
+            <w:r>
+              <w:rPr>
+                <w:sz w:val="18"/>
+              </w:rPr>
+              <w:t>V2.1</w:t>
+            </w:r>
+          </w:p>
+        </w:tc>
+        <w:tc>
+          <w:tcPr>
+            <w:tcW w:w="884" w:type="dxa"/>
+            <w:tcBorders>
+              <w:top w:val="single" w:sz="2" w:space="0" w:color="BDC9DA"/>
+              <w:start w:val="single" w:sz="2" w:space="0" w:color="BDC9DA"/>
+              <w:bottom w:val="single" w:sz="2" w:space="0" w:color="BDC9DA"/>
+              <w:end w:val="single" w:sz="2" w:space="0" w:color="BDC9DA"/>
+            </w:tcBorders>
+          </w:tcPr>
+          <w:p>
+            <w:pPr>
+              <w:pStyle w:val="TableContents"/>
+              <w:bidi w:val="0"/>
+              <w:spacing w:before="0" w:after="283"/>
+              <w:ind w:hanging="0" w:start="0" w:end="0"/>
+              <w:jc w:val="start"/>
+              <w:rPr>
+                <w:sz w:val="18"/>
+              </w:rPr>
+            </w:pPr>
+            <w:r>
+              <w:rPr>
+                <w:sz w:val="18"/>
+              </w:rPr>
               <w:t>2026-09-07</w:t>
             </w:r>
           </w:p>
         </w:tc>
         <w:tc>
           <w:tcPr>
-            <w:tcW w:w="8620" w:type="dxa"/>
+            <w:tcW w:w="8621" w:type="dxa"/>
             <w:tcBorders>
               <w:top w:val="single" w:sz="2" w:space="0" w:color="BDC9DA"/>
               <w:start w:val="single" w:sz="2" w:space="0" w:color="BDC9DA"/>
@@ -7041,7 +7631,7 @@
         </w:tc>
         <w:tc>
           <w:tcPr>
-            <w:tcW w:w="885" w:type="dxa"/>
+            <w:tcW w:w="884" w:type="dxa"/>
             <w:tcBorders>
               <w:top w:val="single" w:sz="2" w:space="0" w:color="BDC9DA"/>
               <w:start w:val="single" w:sz="2" w:space="0" w:color="BDC9DA"/>
@@ -7070,7 +7660,7 @@
         </w:tc>
         <w:tc>
           <w:tcPr>
-            <w:tcW w:w="8620" w:type="dxa"/>
+            <w:tcW w:w="8621" w:type="dxa"/>
             <w:tcBorders>
               <w:top w:val="single" w:sz="2" w:space="0" w:color="BDC9DA"/>
               <w:start w:val="single" w:sz="2" w:space="0" w:color="BDC9DA"/>
@@ -7112,7 +7702,7 @@
     </w:p>
     <w:sectPr>
       <w:type w:val="nextPage"/>
-      <w:pgSz w:w="11906" w:h="16838"/>
+      <w:pgSz w:w="12240" w:h="15840"/>
       <w:pgMar w:left="907" w:right="907" w:gutter="0" w:header="0" w:top="1020" w:footer="0" w:bottom="1077"/>
       <w:pgNumType w:fmt="decimal"/>
       <w:formProt w:val="false"/>
@@ -9396,8 +9986,8 @@
   <w:abstractNum w:abstractNumId="19">
     <w:lvl w:ilvl="0">
       <w:start w:val="1"/>
-      <w:numFmt w:val="decimal"/>
-      <w:lvlText w:val="%1."/>
+      <w:numFmt w:val="bullet"/>
+      <w:lvlText w:val=""/>
       <w:lvlJc w:val="start"/>
       <w:pPr>
         <w:tabs>
@@ -9405,12 +9995,14 @@
         </w:tabs>
         <w:ind w:start="709" w:hanging="283"/>
       </w:pPr>
-      <w:rPr/>
+      <w:rPr>
+        <w:rFonts w:ascii="Symbol" w:hAnsi="Symbol" w:cs="Symbol" w:hint="default"/>
+      </w:rPr>
     </w:lvl>
     <w:lvl w:ilvl="1">
       <w:start w:val="1"/>
-      <w:numFmt w:val="decimal"/>
-      <w:lvlText w:val="%2."/>
+      <w:numFmt w:val="bullet"/>
+      <w:lvlText w:val=""/>
       <w:lvlJc w:val="start"/>
       <w:pPr>
         <w:tabs>
@@ -9418,12 +10010,14 @@
         </w:tabs>
         <w:ind w:start="1418" w:hanging="283"/>
       </w:pPr>
-      <w:rPr/>
+      <w:rPr>
+        <w:rFonts w:ascii="Symbol" w:hAnsi="Symbol" w:cs="Symbol" w:hint="default"/>
+      </w:rPr>
     </w:lvl>
     <w:lvl w:ilvl="2">
       <w:start w:val="1"/>
-      <w:numFmt w:val="decimal"/>
-      <w:lvlText w:val="%3."/>
+      <w:numFmt w:val="bullet"/>
+      <w:lvlText w:val=""/>
       <w:lvlJc w:val="start"/>
       <w:pPr>
         <w:tabs>
@@ -9431,12 +10025,14 @@
         </w:tabs>
         <w:ind w:start="2127" w:hanging="283"/>
       </w:pPr>
-      <w:rPr/>
+      <w:rPr>
+        <w:rFonts w:ascii="Symbol" w:hAnsi="Symbol" w:cs="Symbol" w:hint="default"/>
+      </w:rPr>
     </w:lvl>
     <w:lvl w:ilvl="3">
       <w:start w:val="1"/>
-      <w:numFmt w:val="decimal"/>
-      <w:lvlText w:val="%4."/>
+      <w:numFmt w:val="bullet"/>
+      <w:lvlText w:val=""/>
       <w:lvlJc w:val="start"/>
       <w:pPr>
         <w:tabs>
@@ -9444,12 +10040,14 @@
         </w:tabs>
         <w:ind w:start="2836" w:hanging="283"/>
       </w:pPr>
-      <w:rPr/>
+      <w:rPr>
+        <w:rFonts w:ascii="Symbol" w:hAnsi="Symbol" w:cs="Symbol" w:hint="default"/>
+      </w:rPr>
     </w:lvl>
     <w:lvl w:ilvl="4">
       <w:start w:val="1"/>
-      <w:numFmt w:val="decimal"/>
-      <w:lvlText w:val="%5."/>
+      <w:numFmt w:val="bullet"/>
+      <w:lvlText w:val=""/>
       <w:lvlJc w:val="start"/>
       <w:pPr>
         <w:tabs>
@@ -9457,12 +10055,14 @@
         </w:tabs>
         <w:ind w:start="3545" w:hanging="283"/>
       </w:pPr>
-      <w:rPr/>
+      <w:rPr>
+        <w:rFonts w:ascii="Symbol" w:hAnsi="Symbol" w:cs="Symbol" w:hint="default"/>
+      </w:rPr>
     </w:lvl>
     <w:lvl w:ilvl="5">
       <w:start w:val="1"/>
-      <w:numFmt w:val="decimal"/>
-      <w:lvlText w:val="%6."/>
+      <w:numFmt w:val="bullet"/>
+      <w:lvlText w:val=""/>
       <w:lvlJc w:val="start"/>
       <w:pPr>
         <w:tabs>
@@ -9470,12 +10070,14 @@
         </w:tabs>
         <w:ind w:start="4254" w:hanging="283"/>
       </w:pPr>
-      <w:rPr/>
+      <w:rPr>
+        <w:rFonts w:ascii="Symbol" w:hAnsi="Symbol" w:cs="Symbol" w:hint="default"/>
+      </w:rPr>
     </w:lvl>
     <w:lvl w:ilvl="6">
       <w:start w:val="1"/>
-      <w:numFmt w:val="decimal"/>
-      <w:lvlText w:val="%7."/>
+      <w:numFmt w:val="bullet"/>
+      <w:lvlText w:val=""/>
       <w:lvlJc w:val="start"/>
       <w:pPr>
         <w:tabs>
@@ -9483,12 +10085,14 @@
         </w:tabs>
         <w:ind w:start="4963" w:hanging="283"/>
       </w:pPr>
-      <w:rPr/>
+      <w:rPr>
+        <w:rFonts w:ascii="Symbol" w:hAnsi="Symbol" w:cs="Symbol" w:hint="default"/>
+      </w:rPr>
     </w:lvl>
     <w:lvl w:ilvl="7">
       <w:start w:val="1"/>
-      <w:numFmt w:val="decimal"/>
-      <w:lvlText w:val="%8."/>
+      <w:numFmt w:val="bullet"/>
+      <w:lvlText w:val=""/>
       <w:lvlJc w:val="start"/>
       <w:pPr>
         <w:tabs>
@@ -9496,12 +10100,14 @@
         </w:tabs>
         <w:ind w:start="5672" w:hanging="283"/>
       </w:pPr>
-      <w:rPr/>
+      <w:rPr>
+        <w:rFonts w:ascii="Symbol" w:hAnsi="Symbol" w:cs="Symbol" w:hint="default"/>
+      </w:rPr>
     </w:lvl>
     <w:lvl w:ilvl="8">
       <w:start w:val="1"/>
-      <w:numFmt w:val="decimal"/>
-      <w:lvlText w:val="%9."/>
+      <w:numFmt w:val="bullet"/>
+      <w:lvlText w:val=""/>
       <w:lvlJc w:val="start"/>
       <w:pPr>
         <w:tabs>
@@ -9509,12 +10115,133 @@
         </w:tabs>
         <w:ind w:start="6381" w:hanging="283"/>
       </w:pPr>
-      <w:rPr/>
+      <w:rPr>
+        <w:rFonts w:ascii="Symbol" w:hAnsi="Symbol" w:cs="Symbol" w:hint="default"/>
+      </w:rPr>
     </w:lvl>
   </w:abstractNum>
   <w:abstractNum w:abstractNumId="20">
     <w:lvl w:ilvl="0">
       <w:start w:val="1"/>
+      <w:numFmt w:val="decimal"/>
+      <w:lvlText w:val="%1."/>
+      <w:lvlJc w:val="start"/>
+      <w:pPr>
+        <w:tabs>
+          <w:tab w:val="num" w:pos="709"/>
+        </w:tabs>
+        <w:ind w:start="709" w:hanging="283"/>
+      </w:pPr>
+      <w:rPr/>
+    </w:lvl>
+    <w:lvl w:ilvl="1">
+      <w:start w:val="1"/>
+      <w:numFmt w:val="decimal"/>
+      <w:lvlText w:val="%2."/>
+      <w:lvlJc w:val="start"/>
+      <w:pPr>
+        <w:tabs>
+          <w:tab w:val="num" w:pos="1418"/>
+        </w:tabs>
+        <w:ind w:start="1418" w:hanging="283"/>
+      </w:pPr>
+      <w:rPr/>
+    </w:lvl>
+    <w:lvl w:ilvl="2">
+      <w:start w:val="1"/>
+      <w:numFmt w:val="decimal"/>
+      <w:lvlText w:val="%3."/>
+      <w:lvlJc w:val="start"/>
+      <w:pPr>
+        <w:tabs>
+          <w:tab w:val="num" w:pos="2127"/>
+        </w:tabs>
+        <w:ind w:start="2127" w:hanging="283"/>
+      </w:pPr>
+      <w:rPr/>
+    </w:lvl>
+    <w:lvl w:ilvl="3">
+      <w:start w:val="1"/>
+      <w:numFmt w:val="decimal"/>
+      <w:lvlText w:val="%4."/>
+      <w:lvlJc w:val="start"/>
+      <w:pPr>
+        <w:tabs>
+          <w:tab w:val="num" w:pos="2836"/>
+        </w:tabs>
+        <w:ind w:start="2836" w:hanging="283"/>
+      </w:pPr>
+      <w:rPr/>
+    </w:lvl>
+    <w:lvl w:ilvl="4">
+      <w:start w:val="1"/>
+      <w:numFmt w:val="decimal"/>
+      <w:lvlText w:val="%5."/>
+      <w:lvlJc w:val="start"/>
+      <w:pPr>
+        <w:tabs>
+          <w:tab w:val="num" w:pos="3545"/>
+        </w:tabs>
+        <w:ind w:start="3545" w:hanging="283"/>
+      </w:pPr>
+      <w:rPr/>
+    </w:lvl>
+    <w:lvl w:ilvl="5">
+      <w:start w:val="1"/>
+      <w:numFmt w:val="decimal"/>
+      <w:lvlText w:val="%6."/>
+      <w:lvlJc w:val="start"/>
+      <w:pPr>
+        <w:tabs>
+          <w:tab w:val="num" w:pos="4254"/>
+        </w:tabs>
+        <w:ind w:start="4254" w:hanging="283"/>
+      </w:pPr>
+      <w:rPr/>
+    </w:lvl>
+    <w:lvl w:ilvl="6">
+      <w:start w:val="1"/>
+      <w:numFmt w:val="decimal"/>
+      <w:lvlText w:val="%7."/>
+      <w:lvlJc w:val="start"/>
+      <w:pPr>
+        <w:tabs>
+          <w:tab w:val="num" w:pos="4963"/>
+        </w:tabs>
+        <w:ind w:start="4963" w:hanging="283"/>
+      </w:pPr>
+      <w:rPr/>
+    </w:lvl>
+    <w:lvl w:ilvl="7">
+      <w:start w:val="1"/>
+      <w:numFmt w:val="decimal"/>
+      <w:lvlText w:val="%8."/>
+      <w:lvlJc w:val="start"/>
+      <w:pPr>
+        <w:tabs>
+          <w:tab w:val="num" w:pos="5672"/>
+        </w:tabs>
+        <w:ind w:start="5672" w:hanging="283"/>
+      </w:pPr>
+      <w:rPr/>
+    </w:lvl>
+    <w:lvl w:ilvl="8">
+      <w:start w:val="1"/>
+      <w:numFmt w:val="decimal"/>
+      <w:lvlText w:val="%9."/>
+      <w:lvlJc w:val="start"/>
+      <w:pPr>
+        <w:tabs>
+          <w:tab w:val="num" w:pos="6381"/>
+        </w:tabs>
+        <w:ind w:start="6381" w:hanging="283"/>
+      </w:pPr>
+      <w:rPr/>
+    </w:lvl>
+  </w:abstractNum>
+  <w:abstractNum w:abstractNumId="21">
+    <w:lvl w:ilvl="0">
+      <w:start w:val="1"/>
       <w:numFmt w:val="bullet"/>
       <w:lvlText w:val=""/>
       <w:lvlJc w:val="start"/>
@@ -9649,7 +10376,7 @@
       </w:rPr>
     </w:lvl>
   </w:abstractNum>
-  <w:abstractNum w:abstractNumId="21">
+  <w:abstractNum w:abstractNumId="22">
     <w:lvl w:ilvl="0">
       <w:start w:val="1"/>
       <w:numFmt w:val="bullet"/>
@@ -9786,7 +10513,7 @@
       </w:rPr>
     </w:lvl>
   </w:abstractNum>
-  <w:abstractNum w:abstractNumId="22">
+  <w:abstractNum w:abstractNumId="23">
     <w:lvl w:ilvl="0">
       <w:start w:val="1"/>
       <w:numFmt w:val="bullet"/>
@@ -9923,7 +10650,7 @@
       </w:rPr>
     </w:lvl>
   </w:abstractNum>
-  <w:abstractNum w:abstractNumId="23">
+  <w:abstractNum w:abstractNumId="24">
     <w:lvl w:ilvl="0">
       <w:start w:val="1"/>
       <w:numFmt w:val="none"/>
@@ -10112,6 +10839,9 @@
   </w:num>
   <w:num w:numId="23">
     <w:abstractNumId w:val="23"/>
+  </w:num>
+  <w:num w:numId="24">
+    <w:abstractNumId w:val="24"/>
   </w:num>
 </w:numbering>
 </file>
@@ -10305,8 +11035,8 @@
       <w:suppressLineNumbers/>
       <w:tabs>
         <w:tab w:val="clear" w:pos="1134"/>
-        <w:tab w:val="center" w:pos="4819" w:leader="none"/>
-        <w:tab w:val="right" w:pos="9638" w:leader="none"/>
+        <w:tab w:val="center" w:pos="4986" w:leader="none"/>
+        <w:tab w:val="right" w:pos="9972" w:leader="none"/>
       </w:tabs>
     </w:pPr>
     <w:rPr/>
